--- a/s2/sf-s2-th.docx
+++ b/s2/sf-s2-th.docx
@@ -55,7 +55,7 @@
           <w:b w:val="0"/>
           <w:i w:val="0"/>
         </w:rPr>
-        <w:t xml:space="preserve"> Smart Farm ระยะสั้น (3 คาบ) · </w:t>
+        <w:t xml:space="preserve"> AIoT Development for Smart Farm (Intensive Course) · </w:t>
       </w:r>
       <w:r>
         <w:rPr>
@@ -552,7 +552,7 @@
           <w:i/>
           <w:color w:val="5B616B"/>
         </w:rPr>
-        <w:t xml:space="preserve"> บอกคนรับทุกครั้ง) · ปุ่ม SW4 / SW5 · ลำโพงดังเฉพาะตอนมีเหตุการณ์</w:t>
+        <w:t xml:space="preserve"> บอกคนรับทุกครั้ง) · ปุ่ม SW5 / SW6 · ลำโพงดังเฉพาะตอนมีเหตุการณ์</w:t>
       </w:r>
       <w:r>
         <w:rPr>
@@ -577,7 +577,7 @@
           <w:i/>
           <w:color w:val="5B616B"/>
         </w:rPr>
-        <w:t xml:space="preserve"> SW4 = </w:t>
+        <w:t xml:space="preserve"> SW5 = ปุ่มล่าง = </w:t>
       </w:r>
       <w:r>
         <w:rPr>
@@ -587,7 +587,7 @@
           <w:color w:val="5B616B"/>
           <w:sz w:val="21"/>
         </w:rPr>
-        <w:t>buttons</w:t>
+        <w:t>buttons.pressed(0)</w:t>
       </w:r>
       <w:r>
         <w:rPr>
@@ -596,7 +596,7 @@
           <w:i/>
           <w:color w:val="5B616B"/>
         </w:rPr>
-        <w:t xml:space="preserve"> ลำดับ 0 (ขา P17.5) · SW5 = ลำดับ 1 (ขา P17.7) · หน้า "GPIO &amp; RGB Matrix" บนจอบอร์ดเรียกสองปุ่มเดียวกันนี้ว่า SW5/SW6 ถ้าสงสัยให้ถาม </w:t>
+        <w:t xml:space="preserve"> (ขา P17.5) · SW6 = ปุ่มบน = </w:t>
       </w:r>
       <w:r>
         <w:rPr>
@@ -606,7 +606,45 @@
           <w:color w:val="5B616B"/>
           <w:sz w:val="21"/>
         </w:rPr>
-        <w:t>buttons.name(0)</w:t>
+        <w:t>buttons.pressed(1)</w:t>
+      </w:r>
+      <w:r>
+        <w:rPr>
+          <w:rFonts w:ascii="TH Sarabun New" w:hAnsi="TH Sarabun New" w:cs="TH Sarabun New" w:eastAsia="TH Sarabun New"/>
+          <w:b w:val="0"/>
+          <w:i/>
+          <w:color w:val="5B616B"/>
+        </w:rPr>
+        <w:t xml:space="preserve"> (ขา P17.7) · อย่าเชื่อ </w:t>
+      </w:r>
+      <w:r>
+        <w:rPr>
+          <w:rFonts w:ascii="Consolas" w:hAnsi="Consolas" w:cs="Consolas" w:eastAsia="Consolas"/>
+          <w:b w:val="0"/>
+          <w:i/>
+          <w:color w:val="5B616B"/>
+          <w:sz w:val="21"/>
+        </w:rPr>
+        <w:t>buttons.name()</w:t>
+      </w:r>
+      <w:r>
+        <w:rPr>
+          <w:rFonts w:ascii="TH Sarabun New" w:hAnsi="TH Sarabun New" w:cs="TH Sarabun New" w:eastAsia="TH Sarabun New"/>
+          <w:b w:val="0"/>
+          <w:i/>
+          <w:color w:val="5B616B"/>
+        </w:rPr>
+        <w:t xml:space="preserve"> (เฟิร์มแวร์ตั้งชื่อไว้ผิด) ไฟล์ของคาบนี้จึงเขียนชื่อปุ่มไว้เองใน </w:t>
+      </w:r>
+      <w:r>
+        <w:rPr>
+          <w:rFonts w:ascii="Consolas" w:hAnsi="Consolas" w:cs="Consolas" w:eastAsia="Consolas"/>
+          <w:b w:val="0"/>
+          <w:i/>
+          <w:color w:val="5B616B"/>
+          <w:sz w:val="21"/>
+        </w:rPr>
+        <w:t>BTN_NAMES</w:t>
       </w:r>
       <w:r>
         <w:rPr>
@@ -2205,6 +2243,67 @@
           <w:b w:val="0"/>
           <w:i w:val="0"/>
         </w:rPr>
+        <w:t xml:space="preserve">ต่อยอดสำหรับกลุ่มที่เสร็จเร็วและโปรเจกต์: </w:t>
+      </w:r>
+      <w:r>
+        <w:rPr>
+          <w:rFonts w:ascii="Consolas" w:hAnsi="Consolas" w:cs="Consolas" w:eastAsia="Consolas"/>
+          <w:b w:val="0"/>
+          <w:i w:val="0"/>
+          <w:sz w:val="21"/>
+        </w:rPr>
+        <w:t>sf2_06_smart_gateway.py</w:t>
+      </w:r>
+      <w:r>
+        <w:rPr>
+          <w:rFonts w:ascii="TH Sarabun New" w:hAnsi="TH Sarabun New" w:cs="TH Sarabun New" w:eastAsia="TH Sarabun New"/>
+          <w:b w:val="0"/>
+          <w:i w:val="0"/>
+        </w:rPr>
+        <w:t xml:space="preserve"> + </w:t>
+      </w:r>
+      <w:r>
+        <w:rPr>
+          <w:rFonts w:ascii="Consolas" w:hAnsi="Consolas" w:cs="Consolas" w:eastAsia="Consolas"/>
+          <w:b w:val="0"/>
+          <w:i w:val="0"/>
+          <w:sz w:val="21"/>
+        </w:rPr>
+        <w:t>app/field_sim.py</w:t>
+      </w:r>
+      <w:r>
+        <w:rPr>
+          <w:rFonts w:ascii="TH Sarabun New" w:hAnsi="TH Sarabun New" w:cs="TH Sarabun New" w:eastAsia="TH Sarabun New"/>
+          <w:b w:val="0"/>
+          <w:i w:val="0"/>
+        </w:rPr>
+        <w:t xml:space="preserve"> หรือจับคู่กับอีกกลุ่มด้วย </w:t>
+      </w:r>
+      <w:r>
+        <w:rPr>
+          <w:rFonts w:ascii="Consolas" w:hAnsi="Consolas" w:cs="Consolas" w:eastAsia="Consolas"/>
+          <w:b w:val="0"/>
+          <w:i w:val="0"/>
+          <w:sz w:val="21"/>
+        </w:rPr>
+        <w:t>sf2_07_field_station.py</w:t>
+      </w:r>
+      <w:r>
+        <w:rPr>
+          <w:rFonts w:ascii="TH Sarabun New" w:hAnsi="TH Sarabun New" w:cs="TH Sarabun New" w:eastAsia="TH Sarabun New"/>
+          <w:b w:val="0"/>
+          <w:i w:val="0"/>
+        </w:rPr>
+        <w:t xml:space="preserve"> (ข้อ 4.6)</w:t>
+      </w:r>
+    </w:p>
+    <w:p>
+      <w:r>
+        <w:rPr>
+          <w:rFonts w:ascii="TH Sarabun New" w:hAnsi="TH Sarabun New" w:cs="TH Sarabun New" w:eastAsia="TH Sarabun New"/>
+          <w:b w:val="0"/>
+          <w:i w:val="0"/>
+        </w:rPr>
         <w:t xml:space="preserve">อ่านนอกเวลา (ไม่บังคับ): </w:t>
       </w:r>
       <w:r>
@@ -2246,7 +2345,7 @@
           <w:b/>
           <w:i w:val="0"/>
         </w:rPr>
-        <w:t>บอร์ดต่อ Hotspot มือถือของกลุ่ม ไม่ใช่ WiFi ของคณะ</w:t>
+        <w:t>บอร์ดต่อ Hotspot มือถือของกลุ่ม ไม่ใช่ WiFi ของสถานที่</w:t>
       </w:r>
       <w:r>
         <w:rPr>
@@ -2254,7 +2353,7 @@
           <w:b w:val="0"/>
           <w:i w:val="0"/>
         </w:rPr>
-        <w:t xml:space="preserve"> WiFi คณะต้อง login ผ่านหน้าเว็บ (captive portal) บอร์ดกดไม่ได้ จะได้ IP แต่ออกเน็ตไม่ได้ · ให้กลุ่มตั้งชื่อวงเป็นอักษรอังกฤษสั้น ๆ เช่น </w:t>
+        <w:t xml:space="preserve"> WiFi ที่ต้อง login ผ่านหน้าเว็บ (captive portal) บอร์ดกดไม่ได้ จะได้ IP แต่ออกเน็ตไม่ได้ · ให้กลุ่มตั้งชื่อวงเป็นอักษรอังกฤษสั้น ๆ เช่น </w:t>
       </w:r>
       <w:r>
         <w:rPr>
@@ -2484,7 +2583,7 @@
           <w:b w:val="0"/>
           <w:i w:val="0"/>
         </w:rPr>
-        <w:t xml:space="preserve"> แล้วเปิดหน้ารวมของคอร์สแม่ &lt;https://advance-innovation-centre-aic.github.io/embedded-systems-for-aiot-developer/examples/web/mqtt_dashboard.html&gt; บนเน็ตมหาวิทยาลัย การ์ดขึ้น = ผ่าน · ไม่ขึ้น = ให้โน้ตบุ๊กเกาะ Hotspot เดียวกับบอร์ด</w:t>
+        <w:t xml:space="preserve"> แล้วเปิดหน้ารวม MQTT &lt;https://advance-innovation-centre-aic.github.io/embedded-systems-for-aiot-developer/examples/web/mqtt_dashboard.html&gt; บนเน็ตมหาวิทยาลัย การ์ดขึ้น = ผ่าน · ไม่ขึ้น = ให้โน้ตบุ๊กเกาะ Hotspot เดียวกับบอร์ด</w:t>
       </w:r>
     </w:p>
     <w:p>
@@ -2633,7 +2732,24 @@
           <w:b/>
           <w:i w:val="0"/>
         </w:rPr>
-        <w:t>ถ้าคอร์สแม่ (AIoT) เรียนพร้อมกันบน broker เดียวกัน</w:t>
+        <w:t xml:space="preserve">ถ้ามีคลาสอื่นใช้หัวข้อ </w:t>
+      </w:r>
+      <w:r>
+        <w:rPr>
+          <w:rFonts w:ascii="Consolas" w:hAnsi="Consolas" w:cs="Consolas" w:eastAsia="Consolas"/>
+          <w:b/>
+          <w:i w:val="0"/>
+          <w:sz w:val="21"/>
+        </w:rPr>
+        <w:t>bento-aiot</w:t>
+      </w:r>
+      <w:r>
+        <w:rPr>
+          <w:rFonts w:ascii="TH Sarabun New" w:hAnsi="TH Sarabun New" w:cs="TH Sarabun New" w:eastAsia="TH Sarabun New"/>
+          <w:b/>
+          <w:i w:val="0"/>
+        </w:rPr>
+        <w:t xml:space="preserve"> บน broker เดียวกันพร้อมกัน</w:t>
       </w:r>
       <w:r>
         <w:rPr>
@@ -2879,7 +2995,7 @@
           <w:b w:val="0"/>
           <w:i w:val="0"/>
         </w:rPr>
-        <w:t xml:space="preserve"> ของคอร์สแม่ (ROOT = </w:t>
+        <w:t xml:space="preserve"> (ROOT = </w:t>
       </w:r>
       <w:r>
         <w:rPr>
@@ -3042,7 +3158,7 @@
           <w:b w:val="0"/>
           <w:i w:val="0"/>
         </w:rPr>
-        <w:t xml:space="preserve"> 20 บอร์ดดังพร้อมกันหนวกหู </w:t>
+        <w:t xml:space="preserve"> บอร์ดทั้งห้องดังพร้อมกันหนวกหู </w:t>
       </w:r>
       <w:r>
         <w:rPr>
@@ -3076,7 +3192,7 @@
           <w:b w:val="0"/>
           <w:i w:val="0"/>
         </w:rPr>
-        <w:t xml:space="preserve"> (ดังเฉพาะตอนกด SW4) ประกาศใช้ถ้าห้องเสียงดังเกิน</w:t>
+        <w:t xml:space="preserve"> (ดังเฉพาะตอนกด SW5) ประกาศใช้ถ้าห้องเสียงดังเกิน</w:t>
       </w:r>
     </w:p>
     <w:p>
@@ -3516,7 +3632,7 @@
                 <w:b w:val="0"/>
                 <w:i w:val="0"/>
               </w:rPr>
-              <w:t xml:space="preserve"> บอร์ด + ปุ่ม SW4</w:t>
+              <w:t xml:space="preserve"> บอร์ด + ปุ่ม SW5</w:t>
             </w:r>
           </w:p>
         </w:tc>
@@ -3759,7 +3875,7 @@
                 <w:b w:val="0"/>
                 <w:i w:val="0"/>
               </w:rPr>
-              <w:t xml:space="preserve"> — จอนิ่ง แต่จอ LED วิ่ง WIFI · ได้ IP · เฝ้าลิงก์ 1 นาที</w:t>
+              <w:t xml:space="preserve"> — จอนิ่ง แต่จอ LED วิ่ง WIFI · ได้ IP · เฝ้าลิงก์ 1 นาที (วงแหวน % ออนไลน์ + กราฟ)</w:t>
             </w:r>
           </w:p>
         </w:tc>
@@ -3853,7 +3969,7 @@
                 <w:b w:val="0"/>
                 <w:i w:val="0"/>
               </w:rPr>
-              <w:t xml:space="preserve"> — 4 การ์ด + กราฟสองเส้น · มือถือเห็นกล่องค่า · SW4 ส่งทันที · SW5 ส่งเหตุการณ์</w:t>
+              <w:t xml:space="preserve"> — ตัวเลขใหญ่ 3 ช่อง + กราฟบอร์ด/คลาวด์ · มือถือเห็นการ์ดค่า · SW5 ส่งทันที · SW6 ส่งเหตุการณ์</w:t>
             </w:r>
           </w:p>
         </w:tc>
@@ -4059,7 +4175,7 @@
                 <w:b w:val="0"/>
                 <w:i w:val="0"/>
               </w:rPr>
-              <w:t xml:space="preserve"> — ปั๊มเปิด/ปิดจากที่ไกล · จอ LED นับถอยหลัง · SW4 หยุดฉุกเฉิน</w:t>
+              <w:t xml:space="preserve"> — ปั๊ม (ไฟสีฟ้าบนบอร์ด) เปิด/ปิดจากที่ไกล · วงแหวนและจอ LED นับถอยหลัง · SW5 หยุดฉุกเฉิน</w:t>
             </w:r>
           </w:p>
         </w:tc>
@@ -4154,7 +4270,7 @@
                 <w:b w:val="0"/>
                 <w:i w:val="0"/>
               </w:rPr>
-              <w:t xml:space="preserve"> — แจ้งเตือนเมื่อสถานะเปลี่ยน · รับทราบจากมือถือหรือ SW4 · ตั้งเกณฑ์จากที่ไกล</w:t>
+              <w:t xml:space="preserve"> — แจ้งเตือนเมื่อสถานะเปลี่ยน · รับทราบจากมือถือหรือ SW5 · ตั้งเกณฑ์จากที่ไกล</w:t>
             </w:r>
           </w:p>
         </w:tc>
@@ -4249,6 +4365,212 @@
                 <w:i w:val="0"/>
               </w:rPr>
               <w:t xml:space="preserve"> (ไม่บังคับ) — อ่านคลังค่าตั้งบนแฟลช</w:t>
+            </w:r>
+          </w:p>
+        </w:tc>
+        <w:tc>
+          <w:tcPr>
+            <w:tcW w:type="dxa" w:w="3249"/>
+            <w:tcMar>
+              <w:top w:w="40" w:type="dxa"/>
+              <w:bottom w:w="40" w:type="dxa"/>
+              <w:start w:w="90" w:type="dxa"/>
+              <w:end w:w="90" w:type="dxa"/>
+            </w:tcMar>
+            <w:shd w:val="clear" w:fill="F4F7FB"/>
+          </w:tcPr>
+          <w:p>
+            <w:pPr>
+              <w:spacing w:after="40" w:before="40" w:line="252" w:lineRule="auto"/>
+            </w:pPr>
+            <w:r>
+              <w:rPr>
+                <w:rFonts w:ascii="TH Sarabun New" w:hAnsi="TH Sarabun New" w:cs="TH Sarabun New" w:eastAsia="TH Sarabun New"/>
+              </w:rPr>
+            </w:r>
+            <w:r>
+              <w:rPr>
+                <w:rFonts w:ascii="TH Sarabun New" w:hAnsi="TH Sarabun New" w:cs="TH Sarabun New" w:eastAsia="TH Sarabun New"/>
+                <w:b w:val="0"/>
+                <w:i w:val="0"/>
+              </w:rPr>
+              <w:t>☐</w:t>
+            </w:r>
+          </w:p>
+        </w:tc>
+        <w:tc>
+          <w:tcPr>
+            <w:tcW w:type="dxa" w:w="3249"/>
+            <w:tcMar>
+              <w:top w:w="40" w:type="dxa"/>
+              <w:bottom w:w="40" w:type="dxa"/>
+              <w:start w:w="90" w:type="dxa"/>
+              <w:end w:w="90" w:type="dxa"/>
+            </w:tcMar>
+            <w:shd w:val="clear" w:fill="F4F7FB"/>
+          </w:tcPr>
+          <w:p>
+            <w:pPr>
+              <w:spacing w:after="40" w:before="40" w:line="252" w:lineRule="auto"/>
+            </w:pPr>
+            <w:r>
+              <w:rPr>
+                <w:rFonts w:ascii="TH Sarabun New" w:hAnsi="TH Sarabun New" w:cs="TH Sarabun New" w:eastAsia="TH Sarabun New"/>
+              </w:rPr>
+            </w:r>
+          </w:p>
+        </w:tc>
+      </w:tr>
+      <w:tr>
+        <w:trPr>
+          <w:cantSplit w:val="true"/>
+        </w:trPr>
+        <w:tc>
+          <w:tcPr>
+            <w:tcW w:type="dxa" w:w="3249"/>
+            <w:tcMar>
+              <w:top w:w="40" w:type="dxa"/>
+              <w:bottom w:w="40" w:type="dxa"/>
+              <w:start w:w="90" w:type="dxa"/>
+              <w:end w:w="90" w:type="dxa"/>
+            </w:tcMar>
+          </w:tcPr>
+          <w:p>
+            <w:pPr>
+              <w:spacing w:after="40" w:before="40" w:line="252" w:lineRule="auto"/>
+            </w:pPr>
+            <w:r>
+              <w:rPr>
+                <w:rFonts w:ascii="TH Sarabun New" w:hAnsi="TH Sarabun New" w:cs="TH Sarabun New" w:eastAsia="TH Sarabun New"/>
+              </w:rPr>
+            </w:r>
+            <w:r>
+              <w:rPr>
+                <w:rFonts w:ascii="Consolas" w:hAnsi="Consolas" w:cs="Consolas" w:eastAsia="Consolas"/>
+                <w:b w:val="0"/>
+                <w:i w:val="0"/>
+                <w:sz w:val="21"/>
+              </w:rPr>
+              <w:t>sf2_06_smart_gateway.py</w:t>
+            </w:r>
+            <w:r>
+              <w:rPr>
+                <w:rFonts w:ascii="TH Sarabun New" w:hAnsi="TH Sarabun New" w:cs="TH Sarabun New" w:eastAsia="TH Sarabun New"/>
+                <w:b w:val="0"/>
+                <w:i w:val="0"/>
+              </w:rPr>
+              <w:t xml:space="preserve"> + </w:t>
+            </w:r>
+            <w:r>
+              <w:rPr>
+                <w:rFonts w:ascii="Consolas" w:hAnsi="Consolas" w:cs="Consolas" w:eastAsia="Consolas"/>
+                <w:b w:val="0"/>
+                <w:i w:val="0"/>
+                <w:sz w:val="21"/>
+              </w:rPr>
+              <w:t>app/field_sim.py</w:t>
+            </w:r>
+            <w:r>
+              <w:rPr>
+                <w:rFonts w:ascii="TH Sarabun New" w:hAnsi="TH Sarabun New" w:cs="TH Sarabun New" w:eastAsia="TH Sarabun New"/>
+                <w:b w:val="0"/>
+                <w:i w:val="0"/>
+              </w:rPr>
+              <w:t xml:space="preserve"> (ต่อยอด) — บอร์ดเป็น Smart IoT Gateway สั่ง PLC รดน้ำเอง</w:t>
+            </w:r>
+          </w:p>
+        </w:tc>
+        <w:tc>
+          <w:tcPr>
+            <w:tcW w:type="dxa" w:w="3249"/>
+            <w:tcMar>
+              <w:top w:w="40" w:type="dxa"/>
+              <w:bottom w:w="40" w:type="dxa"/>
+              <w:start w:w="90" w:type="dxa"/>
+              <w:end w:w="90" w:type="dxa"/>
+            </w:tcMar>
+          </w:tcPr>
+          <w:p>
+            <w:pPr>
+              <w:spacing w:after="40" w:before="40" w:line="252" w:lineRule="auto"/>
+            </w:pPr>
+            <w:r>
+              <w:rPr>
+                <w:rFonts w:ascii="TH Sarabun New" w:hAnsi="TH Sarabun New" w:cs="TH Sarabun New" w:eastAsia="TH Sarabun New"/>
+              </w:rPr>
+            </w:r>
+            <w:r>
+              <w:rPr>
+                <w:rFonts w:ascii="TH Sarabun New" w:hAnsi="TH Sarabun New" w:cs="TH Sarabun New" w:eastAsia="TH Sarabun New"/>
+                <w:b w:val="0"/>
+                <w:i w:val="0"/>
+              </w:rPr>
+              <w:t>☐</w:t>
+            </w:r>
+          </w:p>
+        </w:tc>
+        <w:tc>
+          <w:tcPr>
+            <w:tcW w:type="dxa" w:w="3249"/>
+            <w:tcMar>
+              <w:top w:w="40" w:type="dxa"/>
+              <w:bottom w:w="40" w:type="dxa"/>
+              <w:start w:w="90" w:type="dxa"/>
+              <w:end w:w="90" w:type="dxa"/>
+            </w:tcMar>
+          </w:tcPr>
+          <w:p>
+            <w:pPr>
+              <w:spacing w:after="40" w:before="40" w:line="252" w:lineRule="auto"/>
+            </w:pPr>
+            <w:r>
+              <w:rPr>
+                <w:rFonts w:ascii="TH Sarabun New" w:hAnsi="TH Sarabun New" w:cs="TH Sarabun New" w:eastAsia="TH Sarabun New"/>
+              </w:rPr>
+            </w:r>
+          </w:p>
+        </w:tc>
+      </w:tr>
+      <w:tr>
+        <w:trPr>
+          <w:cantSplit w:val="true"/>
+        </w:trPr>
+        <w:tc>
+          <w:tcPr>
+            <w:tcW w:type="dxa" w:w="3249"/>
+            <w:tcMar>
+              <w:top w:w="40" w:type="dxa"/>
+              <w:bottom w:w="40" w:type="dxa"/>
+              <w:start w:w="90" w:type="dxa"/>
+              <w:end w:w="90" w:type="dxa"/>
+            </w:tcMar>
+            <w:shd w:val="clear" w:fill="F4F7FB"/>
+          </w:tcPr>
+          <w:p>
+            <w:pPr>
+              <w:spacing w:after="40" w:before="40" w:line="252" w:lineRule="auto"/>
+            </w:pPr>
+            <w:r>
+              <w:rPr>
+                <w:rFonts w:ascii="TH Sarabun New" w:hAnsi="TH Sarabun New" w:cs="TH Sarabun New" w:eastAsia="TH Sarabun New"/>
+              </w:rPr>
+            </w:r>
+            <w:r>
+              <w:rPr>
+                <w:rFonts w:ascii="Consolas" w:hAnsi="Consolas" w:cs="Consolas" w:eastAsia="Consolas"/>
+                <w:b w:val="0"/>
+                <w:i w:val="0"/>
+                <w:sz w:val="21"/>
+              </w:rPr>
+              <w:t>sf2_07_field_station.py</w:t>
+            </w:r>
+            <w:r>
+              <w:rPr>
+                <w:rFonts w:ascii="TH Sarabun New" w:hAnsi="TH Sarabun New" w:cs="TH Sarabun New" w:eastAsia="TH Sarabun New"/>
+                <w:b w:val="0"/>
+                <w:i w:val="0"/>
+              </w:rPr>
+              <w:t xml:space="preserve"> (จับคู่กลุ่ม) — บอร์ดเพื่อนเล่นเป็นแปลง: โหนดเซนเซอร์ + PLC</w:t>
             </w:r>
           </w:p>
         </w:tc>
@@ -5971,7 +6293,7 @@
           <w:b w:val="0"/>
           <w:i w:val="0"/>
         </w:rPr>
-        <w:t xml:space="preserve">☐ กด SW4 แล้วมือถือได้ใบที่ </w:t>
+        <w:t xml:space="preserve">☐ กด SW5 แล้วมือถือได้ใบที่ </w:t>
       </w:r>
       <w:r>
         <w:rPr>
@@ -5980,7 +6302,7 @@
           <w:i w:val="0"/>
           <w:sz w:val="21"/>
         </w:rPr>
-        <w:t>by = sw4</w:t>
+        <w:t>by = sw5</w:t>
       </w:r>
       <w:r>
         <w:rPr>
@@ -5988,7 +6310,7 @@
           <w:b w:val="0"/>
           <w:i w:val="0"/>
         </w:rPr>
-        <w:t xml:space="preserve"> ทันที · ☐ กด SW5 แล้วกล่อง "เหตุการณ์ล่าสุด" ขึ้น </w:t>
+        <w:t xml:space="preserve"> ทันที · ☐ กด SW6 แล้วกล่อง "เหตุการณ์ล่าสุด" ขึ้น </w:t>
       </w:r>
       <w:r>
         <w:rPr>
@@ -5997,7 +6319,7 @@
           <w:i w:val="0"/>
           <w:sz w:val="21"/>
         </w:rPr>
-        <w:t>"event": "sw5"</w:t>
+        <w:t>"event": "sw6"</w:t>
       </w:r>
       <w:r>
         <w:rPr>
@@ -6156,7 +6478,7 @@
           <w:b w:val="0"/>
           <w:i w:val="0"/>
         </w:rPr>
-        <w:t xml:space="preserve"> · ☐ ตารางสดขึ้นทุก 5 วินาที · ☐ กด SW5 บนบอร์ดแล้วแอปขึ้น </w:t>
+        <w:t xml:space="preserve"> · ☐ ตารางสดขึ้นทุก 5 วินาที · ☐ กด SW6 บนบอร์ดแล้วแอปขึ้น </w:t>
       </w:r>
       <w:r>
         <w:rPr>
@@ -6953,7 +7275,7 @@
                 <w:i w:val="0"/>
                 <w:color w:val="FFFFFF"/>
               </w:rPr>
-              <w:t>ปั๊ม (LED)</w:t>
+              <w:t>ปั๊ม (ไฟสีฟ้า)</w:t>
             </w:r>
           </w:p>
         </w:tc>
@@ -7908,7 +8230,7 @@
           <w:b w:val="0"/>
           <w:i w:val="0"/>
         </w:rPr>
-        <w:t xml:space="preserve">☐ ระหว่างปั๊มเปิด กด SW4 แล้วปั๊มดับทันที แม้ปิด Hotspot อยู่ · แอป </w:t>
+        <w:t xml:space="preserve">☐ ระหว่างปั๊มเปิด กด SW5 แล้วปั๊มดับทันที แม้ปิด Hotspot อยู่ · แอป </w:t>
       </w:r>
       <w:r>
         <w:rPr>
@@ -8023,7 +8345,7 @@
           <w:b w:val="0"/>
           <w:i w:val="0"/>
         </w:rPr>
-        <w:t xml:space="preserve"> จากหน้ารวม · ☐ รับทราบด้วย SW4 · ☐ ส่ง </w:t>
+        <w:t xml:space="preserve"> จากหน้ารวม · ☐ รับทราบด้วย SW5 · ☐ ส่ง </w:t>
       </w:r>
       <w:r>
         <w:rPr>
@@ -8593,6 +8915,586 @@
     </w:p>
     <w:p>
       <w:pPr>
+        <w:pStyle w:val="Heading3"/>
+      </w:pPr>
+      <w:r>
+        <w:rPr>
+          <w:rFonts w:ascii="TH Sarabun New" w:hAnsi="TH Sarabun New" w:cs="TH Sarabun New" w:eastAsia="TH Sarabun New"/>
+          <w:b/>
+          <w:i w:val="0"/>
+          <w:color w:val="2E5496"/>
+        </w:rPr>
+        <w:t>4.6 ต่อยอด — บอร์ดของเราคือ Smart IoT Gateway (</w:t>
+      </w:r>
+      <w:r>
+        <w:rPr>
+          <w:rFonts w:ascii="TH Sarabun New" w:hAnsi="TH Sarabun New" w:cs="TH Sarabun New" w:eastAsia="TH Sarabun New"/>
+          <w:b/>
+          <w:i w:val="0"/>
+          <w:color w:val="2E5496"/>
+          <w:sz w:val="21"/>
+        </w:rPr>
+        <w:t>sf2_06_smart_gateway.py</w:t>
+      </w:r>
+      <w:r>
+        <w:rPr>
+          <w:rFonts w:ascii="TH Sarabun New" w:hAnsi="TH Sarabun New" w:cs="TH Sarabun New" w:eastAsia="TH Sarabun New"/>
+          <w:b/>
+          <w:i w:val="0"/>
+          <w:color w:val="2E5496"/>
+        </w:rPr>
+        <w:t>)</w:t>
+      </w:r>
+    </w:p>
+    <w:p>
+      <w:r>
+        <w:rPr>
+          <w:rFonts w:ascii="TH Sarabun New" w:hAnsi="TH Sarabun New" w:cs="TH Sarabun New" w:eastAsia="TH Sarabun New"/>
+          <w:b w:val="0"/>
+          <w:i w:val="0"/>
+        </w:rPr>
+        <w:t>ฟาร์มจริงไม่ได้ต่อสายเซนเซอร์เข้าบอร์ดตรง ๆ: กลางแปลงมี</w:t>
+      </w:r>
+      <w:r>
+        <w:rPr>
+          <w:rFonts w:ascii="TH Sarabun New" w:hAnsi="TH Sarabun New" w:cs="TH Sarabun New" w:eastAsia="TH Sarabun New"/>
+          <w:b/>
+          <w:i w:val="0"/>
+        </w:rPr>
+        <w:t>โหนดเซนเซอร์ไร้สาย</w:t>
+      </w:r>
+      <w:r>
+        <w:rPr>
+          <w:rFonts w:ascii="TH Sarabun New" w:hAnsi="TH Sarabun New" w:cs="TH Sarabun New" w:eastAsia="TH Sarabun New"/>
+          <w:b w:val="0"/>
+          <w:i w:val="0"/>
+        </w:rPr>
+        <w:t xml:space="preserve">ส่งค่าขึ้น MQTT และที่โรงสูบมี </w:t>
+      </w:r>
+      <w:r>
+        <w:rPr>
+          <w:rFonts w:ascii="TH Sarabun New" w:hAnsi="TH Sarabun New" w:cs="TH Sarabun New" w:eastAsia="TH Sarabun New"/>
+          <w:b/>
+          <w:i w:val="0"/>
+        </w:rPr>
+        <w:t>PLC WiFi</w:t>
+      </w:r>
+      <w:r>
+        <w:rPr>
+          <w:rFonts w:ascii="TH Sarabun New" w:hAnsi="TH Sarabun New" w:cs="TH Sarabun New" w:eastAsia="TH Sarabun New"/>
+          <w:b w:val="0"/>
+          <w:i w:val="0"/>
+        </w:rPr>
+        <w:t xml:space="preserve"> คุมรีเลย์ปั๊ม บอร์ดของเราเป็น </w:t>
+      </w:r>
+      <w:r>
+        <w:rPr>
+          <w:rFonts w:ascii="TH Sarabun New" w:hAnsi="TH Sarabun New" w:cs="TH Sarabun New" w:eastAsia="TH Sarabun New"/>
+          <w:b/>
+          <w:i w:val="0"/>
+        </w:rPr>
+        <w:t>Smart IoT Gateway</w:t>
+      </w:r>
+      <w:r>
+        <w:rPr>
+          <w:rFonts w:ascii="TH Sarabun New" w:hAnsi="TH Sarabun New" w:cs="TH Sarabun New" w:eastAsia="TH Sarabun New"/>
+          <w:b w:val="0"/>
+          <w:i w:val="0"/>
+        </w:rPr>
+        <w:t xml:space="preserve"> อยู่ตรงกลาง: อ่านค่าทุกโหนด ตัดสินใจ สั่ง PLC แล้วโชว์ทุกอย่างบนจอ ส่วนแอปของกลุ่มดูได้ทุกหัวข้อ</w:t>
+      </w:r>
+    </w:p>
+    <w:tbl>
+      <w:tblPr>
+        <w:tblW w:type="auto" w:w="0"/>
+        <w:tblLook w:firstColumn="1" w:firstRow="1" w:lastColumn="0" w:lastRow="0" w:noHBand="0" w:noVBand="1" w:val="04A0"/>
+        <w:tblW w:type="pct" w:w="5000"/>
+        <w:tblBorders>
+          <w:top w:val="single" w:sz="4" w:space="0" w:color="C7D2E4"/>
+          <w:left w:val="single" w:sz="4" w:space="0" w:color="C7D2E4"/>
+          <w:bottom w:val="single" w:sz="4" w:space="0" w:color="C7D2E4"/>
+          <w:right w:val="single" w:sz="4" w:space="0" w:color="C7D2E4"/>
+          <w:insideH w:val="single" w:sz="4" w:space="0" w:color="C7D2E4"/>
+          <w:insideV w:val="single" w:sz="4" w:space="0" w:color="C7D2E4"/>
+        </w:tblBorders>
+      </w:tblPr>
+      <w:tblGrid>
+        <w:gridCol w:w="9746"/>
+      </w:tblGrid>
+      <w:tr>
+        <w:tc>
+          <w:tcPr>
+            <w:tcW w:type="dxa" w:w="9746"/>
+            <w:shd w:val="clear" w:fill="F6F8FA"/>
+            <w:tcMar>
+              <w:top w:w="80" w:type="dxa"/>
+              <w:bottom w:w="80" w:type="dxa"/>
+              <w:start w:w="140" w:type="dxa"/>
+              <w:end w:w="140" w:type="dxa"/>
+            </w:tcMar>
+          </w:tcPr>
+          <w:p>
+            <w:pPr>
+              <w:spacing w:after="0" w:before="0" w:line="240" w:lineRule="auto"/>
+            </w:pPr>
+            <w:r>
+              <w:rPr>
+                <w:rFonts w:ascii="TH Sarabun New" w:hAnsi="TH Sarabun New" w:cs="TH Sarabun New" w:eastAsia="TH Sarabun New"/>
+              </w:rPr>
+            </w:r>
+            <w:r>
+              <w:rPr>
+                <w:rFonts w:ascii="Consolas" w:hAnsi="Consolas" w:cs="Consolas" w:eastAsia="Consolas"/>
+                <w:color w:val="222529"/>
+                <w:sz w:val="21"/>
+              </w:rPr>
+              <w:t xml:space="preserve"> [โหนดเซนเซอร์ไร้สาย] --field/soil, field/tank--&gt; [broker] --&gt; [Dev Kit = Smart IoT Gateway: ตัดสินใจ + จอ + เสียง]</w:t>
+            </w:r>
+          </w:p>
+          <w:p>
+            <w:pPr>
+              <w:spacing w:after="0" w:before="0" w:line="240" w:lineRule="auto"/>
+            </w:pPr>
+            <w:r>
+              <w:rPr>
+                <w:rFonts w:ascii="Consolas" w:hAnsi="Consolas" w:cs="Consolas" w:eastAsia="Consolas"/>
+                <w:color w:val="222529"/>
+                <w:sz w:val="21"/>
+              </w:rPr>
+              <w:t xml:space="preserve">                                                              &lt;-- plc/cmd --</w:t>
+            </w:r>
+          </w:p>
+          <w:p>
+            <w:pPr>
+              <w:spacing w:after="0" w:before="0" w:line="240" w:lineRule="auto"/>
+            </w:pPr>
+            <w:r>
+              <w:rPr>
+                <w:rFonts w:ascii="Consolas" w:hAnsi="Consolas" w:cs="Consolas" w:eastAsia="Consolas"/>
+                <w:color w:val="222529"/>
+                <w:sz w:val="21"/>
+              </w:rPr>
+              <w:t xml:space="preserve"> [PLC WiFi -&gt; ปั๊ม]   &lt;--plc/cmd-- [broker] --plc/state--&gt; [Gateway]      [แอปของกลุ่ม: ดูทุกหัวข้อ #]</w:t>
+            </w:r>
+          </w:p>
+          <w:p>
+            <w:pPr>
+              <w:spacing w:after="0" w:before="0" w:line="240" w:lineRule="auto"/>
+            </w:pPr>
+            <w:r>
+              <w:rPr>
+                <w:rFonts w:ascii="Consolas" w:hAnsi="Consolas" w:cs="Consolas" w:eastAsia="Consolas"/>
+                <w:color w:val="222529"/>
+                <w:sz w:val="21"/>
+              </w:rPr>
+            </w:r>
+          </w:p>
+          <w:p>
+            <w:pPr>
+              <w:spacing w:after="0" w:before="0" w:line="240" w:lineRule="auto"/>
+            </w:pPr>
+            <w:r>
+              <w:rPr>
+                <w:rFonts w:ascii="Consolas" w:hAnsi="Consolas" w:cs="Consolas" w:eastAsia="Consolas"/>
+                <w:color w:val="222529"/>
+                <w:sz w:val="21"/>
+              </w:rPr>
+            </w:r>
+          </w:p>
+          <w:p>
+            <w:pPr>
+              <w:spacing w:after="0" w:before="0" w:line="240" w:lineRule="auto"/>
+            </w:pPr>
+            <w:r>
+              <w:rPr>
+                <w:rFonts w:ascii="Consolas" w:hAnsi="Consolas" w:cs="Consolas" w:eastAsia="Consolas"/>
+                <w:color w:val="222529"/>
+                <w:sz w:val="21"/>
+              </w:rPr>
+            </w:r>
+          </w:p>
+        </w:tc>
+      </w:tr>
+    </w:tbl>
+    <w:p>
+      <w:pPr>
+        <w:spacing w:after="40"/>
+      </w:pPr>
+    </w:p>
+    <w:p>
+      <w:r>
+        <w:rPr>
+          <w:rFonts w:ascii="TH Sarabun New" w:hAnsi="TH Sarabun New" w:cs="TH Sarabun New" w:eastAsia="TH Sarabun New"/>
+          <w:b w:val="0"/>
+          <w:i w:val="0"/>
+        </w:rPr>
+        <w:t xml:space="preserve">ในห้องเรียนไม่มีโหนดและ PLC จริง: รัน </w:t>
+      </w:r>
+      <w:r>
+        <w:rPr>
+          <w:rFonts w:ascii="Consolas" w:hAnsi="Consolas" w:cs="Consolas" w:eastAsia="Consolas"/>
+          <w:b w:val="0"/>
+          <w:i w:val="0"/>
+          <w:sz w:val="21"/>
+        </w:rPr>
+        <w:t>app/field_sim.py</w:t>
+      </w:r>
+      <w:r>
+        <w:rPr>
+          <w:rFonts w:ascii="TH Sarabun New" w:hAnsi="TH Sarabun New" w:cs="TH Sarabun New" w:eastAsia="TH Sarabun New"/>
+          <w:b w:val="0"/>
+          <w:i w:val="0"/>
+        </w:rPr>
+        <w:t xml:space="preserve"> บนโน้ตบุ๊กเล่นแทน (ดินแห้งลงเอง ปั๊มเดินแล้วดินชื้นขึ้น) หรือให้บอร์ดของอีกกลุ่มรัน </w:t>
+      </w:r>
+      <w:r>
+        <w:rPr>
+          <w:rFonts w:ascii="Consolas" w:hAnsi="Consolas" w:cs="Consolas" w:eastAsia="Consolas"/>
+          <w:b w:val="0"/>
+          <w:i w:val="0"/>
+          <w:sz w:val="21"/>
+        </w:rPr>
+        <w:t>sf2_07_field_station.py</w:t>
+      </w:r>
+      <w:r>
+        <w:rPr>
+          <w:rFonts w:ascii="TH Sarabun New" w:hAnsi="TH Sarabun New" w:cs="TH Sarabun New" w:eastAsia="TH Sarabun New"/>
+          <w:b w:val="0"/>
+          <w:i w:val="0"/>
+        </w:rPr>
+        <w:t xml:space="preserve"> เป็นแปลง (VR1 = ดิน, VR4 = ถัง, ไฟสีฟ้า = รีเลย์) · ตั้ง </w:t>
+      </w:r>
+      <w:r>
+        <w:rPr>
+          <w:rFonts w:ascii="Consolas" w:hAnsi="Consolas" w:cs="Consolas" w:eastAsia="Consolas"/>
+          <w:b w:val="0"/>
+          <w:i w:val="0"/>
+          <w:sz w:val="21"/>
+        </w:rPr>
+        <w:t>TEAM</w:t>
+      </w:r>
+      <w:r>
+        <w:rPr>
+          <w:rFonts w:ascii="TH Sarabun New" w:hAnsi="TH Sarabun New" w:cs="TH Sarabun New" w:eastAsia="TH Sarabun New"/>
+          <w:b w:val="0"/>
+          <w:i w:val="0"/>
+        </w:rPr>
+        <w:t xml:space="preserve"> เดียวกันทุกตัว · หัวข้อและ JSON ทั้งหมดอยู่ใน </w:t>
+      </w:r>
+      <w:r>
+        <w:rPr>
+          <w:rFonts w:ascii="Consolas" w:hAnsi="Consolas" w:cs="Consolas" w:eastAsia="Consolas"/>
+          <w:b w:val="0"/>
+          <w:i w:val="0"/>
+          <w:sz w:val="21"/>
+        </w:rPr>
+        <w:t>app/MQTT_CONTRACT_th.md</w:t>
+      </w:r>
+      <w:r>
+        <w:rPr>
+          <w:rFonts w:ascii="TH Sarabun New" w:hAnsi="TH Sarabun New" w:cs="TH Sarabun New" w:eastAsia="TH Sarabun New"/>
+          <w:b w:val="0"/>
+          <w:i w:val="0"/>
+        </w:rPr>
+        <w:t xml:space="preserve"> ข้อ 0 และ 3.5-3.8</w:t>
+      </w:r>
+    </w:p>
+    <w:p>
+      <w:pPr>
+        <w:pStyle w:val="ListBullet"/>
+        <w:spacing w:after="60"/>
+      </w:pPr>
+      <w:r>
+        <w:rPr>
+          <w:rFonts w:ascii="TH Sarabun New" w:hAnsi="TH Sarabun New" w:cs="TH Sarabun New" w:eastAsia="TH Sarabun New"/>
+          <w:b w:val="0"/>
+          <w:i w:val="0"/>
+        </w:rPr>
+        <w:t>☐ Gateway ขึ้นค่าดินและถังจากแปลง · ☐ ดินต่ำกว่า 30 % แล้ว Gateway สั่งรดน้ำเอง ไฟ PLC บนจอติด มีเสียง · ☐ แตะสวิตช์ "ออโต้" ให้ปิด แล้วสั่งเองด้วยปุ่ม SW5</w:t>
+      </w:r>
+    </w:p>
+    <w:p>
+      <w:pPr>
+        <w:pStyle w:val="ListBullet"/>
+        <w:spacing w:after="60"/>
+      </w:pPr>
+      <w:r>
+        <w:rPr>
+          <w:rFonts w:ascii="TH Sarabun New" w:hAnsi="TH Sarabun New" w:cs="TH Sarabun New" w:eastAsia="TH Sarabun New"/>
+          <w:b w:val="0"/>
+          <w:i w:val="0"/>
+        </w:rPr>
+        <w:t xml:space="preserve">☐ ปิด </w:t>
+      </w:r>
+      <w:r>
+        <w:rPr>
+          <w:rFonts w:ascii="Consolas" w:hAnsi="Consolas" w:cs="Consolas" w:eastAsia="Consolas"/>
+          <w:b w:val="0"/>
+          <w:i w:val="0"/>
+          <w:sz w:val="21"/>
+        </w:rPr>
+        <w:t>field_sim.py</w:t>
+      </w:r>
+      <w:r>
+        <w:rPr>
+          <w:rFonts w:ascii="TH Sarabun New" w:hAnsi="TH Sarabun New" w:cs="TH Sarabun New" w:eastAsia="TH Sarabun New"/>
+          <w:b w:val="0"/>
+          <w:i w:val="0"/>
+        </w:rPr>
+        <w:t xml:space="preserve"> (หรือบอร์ดแปลง) แล้วจับเวลาว่า Gateway ขึ้น "PLC หลุด!" ภายใน ______ วินาที</w:t>
+      </w:r>
+    </w:p>
+    <w:tbl>
+      <w:tblPr>
+        <w:tblW w:type="auto" w:w="0"/>
+        <w:jc w:val="center"/>
+        <w:tblLook w:firstColumn="1" w:firstRow="1" w:lastColumn="0" w:lastRow="0" w:noHBand="0" w:noVBand="1" w:val="04A0"/>
+        <w:tblW w:type="pct" w:w="5000"/>
+        <w:tblBorders>
+          <w:top w:val="single" w:sz="4" w:space="0" w:color="C7D2E4"/>
+          <w:left w:val="single" w:sz="4" w:space="0" w:color="C7D2E4"/>
+          <w:bottom w:val="single" w:sz="4" w:space="0" w:color="C7D2E4"/>
+          <w:right w:val="single" w:sz="4" w:space="0" w:color="C7D2E4"/>
+          <w:insideH w:val="single" w:sz="4" w:space="0" w:color="C7D2E4"/>
+          <w:insideV w:val="single" w:sz="4" w:space="0" w:color="C7D2E4"/>
+        </w:tblBorders>
+      </w:tblPr>
+      <w:tblGrid>
+        <w:gridCol w:w="2436"/>
+        <w:gridCol w:w="2436"/>
+        <w:gridCol w:w="2436"/>
+        <w:gridCol w:w="2436"/>
+      </w:tblGrid>
+      <w:tr>
+        <w:trPr>
+          <w:tblHeader w:val="true"/>
+        </w:trPr>
+        <w:tc>
+          <w:tcPr>
+            <w:tcW w:type="dxa" w:w="2436"/>
+            <w:tcMar>
+              <w:top w:w="40" w:type="dxa"/>
+              <w:bottom w:w="40" w:type="dxa"/>
+              <w:start w:w="90" w:type="dxa"/>
+              <w:end w:w="90" w:type="dxa"/>
+            </w:tcMar>
+            <w:shd w:val="clear" w:fill="1F3864"/>
+          </w:tcPr>
+          <w:p>
+            <w:pPr>
+              <w:spacing w:after="40" w:before="40" w:line="252" w:lineRule="auto"/>
+            </w:pPr>
+            <w:r>
+              <w:rPr>
+                <w:rFonts w:ascii="TH Sarabun New" w:hAnsi="TH Sarabun New" w:cs="TH Sarabun New" w:eastAsia="TH Sarabun New"/>
+                <w:b/>
+              </w:rPr>
+            </w:r>
+            <w:r>
+              <w:rPr>
+                <w:rFonts w:ascii="TH Sarabun New" w:hAnsi="TH Sarabun New" w:cs="TH Sarabun New" w:eastAsia="TH Sarabun New"/>
+                <w:b/>
+                <w:i w:val="0"/>
+                <w:color w:val="FFFFFF"/>
+              </w:rPr>
+              <w:t>ใครตัดสินใจ</w:t>
+            </w:r>
+          </w:p>
+        </w:tc>
+        <w:tc>
+          <w:tcPr>
+            <w:tcW w:type="dxa" w:w="2436"/>
+            <w:tcMar>
+              <w:top w:w="40" w:type="dxa"/>
+              <w:bottom w:w="40" w:type="dxa"/>
+              <w:start w:w="90" w:type="dxa"/>
+              <w:end w:w="90" w:type="dxa"/>
+            </w:tcMar>
+            <w:shd w:val="clear" w:fill="1F3864"/>
+          </w:tcPr>
+          <w:p>
+            <w:pPr>
+              <w:spacing w:after="40" w:before="40" w:line="252" w:lineRule="auto"/>
+            </w:pPr>
+            <w:r>
+              <w:rPr>
+                <w:rFonts w:ascii="TH Sarabun New" w:hAnsi="TH Sarabun New" w:cs="TH Sarabun New" w:eastAsia="TH Sarabun New"/>
+                <w:b/>
+              </w:rPr>
+            </w:r>
+            <w:r>
+              <w:rPr>
+                <w:rFonts w:ascii="TH Sarabun New" w:hAnsi="TH Sarabun New" w:cs="TH Sarabun New" w:eastAsia="TH Sarabun New"/>
+                <w:b/>
+                <w:i w:val="0"/>
+                <w:color w:val="FFFFFF"/>
+              </w:rPr>
+              <w:t>ใครสั่ง</w:t>
+            </w:r>
+          </w:p>
+        </w:tc>
+        <w:tc>
+          <w:tcPr>
+            <w:tcW w:type="dxa" w:w="2436"/>
+            <w:tcMar>
+              <w:top w:w="40" w:type="dxa"/>
+              <w:bottom w:w="40" w:type="dxa"/>
+              <w:start w:w="90" w:type="dxa"/>
+              <w:end w:w="90" w:type="dxa"/>
+            </w:tcMar>
+            <w:shd w:val="clear" w:fill="1F3864"/>
+          </w:tcPr>
+          <w:p>
+            <w:pPr>
+              <w:spacing w:after="40" w:before="40" w:line="252" w:lineRule="auto"/>
+            </w:pPr>
+            <w:r>
+              <w:rPr>
+                <w:rFonts w:ascii="TH Sarabun New" w:hAnsi="TH Sarabun New" w:cs="TH Sarabun New" w:eastAsia="TH Sarabun New"/>
+                <w:b/>
+              </w:rPr>
+            </w:r>
+            <w:r>
+              <w:rPr>
+                <w:rFonts w:ascii="TH Sarabun New" w:hAnsi="TH Sarabun New" w:cs="TH Sarabun New" w:eastAsia="TH Sarabun New"/>
+                <w:b/>
+                <w:i w:val="0"/>
+                <w:color w:val="FFFFFF"/>
+              </w:rPr>
+              <w:t>ใครยืนยันว่าปั๊มเดินจริง</w:t>
+            </w:r>
+          </w:p>
+        </w:tc>
+        <w:tc>
+          <w:tcPr>
+            <w:tcW w:type="dxa" w:w="2436"/>
+            <w:tcMar>
+              <w:top w:w="40" w:type="dxa"/>
+              <w:bottom w:w="40" w:type="dxa"/>
+              <w:start w:w="90" w:type="dxa"/>
+              <w:end w:w="90" w:type="dxa"/>
+            </w:tcMar>
+            <w:shd w:val="clear" w:fill="1F3864"/>
+          </w:tcPr>
+          <w:p>
+            <w:pPr>
+              <w:spacing w:after="40" w:before="40" w:line="252" w:lineRule="auto"/>
+            </w:pPr>
+            <w:r>
+              <w:rPr>
+                <w:rFonts w:ascii="TH Sarabun New" w:hAnsi="TH Sarabun New" w:cs="TH Sarabun New" w:eastAsia="TH Sarabun New"/>
+                <w:b/>
+              </w:rPr>
+            </w:r>
+            <w:r>
+              <w:rPr>
+                <w:rFonts w:ascii="TH Sarabun New" w:hAnsi="TH Sarabun New" w:cs="TH Sarabun New" w:eastAsia="TH Sarabun New"/>
+                <w:b/>
+                <w:i w:val="0"/>
+                <w:color w:val="FFFFFF"/>
+              </w:rPr>
+              <w:t>ถ้า Gateway สั่งเปิด 999 วินาที ใครตัดเหลือ 30</w:t>
+            </w:r>
+          </w:p>
+        </w:tc>
+      </w:tr>
+      <w:tr>
+        <w:trPr>
+          <w:cantSplit w:val="true"/>
+        </w:trPr>
+        <w:tc>
+          <w:tcPr>
+            <w:tcW w:type="dxa" w:w="2436"/>
+            <w:tcMar>
+              <w:top w:w="40" w:type="dxa"/>
+              <w:bottom w:w="40" w:type="dxa"/>
+              <w:start w:w="90" w:type="dxa"/>
+              <w:end w:w="90" w:type="dxa"/>
+            </w:tcMar>
+          </w:tcPr>
+          <w:p>
+            <w:pPr>
+              <w:spacing w:after="40" w:before="40" w:line="252" w:lineRule="auto"/>
+            </w:pPr>
+            <w:r>
+              <w:rPr>
+                <w:rFonts w:ascii="TH Sarabun New" w:hAnsi="TH Sarabun New" w:cs="TH Sarabun New" w:eastAsia="TH Sarabun New"/>
+              </w:rPr>
+            </w:r>
+          </w:p>
+        </w:tc>
+        <w:tc>
+          <w:tcPr>
+            <w:tcW w:type="dxa" w:w="2436"/>
+            <w:tcMar>
+              <w:top w:w="40" w:type="dxa"/>
+              <w:bottom w:w="40" w:type="dxa"/>
+              <w:start w:w="90" w:type="dxa"/>
+              <w:end w:w="90" w:type="dxa"/>
+            </w:tcMar>
+          </w:tcPr>
+          <w:p>
+            <w:pPr>
+              <w:spacing w:after="40" w:before="40" w:line="252" w:lineRule="auto"/>
+            </w:pPr>
+            <w:r>
+              <w:rPr>
+                <w:rFonts w:ascii="TH Sarabun New" w:hAnsi="TH Sarabun New" w:cs="TH Sarabun New" w:eastAsia="TH Sarabun New"/>
+              </w:rPr>
+            </w:r>
+          </w:p>
+        </w:tc>
+        <w:tc>
+          <w:tcPr>
+            <w:tcW w:type="dxa" w:w="2436"/>
+            <w:tcMar>
+              <w:top w:w="40" w:type="dxa"/>
+              <w:bottom w:w="40" w:type="dxa"/>
+              <w:start w:w="90" w:type="dxa"/>
+              <w:end w:w="90" w:type="dxa"/>
+            </w:tcMar>
+          </w:tcPr>
+          <w:p>
+            <w:pPr>
+              <w:spacing w:after="40" w:before="40" w:line="252" w:lineRule="auto"/>
+            </w:pPr>
+            <w:r>
+              <w:rPr>
+                <w:rFonts w:ascii="TH Sarabun New" w:hAnsi="TH Sarabun New" w:cs="TH Sarabun New" w:eastAsia="TH Sarabun New"/>
+              </w:rPr>
+            </w:r>
+          </w:p>
+        </w:tc>
+        <w:tc>
+          <w:tcPr>
+            <w:tcW w:type="dxa" w:w="2436"/>
+            <w:tcMar>
+              <w:top w:w="40" w:type="dxa"/>
+              <w:bottom w:w="40" w:type="dxa"/>
+              <w:start w:w="90" w:type="dxa"/>
+              <w:end w:w="90" w:type="dxa"/>
+            </w:tcMar>
+          </w:tcPr>
+          <w:p>
+            <w:pPr>
+              <w:spacing w:after="40" w:before="40" w:line="252" w:lineRule="auto"/>
+            </w:pPr>
+            <w:r>
+              <w:rPr>
+                <w:rFonts w:ascii="TH Sarabun New" w:hAnsi="TH Sarabun New" w:cs="TH Sarabun New" w:eastAsia="TH Sarabun New"/>
+              </w:rPr>
+            </w:r>
+          </w:p>
+        </w:tc>
+      </w:tr>
+    </w:tbl>
+    <w:p>
+      <w:pPr>
+        <w:spacing w:after="40"/>
+      </w:pPr>
+    </w:p>
+    <w:p>
+      <w:pPr>
         <w:pBdr>
           <w:bottom w:val="single" w:sz="6" w:space="1" w:color="9DB2D4"/>
         </w:pBdr>
@@ -9491,6 +10393,70 @@
       </w:r>
     </w:p>
     <w:p>
+      <w:pPr>
+        <w:pStyle w:val="ListBullet"/>
+        <w:spacing w:after="60"/>
+      </w:pPr>
+      <w:r>
+        <w:rPr>
+          <w:rFonts w:ascii="TH Sarabun New" w:hAnsi="TH Sarabun New" w:cs="TH Sarabun New" w:eastAsia="TH Sarabun New"/>
+          <w:b w:val="0"/>
+          <w:i w:val="0"/>
+        </w:rPr>
+        <w:t xml:space="preserve">☐ </w:t>
+      </w:r>
+      <w:r>
+        <w:rPr>
+          <w:rFonts w:ascii="TH Sarabun New" w:hAnsi="TH Sarabun New" w:cs="TH Sarabun New" w:eastAsia="TH Sarabun New"/>
+          <w:b/>
+          <w:i w:val="0"/>
+        </w:rPr>
+        <w:t>D</w:t>
+      </w:r>
+      <w:r>
+        <w:rPr>
+          <w:rFonts w:ascii="TH Sarabun New" w:hAnsi="TH Sarabun New" w:cs="TH Sarabun New" w:eastAsia="TH Sarabun New"/>
+          <w:b w:val="0"/>
+          <w:i w:val="0"/>
+        </w:rPr>
+        <w:t xml:space="preserve"> Smart IoT Gateway: บอร์ดรัน </w:t>
+      </w:r>
+      <w:r>
+        <w:rPr>
+          <w:rFonts w:ascii="Consolas" w:hAnsi="Consolas" w:cs="Consolas" w:eastAsia="Consolas"/>
+          <w:b w:val="0"/>
+          <w:i w:val="0"/>
+          <w:sz w:val="21"/>
+        </w:rPr>
+        <w:t>sf2_06_smart_gateway.py</w:t>
+      </w:r>
+      <w:r>
+        <w:rPr>
+          <w:rFonts w:ascii="TH Sarabun New" w:hAnsi="TH Sarabun New" w:cs="TH Sarabun New" w:eastAsia="TH Sarabun New"/>
+          <w:b w:val="0"/>
+          <w:i w:val="0"/>
+        </w:rPr>
+        <w:t xml:space="preserve"> โน้ตบุ๊กรัน </w:t>
+      </w:r>
+      <w:r>
+        <w:rPr>
+          <w:rFonts w:ascii="Consolas" w:hAnsi="Consolas" w:cs="Consolas" w:eastAsia="Consolas"/>
+          <w:b w:val="0"/>
+          <w:i w:val="0"/>
+          <w:sz w:val="21"/>
+        </w:rPr>
+        <w:t>app/field_sim.py</w:t>
+      </w:r>
+      <w:r>
+        <w:rPr>
+          <w:rFonts w:ascii="TH Sarabun New" w:hAnsi="TH Sarabun New" w:cs="TH Sarabun New" w:eastAsia="TH Sarabun New"/>
+          <w:b w:val="0"/>
+          <w:i w:val="0"/>
+        </w:rPr>
+        <w:t xml:space="preserve"> (TEAM เดียวกัน) แล้วดูบอร์ดสั่ง PLC รดน้ำเองเมื่อดินแห้ง (ดูข้อ 4.6)</w:t>
+      </w:r>
+    </w:p>
+    <w:p>
       <w:r>
         <w:rPr>
           <w:rFonts w:ascii="TH Sarabun New" w:hAnsi="TH Sarabun New" w:cs="TH Sarabun New" w:eastAsia="TH Sarabun New"/>
@@ -9867,7 +10833,7 @@
           <w:i/>
           <w:color w:val="5B616B"/>
         </w:rPr>
-        <w:t>| ใช้จอ LED 16x8 / SW4 / SW5 / เสียง ทำอะไรในโปรเจกต์ | |</w:t>
+        <w:t>| ใช้จอ LED 16x8 / SW5 / SW6 / เสียง ทำอะไรในโปรเจกต์ | |</w:t>
       </w:r>
       <w:r>
         <w:rPr>

--- a/s2/sf-s2-th.docx
+++ b/s2/sf-s2-th.docx
@@ -2353,24 +2353,7 @@
           <w:b w:val="0"/>
           <w:i w:val="0"/>
         </w:rPr>
-        <w:t xml:space="preserve"> WiFi ที่ต้อง login ผ่านหน้าเว็บ (captive portal) บอร์ดกดไม่ได้ จะได้ IP แต่ออกเน็ตไม่ได้ · ให้กลุ่มตั้งชื่อวงเป็นอักษรอังกฤษสั้น ๆ เช่น </w:t>
-      </w:r>
-      <w:r>
-        <w:rPr>
-          <w:rFonts w:ascii="Consolas" w:hAnsi="Consolas" w:cs="Consolas" w:eastAsia="Consolas"/>
-          <w:b w:val="0"/>
-          <w:i w:val="0"/>
-          <w:sz w:val="21"/>
-        </w:rPr>
-        <w:t>bento-team05</w:t>
-      </w:r>
-      <w:r>
-        <w:rPr>
-          <w:rFonts w:ascii="TH Sarabun New" w:hAnsi="TH Sarabun New" w:cs="TH Sarabun New" w:eastAsia="TH Sarabun New"/>
-          <w:b w:val="0"/>
-          <w:i w:val="0"/>
-        </w:rPr>
-        <w:t xml:space="preserve"> รหัสอย่างน้อย 8 ตัว · iPhone เปิด "เพิ่มความเข้ากันได้สูงสุด (Maximize Compatibility)" · Android เลือก 2.4 GHz ถ้ามีให้เลือก · บอร์ดล็อกโหมด WPA2/WPA3 ต่อวงเปิดไม่ได้</w:t>
+        <w:t xml:space="preserve"> WiFi ที่ต้อง login ผ่านหน้าเว็บ (captive portal) บอร์ดกดไม่ได้ จะได้ IP แต่ออกเน็ตไม่ได้ · แต่ละกลุ่มตั้งชื่อและรหัส Hotspot เอง (ดูกล่อง "ตั้ง Hotspot" ก่อนกิจกรรม 1) · iPhone เปิด "เพิ่มความเข้ากันได้สูงสุด (Maximize Compatibility)" · Android เลือก 2.4 GHz ถ้ามีให้เลือก · บอร์ดล็อกโหมด WPA2/WPA3 ต่อวงเปิดไม่ได้</w:t>
       </w:r>
     </w:p>
     <w:p>
@@ -4632,6 +4615,246 @@
       <w:pPr>
         <w:spacing w:after="40"/>
       </w:pPr>
+    </w:p>
+    <w:p>
+      <w:pPr>
+        <w:pStyle w:val="Heading3"/>
+      </w:pPr>
+      <w:r>
+        <w:rPr>
+          <w:rFonts w:ascii="TH Sarabun New" w:hAnsi="TH Sarabun New" w:cs="TH Sarabun New" w:eastAsia="TH Sarabun New"/>
+          <w:b/>
+          <w:i w:val="0"/>
+          <w:color w:val="2E5496"/>
+        </w:rPr>
+        <w:t>ตั้ง Hotspot มือถือให้บอร์ด (ทำก่อนกิจกรรม 1)</w:t>
+      </w:r>
+    </w:p>
+    <w:p>
+      <w:pPr>
+        <w:pStyle w:val="ListNumber"/>
+        <w:spacing w:after="60"/>
+      </w:pPr>
+      <w:r>
+        <w:rPr>
+          <w:rFonts w:ascii="TH Sarabun New" w:hAnsi="TH Sarabun New" w:cs="TH Sarabun New" w:eastAsia="TH Sarabun New"/>
+          <w:b/>
+          <w:i w:val="0"/>
+        </w:rPr>
+        <w:t>ตั้งชื่อ Hotspot เอง</w:t>
+      </w:r>
+      <w:r>
+        <w:rPr>
+          <w:rFonts w:ascii="TH Sarabun New" w:hAnsi="TH Sarabun New" w:cs="TH Sarabun New" w:eastAsia="TH Sarabun New"/>
+          <w:b w:val="0"/>
+          <w:i w:val="0"/>
+        </w:rPr>
+        <w:t xml:space="preserve"> อักษรอังกฤษหรือตัวเลขสั้น ๆ </w:t>
+      </w:r>
+      <w:r>
+        <w:rPr>
+          <w:rFonts w:ascii="TH Sarabun New" w:hAnsi="TH Sarabun New" w:cs="TH Sarabun New" w:eastAsia="TH Sarabun New"/>
+          <w:b/>
+          <w:i w:val="0"/>
+        </w:rPr>
+        <w:t>ไม่มีเว้นวรรค ไม่มีภาษาไทย</w:t>
+      </w:r>
+      <w:r>
+        <w:rPr>
+          <w:rFonts w:ascii="TH Sarabun New" w:hAnsi="TH Sarabun New" w:cs="TH Sarabun New" w:eastAsia="TH Sarabun New"/>
+          <w:b w:val="0"/>
+          <w:i w:val="0"/>
+        </w:rPr>
+        <w:t xml:space="preserve"> · </w:t>
+      </w:r>
+      <w:r>
+        <w:rPr>
+          <w:rFonts w:ascii="TH Sarabun New" w:hAnsi="TH Sarabun New" w:cs="TH Sarabun New" w:eastAsia="TH Sarabun New"/>
+          <w:b/>
+          <w:i w:val="0"/>
+        </w:rPr>
+        <w:t>รหัสอย่างน้อย 8 ตัว</w:t>
+      </w:r>
+    </w:p>
+    <w:p>
+      <w:pPr>
+        <w:pStyle w:val="ListNumber"/>
+        <w:spacing w:after="60"/>
+      </w:pPr>
+      <w:r>
+        <w:rPr>
+          <w:rFonts w:ascii="TH Sarabun New" w:hAnsi="TH Sarabun New" w:cs="TH Sarabun New" w:eastAsia="TH Sarabun New"/>
+          <w:b/>
+          <w:i w:val="0"/>
+        </w:rPr>
+        <w:t>iPhone:</w:t>
+      </w:r>
+      <w:r>
+        <w:rPr>
+          <w:rFonts w:ascii="TH Sarabun New" w:hAnsi="TH Sarabun New" w:cs="TH Sarabun New" w:eastAsia="TH Sarabun New"/>
+          <w:b w:val="0"/>
+          <w:i w:val="0"/>
+        </w:rPr>
+        <w:t xml:space="preserve"> ตั้งค่า → Hotspot ส่วนบุคคล → เปิด </w:t>
+      </w:r>
+      <w:r>
+        <w:rPr>
+          <w:rFonts w:ascii="TH Sarabun New" w:hAnsi="TH Sarabun New" w:cs="TH Sarabun New" w:eastAsia="TH Sarabun New"/>
+          <w:b/>
+          <w:i w:val="0"/>
+        </w:rPr>
+        <w:t>"เพิ่มความเข้ากันได้สูงสุด (Maximize Compatibility)"</w:t>
+      </w:r>
+      <w:r>
+        <w:rPr>
+          <w:rFonts w:ascii="TH Sarabun New" w:hAnsi="TH Sarabun New" w:cs="TH Sarabun New" w:eastAsia="TH Sarabun New"/>
+          <w:b w:val="0"/>
+          <w:i w:val="0"/>
+        </w:rPr>
+        <w:t xml:space="preserve"> ให้เป็นคลื่น 2.4 GHz</w:t>
+      </w:r>
+    </w:p>
+    <w:p>
+      <w:r>
+        <w:rPr>
+          <w:rFonts w:ascii="TH Sarabun New" w:hAnsi="TH Sarabun New" w:cs="TH Sarabun New" w:eastAsia="TH Sarabun New"/>
+          <w:b/>
+          <w:i w:val="0"/>
+        </w:rPr>
+        <w:t>Android:</w:t>
+      </w:r>
+      <w:r>
+        <w:rPr>
+          <w:rFonts w:ascii="TH Sarabun New" w:hAnsi="TH Sarabun New" w:cs="TH Sarabun New" w:eastAsia="TH Sarabun New"/>
+          <w:b w:val="0"/>
+          <w:i w:val="0"/>
+        </w:rPr>
+        <w:t xml:space="preserve"> ตั้งค่า Hotspot → เลือกคลื่น </w:t>
+      </w:r>
+      <w:r>
+        <w:rPr>
+          <w:rFonts w:ascii="TH Sarabun New" w:hAnsi="TH Sarabun New" w:cs="TH Sarabun New" w:eastAsia="TH Sarabun New"/>
+          <w:b/>
+          <w:i w:val="0"/>
+        </w:rPr>
+        <w:t>2.4 GHz</w:t>
+      </w:r>
+      <w:r>
+        <w:rPr>
+          <w:rFonts w:ascii="TH Sarabun New" w:hAnsi="TH Sarabun New" w:cs="TH Sarabun New" w:eastAsia="TH Sarabun New"/>
+          <w:b w:val="0"/>
+          <w:i w:val="0"/>
+        </w:rPr>
+        <w:t xml:space="preserve"> (ถ้ามีให้เลือก) · ต้องตั้งรหัส บอร์ดต่อวงที่ไม่มีรหัสไม่ได้</w:t>
+      </w:r>
+    </w:p>
+    <w:p>
+      <w:pPr>
+        <w:pStyle w:val="ListNumber"/>
+        <w:spacing w:after="60"/>
+      </w:pPr>
+      <w:r>
+        <w:rPr>
+          <w:rFonts w:ascii="TH Sarabun New" w:hAnsi="TH Sarabun New" w:cs="TH Sarabun New" w:eastAsia="TH Sarabun New"/>
+          <w:b w:val="0"/>
+          <w:i w:val="0"/>
+        </w:rPr>
+        <w:t xml:space="preserve">พิมพ์ชื่อและรหัสลงบรรทัดบนสุดของไฟล์ แทนข้อความในเครื่องหมาย </w:t>
+      </w:r>
+      <w:r>
+        <w:rPr>
+          <w:rFonts w:ascii="Consolas" w:hAnsi="Consolas" w:cs="Consolas" w:eastAsia="Consolas"/>
+          <w:b w:val="0"/>
+          <w:i w:val="0"/>
+          <w:sz w:val="21"/>
+        </w:rPr>
+        <w:t>&lt; &gt;</w:t>
+      </w:r>
+      <w:r>
+        <w:rPr>
+          <w:rFonts w:ascii="TH Sarabun New" w:hAnsi="TH Sarabun New" w:cs="TH Sarabun New" w:eastAsia="TH Sarabun New"/>
+          <w:b w:val="0"/>
+          <w:i w:val="0"/>
+        </w:rPr>
+        <w:t>:</w:t>
+      </w:r>
+    </w:p>
+    <w:p>
+      <w:r>
+        <w:rPr>
+          <w:rFonts w:ascii="Consolas" w:hAnsi="Consolas" w:cs="Consolas" w:eastAsia="Consolas"/>
+          <w:b w:val="0"/>
+          <w:i w:val="0"/>
+          <w:sz w:val="21"/>
+        </w:rPr>
+        <w:t>WIFI_SSID = "&lt;ชื่อ Hotspot ของกลุ่ม&gt;"</w:t>
+      </w:r>
+      <w:r>
+        <w:rPr>
+          <w:rFonts w:ascii="TH Sarabun New" w:hAnsi="TH Sarabun New" w:cs="TH Sarabun New" w:eastAsia="TH Sarabun New"/>
+          <w:b w:val="0"/>
+          <w:i w:val="0"/>
+        </w:rPr>
+        <w:t xml:space="preserve"> · </w:t>
+      </w:r>
+      <w:r>
+        <w:rPr>
+          <w:rFonts w:ascii="Consolas" w:hAnsi="Consolas" w:cs="Consolas" w:eastAsia="Consolas"/>
+          <w:b w:val="0"/>
+          <w:i w:val="0"/>
+          <w:sz w:val="21"/>
+        </w:rPr>
+        <w:t>WIFI_PASS = "&lt;รหัส Hotspot ของกลุ่ม&gt;"</w:t>
+      </w:r>
+    </w:p>
+    <w:p>
+      <w:pPr>
+        <w:pStyle w:val="ListNumber"/>
+        <w:spacing w:after="60"/>
+      </w:pPr>
+      <w:r>
+        <w:rPr>
+          <w:rFonts w:ascii="TH Sarabun New" w:hAnsi="TH Sarabun New" w:cs="TH Sarabun New" w:eastAsia="TH Sarabun New"/>
+          <w:b/>
+          <w:i w:val="0"/>
+        </w:rPr>
+        <w:t>อย่าส่งต่อหรืออัปโหลดไฟล์ที่ใส่รหัสจริง</w:t>
+      </w:r>
+      <w:r>
+        <w:rPr>
+          <w:rFonts w:ascii="TH Sarabun New" w:hAnsi="TH Sarabun New" w:cs="TH Sarabun New" w:eastAsia="TH Sarabun New"/>
+          <w:b w:val="0"/>
+          <w:i w:val="0"/>
+        </w:rPr>
+        <w:t xml:space="preserve"> (แชตกลุ่ม GitHub ฯลฯ) ก่อนส่งงานให้แก้กลับเป็น </w:t>
+      </w:r>
+      <w:r>
+        <w:rPr>
+          <w:rFonts w:ascii="Consolas" w:hAnsi="Consolas" w:cs="Consolas" w:eastAsia="Consolas"/>
+          <w:b w:val="0"/>
+          <w:i w:val="0"/>
+          <w:sz w:val="21"/>
+        </w:rPr>
+        <w:t>&lt;...&gt;</w:t>
+      </w:r>
+      <w:r>
+        <w:rPr>
+          <w:rFonts w:ascii="TH Sarabun New" w:hAnsi="TH Sarabun New" w:cs="TH Sarabun New" w:eastAsia="TH Sarabun New"/>
+          <w:b w:val="0"/>
+          <w:i w:val="0"/>
+        </w:rPr>
+        <w:t xml:space="preserve"> เหมือนเดิม</w:t>
+      </w:r>
+    </w:p>
+    <w:p>
+      <w:r>
+        <w:rPr>
+          <w:rFonts w:ascii="TH Sarabun New" w:hAnsi="TH Sarabun New" w:cs="TH Sarabun New" w:eastAsia="TH Sarabun New"/>
+          <w:b w:val="0"/>
+          <w:i w:val="0"/>
+        </w:rPr>
+        <w:t>ชื่อ Hotspot ของกลุ่มเรา: ________________ (ไม่ต้องจดรหัส)</w:t>
+      </w:r>
     </w:p>
     <w:p>
       <w:pPr>

--- a/s2/sf-s2-th.docx
+++ b/s2/sf-s2-th.docx
@@ -2566,7 +2566,7 @@
           <w:b w:val="0"/>
           <w:i w:val="0"/>
         </w:rPr>
-        <w:t xml:space="preserve"> แล้วเปิดหน้ารวม MQTT &lt;https://advance-innovation-centre-aic.github.io/embedded-systems-for-aiot-developer/examples/web/mqtt_dashboard.html&gt; บนเน็ตมหาวิทยาลัย การ์ดขึ้น = ผ่าน · ไม่ขึ้น = ให้โน้ตบุ๊กเกาะ Hotspot เดียวกับบอร์ด</w:t>
+        <w:t xml:space="preserve"> แล้วเปิดหน้ารวม MQTT &lt;https://advance-innovation-centre-aic.github.io/aiot-development-for-smart-farm/s2/app/mqtt_dashboard.html&gt; บนเน็ตมหาวิทยาลัย การ์ดขึ้น = ผ่าน · ไม่ขึ้น = ให้โน้ตบุ๊กเกาะ Hotspot เดียวกับบอร์ด</w:t>
       </w:r>
     </w:p>
     <w:p>
@@ -2970,7 +2970,7 @@
           <w:i w:val="0"/>
           <w:sz w:val="21"/>
         </w:rPr>
-        <w:t>mqtt_dashboard.html</w:t>
+        <w:t>app/mqtt_dashboard.html</w:t>
       </w:r>
       <w:r>
         <w:rPr>
@@ -5546,7 +5546,7 @@
           <w:b w:val="0"/>
           <w:i w:val="0"/>
         </w:rPr>
-        <w:t xml:space="preserve"> · ☐ เปิด &lt;https://advance-innovation-centre-aic.github.io/embedded-systems-for-aiot-developer/examples/web/my_first_reader.html?team=team__&gt; บนมือถือ เห็นกล่องค่าของกลุ่ม</w:t>
+        <w:t xml:space="preserve"> · ☐ เปิด &lt;https://advance-innovation-centre-aic.github.io/aiot-development-for-smart-farm/s2/app/my_first_reader.html?team=team__&gt; บนมือถือ เห็นกล่องค่าของกลุ่ม</w:t>
       </w:r>
     </w:p>
     <w:p>
@@ -7310,7 +7310,7 @@
           <w:i w:val="0"/>
           <w:sz w:val="21"/>
         </w:rPr>
-        <w:t>my_first_reader.html</w:t>
+        <w:t>app/my_first_reader.html</w:t>
       </w:r>
       <w:r>
         <w:rPr>
@@ -7327,7 +7327,7 @@
           <w:i w:val="0"/>
           <w:sz w:val="21"/>
         </w:rPr>
-        <w:t>farm_web.html</w:t>
+        <w:t>app/farm_web.html</w:t>
       </w:r>
       <w:r>
         <w:rPr>
@@ -7344,7 +7344,7 @@
           <w:i w:val="0"/>
           <w:sz w:val="21"/>
         </w:rPr>
-        <w:t>mqtt_dashboard.html</w:t>
+        <w:t>app/mqtt_dashboard.html</w:t>
       </w:r>
     </w:p>
     <w:tbl>

--- a/s2/sf-s2-th.docx
+++ b/s2/sf-s2-th.docx
@@ -3177,6 +3177,3960 @@
         </w:rPr>
         <w:t xml:space="preserve"> (ดังเฉพาะตอนกด SW5) ประกาศใช้ถ้าห้องเสียงดังเกิน</w:t>
       </w:r>
+    </w:p>
+    <w:p>
+      <w:pPr>
+        <w:pBdr>
+          <w:bottom w:val="single" w:sz="6" w:space="1" w:color="9DB2D4"/>
+        </w:pBdr>
+        <w:spacing w:before="80" w:after="80"/>
+      </w:pPr>
+    </w:p>
+    <w:p>
+      <w:pPr>
+        <w:pStyle w:val="Heading2"/>
+      </w:pPr>
+      <w:r>
+        <w:rPr>
+          <w:rFonts w:ascii="TH Sarabun New" w:hAnsi="TH Sarabun New" w:cs="TH Sarabun New" w:eastAsia="TH Sarabun New"/>
+          <w:b/>
+          <w:i w:val="0"/>
+          <w:color w:val="2E5496"/>
+        </w:rPr>
+        <w:t>Code Quest — อ่าน · เดา · แก้ · เติม · สร้าง</w:t>
+      </w:r>
+    </w:p>
+    <w:p>
+      <w:r>
+        <w:rPr>
+          <w:rFonts w:ascii="TH Sarabun New" w:hAnsi="TH Sarabun New" w:cs="TH Sarabun New" w:eastAsia="TH Sarabun New"/>
+          <w:b w:val="0"/>
+          <w:i w:val="0"/>
+        </w:rPr>
+        <w:t>ทุกกิจกรรมมีโจทย์เป็นขั้น ทำเรียงจากระดับ 1 ขึ้นไป ทำได้ถึงไหนก็ได้แค่นั้น</w:t>
+      </w:r>
+    </w:p>
+    <w:p>
+      <w:r>
+        <w:rPr>
+          <w:rFonts w:ascii="TH Sarabun New" w:hAnsi="TH Sarabun New" w:cs="TH Sarabun New" w:eastAsia="TH Sarabun New"/>
+          <w:b/>
+          <w:i w:val="0"/>
+        </w:rPr>
+        <w:t>โจทย์หลัก (มีเฉลยในคาบ)</w:t>
+      </w:r>
+      <w:r>
+        <w:rPr>
+          <w:rFonts w:ascii="TH Sarabun New" w:hAnsi="TH Sarabun New" w:cs="TH Sarabun New" w:eastAsia="TH Sarabun New"/>
+          <w:b w:val="0"/>
+          <w:i w:val="0"/>
+        </w:rPr>
+        <w:t xml:space="preserve"> = ทุกกลุ่มควรทำให้ได้ มีเฉลยให้เปิดดูได้ในคาบ ไม่มีใครติดค้าง</w:t>
+      </w:r>
+    </w:p>
+    <w:p>
+      <w:r>
+        <w:rPr>
+          <w:rFonts w:ascii="TH Sarabun New" w:hAnsi="TH Sarabun New" w:cs="TH Sarabun New" w:eastAsia="TH Sarabun New"/>
+          <w:b/>
+          <w:i w:val="0"/>
+        </w:rPr>
+        <w:t>โจทย์เพิ่ม (โบนัส เฉลยคาบหน้า)</w:t>
+      </w:r>
+      <w:r>
+        <w:rPr>
+          <w:rFonts w:ascii="TH Sarabun New" w:hAnsi="TH Sarabun New" w:cs="TH Sarabun New" w:eastAsia="TH Sarabun New"/>
+          <w:b w:val="0"/>
+          <w:i w:val="0"/>
+        </w:rPr>
+        <w:t xml:space="preserve"> = ทำเพื่อสนุกและเก็บแต้ม ไม่มีผลต่อเกณฑ์ผ่านคาบ เฉลยต้นคาบ 3</w:t>
+      </w:r>
+    </w:p>
+    <w:tbl>
+      <w:tblPr>
+        <w:tblW w:type="auto" w:w="0"/>
+        <w:jc w:val="center"/>
+        <w:tblLook w:firstColumn="1" w:firstRow="1" w:lastColumn="0" w:lastRow="0" w:noHBand="0" w:noVBand="1" w:val="04A0"/>
+        <w:tblW w:type="pct" w:w="5000"/>
+        <w:tblBorders>
+          <w:top w:val="single" w:sz="4" w:space="0" w:color="C7D2E4"/>
+          <w:left w:val="single" w:sz="4" w:space="0" w:color="C7D2E4"/>
+          <w:bottom w:val="single" w:sz="4" w:space="0" w:color="C7D2E4"/>
+          <w:right w:val="single" w:sz="4" w:space="0" w:color="C7D2E4"/>
+          <w:insideH w:val="single" w:sz="4" w:space="0" w:color="C7D2E4"/>
+          <w:insideV w:val="single" w:sz="4" w:space="0" w:color="C7D2E4"/>
+        </w:tblBorders>
+      </w:tblPr>
+      <w:tblGrid>
+        <w:gridCol w:w="2436"/>
+        <w:gridCol w:w="2436"/>
+        <w:gridCol w:w="2436"/>
+        <w:gridCol w:w="2436"/>
+      </w:tblGrid>
+      <w:tr>
+        <w:trPr>
+          <w:tblHeader w:val="true"/>
+        </w:trPr>
+        <w:tc>
+          <w:tcPr>
+            <w:tcW w:type="dxa" w:w="2436"/>
+            <w:tcMar>
+              <w:top w:w="40" w:type="dxa"/>
+              <w:bottom w:w="40" w:type="dxa"/>
+              <w:start w:w="90" w:type="dxa"/>
+              <w:end w:w="90" w:type="dxa"/>
+            </w:tcMar>
+            <w:shd w:val="clear" w:fill="1F3864"/>
+          </w:tcPr>
+          <w:p>
+            <w:pPr>
+              <w:spacing w:after="40" w:before="40" w:line="252" w:lineRule="auto"/>
+            </w:pPr>
+            <w:r>
+              <w:rPr>
+                <w:rFonts w:ascii="TH Sarabun New" w:hAnsi="TH Sarabun New" w:cs="TH Sarabun New" w:eastAsia="TH Sarabun New"/>
+                <w:b/>
+              </w:rPr>
+            </w:r>
+            <w:r>
+              <w:rPr>
+                <w:rFonts w:ascii="TH Sarabun New" w:hAnsi="TH Sarabun New" w:cs="TH Sarabun New" w:eastAsia="TH Sarabun New"/>
+                <w:b/>
+                <w:i w:val="0"/>
+                <w:color w:val="FFFFFF"/>
+              </w:rPr>
+              <w:t>ระดับ</w:t>
+            </w:r>
+          </w:p>
+        </w:tc>
+        <w:tc>
+          <w:tcPr>
+            <w:tcW w:type="dxa" w:w="2436"/>
+            <w:tcMar>
+              <w:top w:w="40" w:type="dxa"/>
+              <w:bottom w:w="40" w:type="dxa"/>
+              <w:start w:w="90" w:type="dxa"/>
+              <w:end w:w="90" w:type="dxa"/>
+            </w:tcMar>
+            <w:shd w:val="clear" w:fill="1F3864"/>
+          </w:tcPr>
+          <w:p>
+            <w:pPr>
+              <w:spacing w:after="40" w:before="40" w:line="252" w:lineRule="auto"/>
+            </w:pPr>
+            <w:r>
+              <w:rPr>
+                <w:rFonts w:ascii="TH Sarabun New" w:hAnsi="TH Sarabun New" w:cs="TH Sarabun New" w:eastAsia="TH Sarabun New"/>
+                <w:b/>
+              </w:rPr>
+            </w:r>
+            <w:r>
+              <w:rPr>
+                <w:rFonts w:ascii="TH Sarabun New" w:hAnsi="TH Sarabun New" w:cs="TH Sarabun New" w:eastAsia="TH Sarabun New"/>
+                <w:b/>
+                <w:i w:val="0"/>
+                <w:color w:val="FFFFFF"/>
+              </w:rPr>
+              <w:t>ทำอะไร</w:t>
+            </w:r>
+          </w:p>
+        </w:tc>
+        <w:tc>
+          <w:tcPr>
+            <w:tcW w:type="dxa" w:w="2436"/>
+            <w:tcMar>
+              <w:top w:w="40" w:type="dxa"/>
+              <w:bottom w:w="40" w:type="dxa"/>
+              <w:start w:w="90" w:type="dxa"/>
+              <w:end w:w="90" w:type="dxa"/>
+            </w:tcMar>
+            <w:shd w:val="clear" w:fill="1F3864"/>
+          </w:tcPr>
+          <w:p>
+            <w:pPr>
+              <w:spacing w:after="40" w:before="40" w:line="252" w:lineRule="auto"/>
+            </w:pPr>
+            <w:r>
+              <w:rPr>
+                <w:rFonts w:ascii="TH Sarabun New" w:hAnsi="TH Sarabun New" w:cs="TH Sarabun New" w:eastAsia="TH Sarabun New"/>
+                <w:b/>
+              </w:rPr>
+            </w:r>
+            <w:r>
+              <w:rPr>
+                <w:rFonts w:ascii="TH Sarabun New" w:hAnsi="TH Sarabun New" w:cs="TH Sarabun New" w:eastAsia="TH Sarabun New"/>
+                <w:b/>
+                <w:i w:val="0"/>
+                <w:color w:val="FFFFFF"/>
+              </w:rPr>
+              <w:t>ประเภท</w:t>
+            </w:r>
+          </w:p>
+        </w:tc>
+        <w:tc>
+          <w:tcPr>
+            <w:tcW w:type="dxa" w:w="2436"/>
+            <w:tcMar>
+              <w:top w:w="40" w:type="dxa"/>
+              <w:bottom w:w="40" w:type="dxa"/>
+              <w:start w:w="90" w:type="dxa"/>
+              <w:end w:w="90" w:type="dxa"/>
+            </w:tcMar>
+            <w:shd w:val="clear" w:fill="1F3864"/>
+          </w:tcPr>
+          <w:p>
+            <w:pPr>
+              <w:spacing w:after="40" w:before="40" w:line="252" w:lineRule="auto"/>
+            </w:pPr>
+            <w:r>
+              <w:rPr>
+                <w:rFonts w:ascii="TH Sarabun New" w:hAnsi="TH Sarabun New" w:cs="TH Sarabun New" w:eastAsia="TH Sarabun New"/>
+                <w:b/>
+              </w:rPr>
+            </w:r>
+            <w:r>
+              <w:rPr>
+                <w:rFonts w:ascii="TH Sarabun New" w:hAnsi="TH Sarabun New" w:cs="TH Sarabun New" w:eastAsia="TH Sarabun New"/>
+                <w:b/>
+                <w:i w:val="0"/>
+                <w:color w:val="FFFFFF"/>
+              </w:rPr>
+              <w:t>แต้ม</w:t>
+            </w:r>
+          </w:p>
+        </w:tc>
+      </w:tr>
+      <w:tr>
+        <w:trPr>
+          <w:cantSplit w:val="true"/>
+        </w:trPr>
+        <w:tc>
+          <w:tcPr>
+            <w:tcW w:type="dxa" w:w="2436"/>
+            <w:tcMar>
+              <w:top w:w="40" w:type="dxa"/>
+              <w:bottom w:w="40" w:type="dxa"/>
+              <w:start w:w="90" w:type="dxa"/>
+              <w:end w:w="90" w:type="dxa"/>
+            </w:tcMar>
+          </w:tcPr>
+          <w:p>
+            <w:pPr>
+              <w:spacing w:after="40" w:before="40" w:line="252" w:lineRule="auto"/>
+            </w:pPr>
+            <w:r>
+              <w:rPr>
+                <w:rFonts w:ascii="TH Sarabun New" w:hAnsi="TH Sarabun New" w:cs="TH Sarabun New" w:eastAsia="TH Sarabun New"/>
+              </w:rPr>
+            </w:r>
+            <w:r>
+              <w:rPr>
+                <w:rFonts w:ascii="TH Sarabun New" w:hAnsi="TH Sarabun New" w:cs="TH Sarabun New" w:eastAsia="TH Sarabun New"/>
+                <w:b w:val="0"/>
+                <w:i w:val="0"/>
+              </w:rPr>
+              <w:t>1 เดา (Predict)</w:t>
+            </w:r>
+          </w:p>
+        </w:tc>
+        <w:tc>
+          <w:tcPr>
+            <w:tcW w:type="dxa" w:w="2436"/>
+            <w:tcMar>
+              <w:top w:w="40" w:type="dxa"/>
+              <w:bottom w:w="40" w:type="dxa"/>
+              <w:start w:w="90" w:type="dxa"/>
+              <w:end w:w="90" w:type="dxa"/>
+            </w:tcMar>
+          </w:tcPr>
+          <w:p>
+            <w:pPr>
+              <w:spacing w:after="40" w:before="40" w:line="252" w:lineRule="auto"/>
+            </w:pPr>
+            <w:r>
+              <w:rPr>
+                <w:rFonts w:ascii="TH Sarabun New" w:hAnsi="TH Sarabun New" w:cs="TH Sarabun New" w:eastAsia="TH Sarabun New"/>
+              </w:rPr>
+            </w:r>
+            <w:r>
+              <w:rPr>
+                <w:rFonts w:ascii="TH Sarabun New" w:hAnsi="TH Sarabun New" w:cs="TH Sarabun New" w:eastAsia="TH Sarabun New"/>
+                <w:b w:val="0"/>
+                <w:i w:val="0"/>
+              </w:rPr>
+              <w:t>อ่านโค้ด เขียนคำตอบที่เดาไว้ก่อน แล้วรันดูว่าตรงไหม</w:t>
+            </w:r>
+          </w:p>
+        </w:tc>
+        <w:tc>
+          <w:tcPr>
+            <w:tcW w:type="dxa" w:w="2436"/>
+            <w:tcMar>
+              <w:top w:w="40" w:type="dxa"/>
+              <w:bottom w:w="40" w:type="dxa"/>
+              <w:start w:w="90" w:type="dxa"/>
+              <w:end w:w="90" w:type="dxa"/>
+            </w:tcMar>
+          </w:tcPr>
+          <w:p>
+            <w:pPr>
+              <w:spacing w:after="40" w:before="40" w:line="252" w:lineRule="auto"/>
+            </w:pPr>
+            <w:r>
+              <w:rPr>
+                <w:rFonts w:ascii="TH Sarabun New" w:hAnsi="TH Sarabun New" w:cs="TH Sarabun New" w:eastAsia="TH Sarabun New"/>
+              </w:rPr>
+            </w:r>
+            <w:r>
+              <w:rPr>
+                <w:rFonts w:ascii="TH Sarabun New" w:hAnsi="TH Sarabun New" w:cs="TH Sarabun New" w:eastAsia="TH Sarabun New"/>
+                <w:b w:val="0"/>
+                <w:i w:val="0"/>
+              </w:rPr>
+              <w:t>โจทย์หลัก (มีเฉลยในคาบ)</w:t>
+            </w:r>
+          </w:p>
+        </w:tc>
+        <w:tc>
+          <w:tcPr>
+            <w:tcW w:type="dxa" w:w="2436"/>
+            <w:tcMar>
+              <w:top w:w="40" w:type="dxa"/>
+              <w:bottom w:w="40" w:type="dxa"/>
+              <w:start w:w="90" w:type="dxa"/>
+              <w:end w:w="90" w:type="dxa"/>
+            </w:tcMar>
+          </w:tcPr>
+          <w:p>
+            <w:pPr>
+              <w:spacing w:after="40" w:before="40" w:line="252" w:lineRule="auto"/>
+            </w:pPr>
+            <w:r>
+              <w:rPr>
+                <w:rFonts w:ascii="TH Sarabun New" w:hAnsi="TH Sarabun New" w:cs="TH Sarabun New" w:eastAsia="TH Sarabun New"/>
+              </w:rPr>
+            </w:r>
+            <w:r>
+              <w:rPr>
+                <w:rFonts w:ascii="TH Sarabun New" w:hAnsi="TH Sarabun New" w:cs="TH Sarabun New" w:eastAsia="TH Sarabun New"/>
+                <w:b w:val="0"/>
+                <w:i w:val="0"/>
+              </w:rPr>
+              <w:t>ข้อละ 1</w:t>
+            </w:r>
+          </w:p>
+        </w:tc>
+      </w:tr>
+      <w:tr>
+        <w:trPr>
+          <w:cantSplit w:val="true"/>
+        </w:trPr>
+        <w:tc>
+          <w:tcPr>
+            <w:tcW w:type="dxa" w:w="2436"/>
+            <w:tcMar>
+              <w:top w:w="40" w:type="dxa"/>
+              <w:bottom w:w="40" w:type="dxa"/>
+              <w:start w:w="90" w:type="dxa"/>
+              <w:end w:w="90" w:type="dxa"/>
+            </w:tcMar>
+            <w:shd w:val="clear" w:fill="F4F7FB"/>
+          </w:tcPr>
+          <w:p>
+            <w:pPr>
+              <w:spacing w:after="40" w:before="40" w:line="252" w:lineRule="auto"/>
+            </w:pPr>
+            <w:r>
+              <w:rPr>
+                <w:rFonts w:ascii="TH Sarabun New" w:hAnsi="TH Sarabun New" w:cs="TH Sarabun New" w:eastAsia="TH Sarabun New"/>
+              </w:rPr>
+            </w:r>
+            <w:r>
+              <w:rPr>
+                <w:rFonts w:ascii="TH Sarabun New" w:hAnsi="TH Sarabun New" w:cs="TH Sarabun New" w:eastAsia="TH Sarabun New"/>
+                <w:b w:val="0"/>
+                <w:i w:val="0"/>
+              </w:rPr>
+              <w:t>2 แก้ (Tweak)</w:t>
+            </w:r>
+          </w:p>
+        </w:tc>
+        <w:tc>
+          <w:tcPr>
+            <w:tcW w:type="dxa" w:w="2436"/>
+            <w:tcMar>
+              <w:top w:w="40" w:type="dxa"/>
+              <w:bottom w:w="40" w:type="dxa"/>
+              <w:start w:w="90" w:type="dxa"/>
+              <w:end w:w="90" w:type="dxa"/>
+            </w:tcMar>
+            <w:shd w:val="clear" w:fill="F4F7FB"/>
+          </w:tcPr>
+          <w:p>
+            <w:pPr>
+              <w:spacing w:after="40" w:before="40" w:line="252" w:lineRule="auto"/>
+            </w:pPr>
+            <w:r>
+              <w:rPr>
+                <w:rFonts w:ascii="TH Sarabun New" w:hAnsi="TH Sarabun New" w:cs="TH Sarabun New" w:eastAsia="TH Sarabun New"/>
+              </w:rPr>
+            </w:r>
+            <w:r>
+              <w:rPr>
+                <w:rFonts w:ascii="TH Sarabun New" w:hAnsi="TH Sarabun New" w:cs="TH Sarabun New" w:eastAsia="TH Sarabun New"/>
+                <w:b w:val="0"/>
+                <w:i w:val="0"/>
+              </w:rPr>
+              <w:t xml:space="preserve">แก้ตัวเลขในส่วน </w:t>
+            </w:r>
+            <w:r>
+              <w:rPr>
+                <w:rFonts w:ascii="Consolas" w:hAnsi="Consolas" w:cs="Consolas" w:eastAsia="Consolas"/>
+                <w:b w:val="0"/>
+                <w:i w:val="0"/>
+                <w:sz w:val="21"/>
+              </w:rPr>
+              <w:t># ---- 1) ตั้งค่า ----</w:t>
+            </w:r>
+            <w:r>
+              <w:rPr>
+                <w:rFonts w:ascii="TH Sarabun New" w:hAnsi="TH Sarabun New" w:cs="TH Sarabun New" w:eastAsia="TH Sarabun New"/>
+                <w:b w:val="0"/>
+                <w:i w:val="0"/>
+              </w:rPr>
+              <w:t xml:space="preserve"> แล้วดูผล</w:t>
+            </w:r>
+          </w:p>
+        </w:tc>
+        <w:tc>
+          <w:tcPr>
+            <w:tcW w:type="dxa" w:w="2436"/>
+            <w:tcMar>
+              <w:top w:w="40" w:type="dxa"/>
+              <w:bottom w:w="40" w:type="dxa"/>
+              <w:start w:w="90" w:type="dxa"/>
+              <w:end w:w="90" w:type="dxa"/>
+            </w:tcMar>
+            <w:shd w:val="clear" w:fill="F4F7FB"/>
+          </w:tcPr>
+          <w:p>
+            <w:pPr>
+              <w:spacing w:after="40" w:before="40" w:line="252" w:lineRule="auto"/>
+            </w:pPr>
+            <w:r>
+              <w:rPr>
+                <w:rFonts w:ascii="TH Sarabun New" w:hAnsi="TH Sarabun New" w:cs="TH Sarabun New" w:eastAsia="TH Sarabun New"/>
+              </w:rPr>
+            </w:r>
+            <w:r>
+              <w:rPr>
+                <w:rFonts w:ascii="TH Sarabun New" w:hAnsi="TH Sarabun New" w:cs="TH Sarabun New" w:eastAsia="TH Sarabun New"/>
+                <w:b w:val="0"/>
+                <w:i w:val="0"/>
+              </w:rPr>
+              <w:t>โจทย์หลัก (มีเฉลยในคาบ)</w:t>
+            </w:r>
+          </w:p>
+        </w:tc>
+        <w:tc>
+          <w:tcPr>
+            <w:tcW w:type="dxa" w:w="2436"/>
+            <w:tcMar>
+              <w:top w:w="40" w:type="dxa"/>
+              <w:bottom w:w="40" w:type="dxa"/>
+              <w:start w:w="90" w:type="dxa"/>
+              <w:end w:w="90" w:type="dxa"/>
+            </w:tcMar>
+            <w:shd w:val="clear" w:fill="F4F7FB"/>
+          </w:tcPr>
+          <w:p>
+            <w:pPr>
+              <w:spacing w:after="40" w:before="40" w:line="252" w:lineRule="auto"/>
+            </w:pPr>
+            <w:r>
+              <w:rPr>
+                <w:rFonts w:ascii="TH Sarabun New" w:hAnsi="TH Sarabun New" w:cs="TH Sarabun New" w:eastAsia="TH Sarabun New"/>
+              </w:rPr>
+            </w:r>
+            <w:r>
+              <w:rPr>
+                <w:rFonts w:ascii="TH Sarabun New" w:hAnsi="TH Sarabun New" w:cs="TH Sarabun New" w:eastAsia="TH Sarabun New"/>
+                <w:b w:val="0"/>
+                <w:i w:val="0"/>
+              </w:rPr>
+              <w:t>ข้อละ 2</w:t>
+            </w:r>
+          </w:p>
+        </w:tc>
+      </w:tr>
+      <w:tr>
+        <w:trPr>
+          <w:cantSplit w:val="true"/>
+        </w:trPr>
+        <w:tc>
+          <w:tcPr>
+            <w:tcW w:type="dxa" w:w="2436"/>
+            <w:tcMar>
+              <w:top w:w="40" w:type="dxa"/>
+              <w:bottom w:w="40" w:type="dxa"/>
+              <w:start w:w="90" w:type="dxa"/>
+              <w:end w:w="90" w:type="dxa"/>
+            </w:tcMar>
+          </w:tcPr>
+          <w:p>
+            <w:pPr>
+              <w:spacing w:after="40" w:before="40" w:line="252" w:lineRule="auto"/>
+            </w:pPr>
+            <w:r>
+              <w:rPr>
+                <w:rFonts w:ascii="TH Sarabun New" w:hAnsi="TH Sarabun New" w:cs="TH Sarabun New" w:eastAsia="TH Sarabun New"/>
+              </w:rPr>
+            </w:r>
+            <w:r>
+              <w:rPr>
+                <w:rFonts w:ascii="TH Sarabun New" w:hAnsi="TH Sarabun New" w:cs="TH Sarabun New" w:eastAsia="TH Sarabun New"/>
+                <w:b w:val="0"/>
+                <w:i w:val="0"/>
+              </w:rPr>
+              <w:t>3 เติม (Fill-in)</w:t>
+            </w:r>
+          </w:p>
+        </w:tc>
+        <w:tc>
+          <w:tcPr>
+            <w:tcW w:type="dxa" w:w="2436"/>
+            <w:tcMar>
+              <w:top w:w="40" w:type="dxa"/>
+              <w:bottom w:w="40" w:type="dxa"/>
+              <w:start w:w="90" w:type="dxa"/>
+              <w:end w:w="90" w:type="dxa"/>
+            </w:tcMar>
+          </w:tcPr>
+          <w:p>
+            <w:pPr>
+              <w:spacing w:after="40" w:before="40" w:line="252" w:lineRule="auto"/>
+            </w:pPr>
+            <w:r>
+              <w:rPr>
+                <w:rFonts w:ascii="TH Sarabun New" w:hAnsi="TH Sarabun New" w:cs="TH Sarabun New" w:eastAsia="TH Sarabun New"/>
+              </w:rPr>
+            </w:r>
+            <w:r>
+              <w:rPr>
+                <w:rFonts w:ascii="TH Sarabun New" w:hAnsi="TH Sarabun New" w:cs="TH Sarabun New" w:eastAsia="TH Sarabun New"/>
+                <w:b w:val="0"/>
+                <w:i w:val="0"/>
+              </w:rPr>
+              <w:t xml:space="preserve">เติมช่อง </w:t>
+            </w:r>
+            <w:r>
+              <w:rPr>
+                <w:rFonts w:ascii="Consolas" w:hAnsi="Consolas" w:cs="Consolas" w:eastAsia="Consolas"/>
+                <w:b w:val="0"/>
+                <w:i w:val="0"/>
+                <w:sz w:val="21"/>
+              </w:rPr>
+              <w:t>____</w:t>
+            </w:r>
+            <w:r>
+              <w:rPr>
+                <w:rFonts w:ascii="TH Sarabun New" w:hAnsi="TH Sarabun New" w:cs="TH Sarabun New" w:eastAsia="TH Sarabun New"/>
+                <w:b w:val="0"/>
+                <w:i w:val="0"/>
+              </w:rPr>
+              <w:t xml:space="preserve"> ในไฟล์ฝึก ให้ผ่านการตรวจอัตโนมัติ</w:t>
+            </w:r>
+          </w:p>
+        </w:tc>
+        <w:tc>
+          <w:tcPr>
+            <w:tcW w:type="dxa" w:w="2436"/>
+            <w:tcMar>
+              <w:top w:w="40" w:type="dxa"/>
+              <w:bottom w:w="40" w:type="dxa"/>
+              <w:start w:w="90" w:type="dxa"/>
+              <w:end w:w="90" w:type="dxa"/>
+            </w:tcMar>
+          </w:tcPr>
+          <w:p>
+            <w:pPr>
+              <w:spacing w:after="40" w:before="40" w:line="252" w:lineRule="auto"/>
+            </w:pPr>
+            <w:r>
+              <w:rPr>
+                <w:rFonts w:ascii="TH Sarabun New" w:hAnsi="TH Sarabun New" w:cs="TH Sarabun New" w:eastAsia="TH Sarabun New"/>
+              </w:rPr>
+            </w:r>
+            <w:r>
+              <w:rPr>
+                <w:rFonts w:ascii="TH Sarabun New" w:hAnsi="TH Sarabun New" w:cs="TH Sarabun New" w:eastAsia="TH Sarabun New"/>
+                <w:b w:val="0"/>
+                <w:i w:val="0"/>
+              </w:rPr>
+              <w:t>กิจกรรม 4 = โจทย์หลัก (มีเฉลยในคาบ) · กิจกรรม 5 = โจทย์เพิ่ม (โบนัส เฉลยคาบหน้า)</w:t>
+            </w:r>
+          </w:p>
+        </w:tc>
+        <w:tc>
+          <w:tcPr>
+            <w:tcW w:type="dxa" w:w="2436"/>
+            <w:tcMar>
+              <w:top w:w="40" w:type="dxa"/>
+              <w:bottom w:w="40" w:type="dxa"/>
+              <w:start w:w="90" w:type="dxa"/>
+              <w:end w:w="90" w:type="dxa"/>
+            </w:tcMar>
+          </w:tcPr>
+          <w:p>
+            <w:pPr>
+              <w:spacing w:after="40" w:before="40" w:line="252" w:lineRule="auto"/>
+            </w:pPr>
+            <w:r>
+              <w:rPr>
+                <w:rFonts w:ascii="TH Sarabun New" w:hAnsi="TH Sarabun New" w:cs="TH Sarabun New" w:eastAsia="TH Sarabun New"/>
+              </w:rPr>
+            </w:r>
+            <w:r>
+              <w:rPr>
+                <w:rFonts w:ascii="TH Sarabun New" w:hAnsi="TH Sarabun New" w:cs="TH Sarabun New" w:eastAsia="TH Sarabun New"/>
+                <w:b w:val="0"/>
+                <w:i w:val="0"/>
+              </w:rPr>
+              <w:t>ลงมือทำและจดบันทึก 3 + ผ่านการตรวจ 1</w:t>
+            </w:r>
+          </w:p>
+        </w:tc>
+      </w:tr>
+      <w:tr>
+        <w:trPr>
+          <w:cantSplit w:val="true"/>
+        </w:trPr>
+        <w:tc>
+          <w:tcPr>
+            <w:tcW w:type="dxa" w:w="2436"/>
+            <w:tcMar>
+              <w:top w:w="40" w:type="dxa"/>
+              <w:bottom w:w="40" w:type="dxa"/>
+              <w:start w:w="90" w:type="dxa"/>
+              <w:end w:w="90" w:type="dxa"/>
+            </w:tcMar>
+            <w:shd w:val="clear" w:fill="F4F7FB"/>
+          </w:tcPr>
+          <w:p>
+            <w:pPr>
+              <w:spacing w:after="40" w:before="40" w:line="252" w:lineRule="auto"/>
+            </w:pPr>
+            <w:r>
+              <w:rPr>
+                <w:rFonts w:ascii="TH Sarabun New" w:hAnsi="TH Sarabun New" w:cs="TH Sarabun New" w:eastAsia="TH Sarabun New"/>
+              </w:rPr>
+            </w:r>
+            <w:r>
+              <w:rPr>
+                <w:rFonts w:ascii="TH Sarabun New" w:hAnsi="TH Sarabun New" w:cs="TH Sarabun New" w:eastAsia="TH Sarabun New"/>
+                <w:b w:val="0"/>
+                <w:i w:val="0"/>
+              </w:rPr>
+              <w:t>4 สร้าง (Make)</w:t>
+            </w:r>
+          </w:p>
+        </w:tc>
+        <w:tc>
+          <w:tcPr>
+            <w:tcW w:type="dxa" w:w="2436"/>
+            <w:tcMar>
+              <w:top w:w="40" w:type="dxa"/>
+              <w:bottom w:w="40" w:type="dxa"/>
+              <w:start w:w="90" w:type="dxa"/>
+              <w:end w:w="90" w:type="dxa"/>
+            </w:tcMar>
+            <w:shd w:val="clear" w:fill="F4F7FB"/>
+          </w:tcPr>
+          <w:p>
+            <w:pPr>
+              <w:spacing w:after="40" w:before="40" w:line="252" w:lineRule="auto"/>
+            </w:pPr>
+            <w:r>
+              <w:rPr>
+                <w:rFonts w:ascii="TH Sarabun New" w:hAnsi="TH Sarabun New" w:cs="TH Sarabun New" w:eastAsia="TH Sarabun New"/>
+              </w:rPr>
+            </w:r>
+            <w:r>
+              <w:rPr>
+                <w:rFonts w:ascii="TH Sarabun New" w:hAnsi="TH Sarabun New" w:cs="TH Sarabun New" w:eastAsia="TH Sarabun New"/>
+                <w:b w:val="0"/>
+                <w:i w:val="0"/>
+              </w:rPr>
+              <w:t>เพิ่มความสามารถใหม่ 1 อย่างให้ฟาร์มออนไลน์ของกลุ่ม</w:t>
+            </w:r>
+          </w:p>
+        </w:tc>
+        <w:tc>
+          <w:tcPr>
+            <w:tcW w:type="dxa" w:w="2436"/>
+            <w:tcMar>
+              <w:top w:w="40" w:type="dxa"/>
+              <w:bottom w:w="40" w:type="dxa"/>
+              <w:start w:w="90" w:type="dxa"/>
+              <w:end w:w="90" w:type="dxa"/>
+            </w:tcMar>
+            <w:shd w:val="clear" w:fill="F4F7FB"/>
+          </w:tcPr>
+          <w:p>
+            <w:pPr>
+              <w:spacing w:after="40" w:before="40" w:line="252" w:lineRule="auto"/>
+            </w:pPr>
+            <w:r>
+              <w:rPr>
+                <w:rFonts w:ascii="TH Sarabun New" w:hAnsi="TH Sarabun New" w:cs="TH Sarabun New" w:eastAsia="TH Sarabun New"/>
+              </w:rPr>
+            </w:r>
+            <w:r>
+              <w:rPr>
+                <w:rFonts w:ascii="TH Sarabun New" w:hAnsi="TH Sarabun New" w:cs="TH Sarabun New" w:eastAsia="TH Sarabun New"/>
+                <w:b w:val="0"/>
+                <w:i w:val="0"/>
+              </w:rPr>
+              <w:t>โจทย์เพิ่ม (โบนัส เฉลยคาบหน้า)</w:t>
+            </w:r>
+          </w:p>
+        </w:tc>
+        <w:tc>
+          <w:tcPr>
+            <w:tcW w:type="dxa" w:w="2436"/>
+            <w:tcMar>
+              <w:top w:w="40" w:type="dxa"/>
+              <w:bottom w:w="40" w:type="dxa"/>
+              <w:start w:w="90" w:type="dxa"/>
+              <w:end w:w="90" w:type="dxa"/>
+            </w:tcMar>
+            <w:shd w:val="clear" w:fill="F4F7FB"/>
+          </w:tcPr>
+          <w:p>
+            <w:pPr>
+              <w:spacing w:after="40" w:before="40" w:line="252" w:lineRule="auto"/>
+            </w:pPr>
+            <w:r>
+              <w:rPr>
+                <w:rFonts w:ascii="TH Sarabun New" w:hAnsi="TH Sarabun New" w:cs="TH Sarabun New" w:eastAsia="TH Sarabun New"/>
+              </w:rPr>
+            </w:r>
+            <w:r>
+              <w:rPr>
+                <w:rFonts w:ascii="TH Sarabun New" w:hAnsi="TH Sarabun New" w:cs="TH Sarabun New" w:eastAsia="TH Sarabun New"/>
+                <w:b w:val="0"/>
+                <w:i w:val="0"/>
+              </w:rPr>
+              <w:t>5</w:t>
+            </w:r>
+          </w:p>
+        </w:tc>
+      </w:tr>
+    </w:tbl>
+    <w:p>
+      <w:pPr>
+        <w:spacing w:after="40"/>
+      </w:pPr>
+    </w:p>
+    <w:p>
+      <w:pPr>
+        <w:keepLines/>
+        <w:pBdr>
+          <w:left w:val="single" w:sz="18" w:space="8" w:color="2E5496"/>
+        </w:pBdr>
+        <w:shd w:val="clear" w:fill="F1F5FB"/>
+        <w:spacing w:before="120" w:after="160" w:line="274" w:lineRule="auto"/>
+        <w:ind w:left="283" w:right="113"/>
+      </w:pPr>
+      <w:r>
+        <w:rPr>
+          <w:rFonts w:ascii="TH Sarabun New" w:hAnsi="TH Sarabun New" w:cs="TH Sarabun New" w:eastAsia="TH Sarabun New"/>
+          <w:b w:val="0"/>
+          <w:i/>
+          <w:color w:val="5B616B"/>
+        </w:rPr>
+        <w:t>แต้ม Code Quest เป็นแต้มสนุก ไม่นับเกรด · เปิดคำใบ้ท้ายใบงาน 1 ขั้น = −1 แต้ม</w:t>
+      </w:r>
+      <w:r>
+        <w:rPr>
+          <w:rFonts w:ascii="TH Sarabun New" w:hAnsi="TH Sarabun New" w:cs="TH Sarabun New" w:eastAsia="TH Sarabun New"/>
+          <w:i/>
+        </w:rPr>
+        <w:br/>
+      </w:r>
+      <w:r>
+        <w:rPr>
+          <w:rFonts w:ascii="TH Sarabun New" w:hAnsi="TH Sarabun New" w:cs="TH Sarabun New" w:eastAsia="TH Sarabun New"/>
+          <w:b/>
+          <w:i/>
+          <w:color w:val="5B616B"/>
+        </w:rPr>
+        <w:t>ระดับ 3 ให้แต้มจากการลงมือ ไม่ใช่จากการทำสำเร็จ:</w:t>
+      </w:r>
+      <w:r>
+        <w:rPr>
+          <w:rFonts w:ascii="TH Sarabun New" w:hAnsi="TH Sarabun New" w:cs="TH Sarabun New" w:eastAsia="TH Sarabun New"/>
+          <w:b w:val="0"/>
+          <w:i/>
+          <w:color w:val="5B616B"/>
+        </w:rPr>
+        <w:t xml:space="preserve"> เขียนคำตอบที่เดาก่อนรัน · ลองอะไรไปบ้าง · ติดตรงไหน — ยังไม่ผ่านก็ได้ 3 แต้ม</w:t>
+      </w:r>
+      <w:r>
+        <w:rPr>
+          <w:rFonts w:ascii="TH Sarabun New" w:hAnsi="TH Sarabun New" w:cs="TH Sarabun New" w:eastAsia="TH Sarabun New"/>
+          <w:i/>
+        </w:rPr>
+        <w:br/>
+      </w:r>
+      <w:r>
+        <w:rPr>
+          <w:rFonts w:ascii="TH Sarabun New" w:hAnsi="TH Sarabun New" w:cs="TH Sarabun New" w:eastAsia="TH Sarabun New"/>
+          <w:b/>
+          <w:i/>
+          <w:color w:val="5B616B"/>
+        </w:rPr>
+        <w:t>ไฟล์ฝึกตรวจกฎได้โดยไม่ต้องต่อเน็ต:</w:t>
+      </w:r>
+      <w:r>
+        <w:rPr>
+          <w:rFonts w:ascii="TH Sarabun New" w:hAnsi="TH Sarabun New" w:cs="TH Sarabun New" w:eastAsia="TH Sarabun New"/>
+          <w:b w:val="0"/>
+          <w:i/>
+          <w:color w:val="5B616B"/>
+        </w:rPr>
+        <w:t xml:space="preserve"> รันแล้วมันตรวจก่อนเปิดจอ ผ่านแล้วจึงต่อ WiFi (ต้องแก้ </w:t>
+      </w:r>
+      <w:r>
+        <w:rPr>
+          <w:rFonts w:ascii="Consolas" w:hAnsi="Consolas" w:cs="Consolas" w:eastAsia="Consolas"/>
+          <w:b w:val="0"/>
+          <w:i/>
+          <w:color w:val="5B616B"/>
+          <w:sz w:val="21"/>
+        </w:rPr>
+        <w:t>WIFI_SSID</w:t>
+      </w:r>
+      <w:r>
+        <w:rPr>
+          <w:rFonts w:ascii="TH Sarabun New" w:hAnsi="TH Sarabun New" w:cs="TH Sarabun New" w:eastAsia="TH Sarabun New"/>
+          <w:b w:val="0"/>
+          <w:i/>
+          <w:color w:val="5B616B"/>
+        </w:rPr>
+        <w:t xml:space="preserve"> </w:t>
+      </w:r>
+      <w:r>
+        <w:rPr>
+          <w:rFonts w:ascii="Consolas" w:hAnsi="Consolas" w:cs="Consolas" w:eastAsia="Consolas"/>
+          <w:b w:val="0"/>
+          <w:i/>
+          <w:color w:val="5B616B"/>
+          <w:sz w:val="21"/>
+        </w:rPr>
+        <w:t>WIFI_PASS</w:t>
+      </w:r>
+      <w:r>
+        <w:rPr>
+          <w:rFonts w:ascii="TH Sarabun New" w:hAnsi="TH Sarabun New" w:cs="TH Sarabun New" w:eastAsia="TH Sarabun New"/>
+          <w:b w:val="0"/>
+          <w:i/>
+          <w:color w:val="5B616B"/>
+        </w:rPr>
+        <w:t xml:space="preserve"> </w:t>
+      </w:r>
+      <w:r>
+        <w:rPr>
+          <w:rFonts w:ascii="Consolas" w:hAnsi="Consolas" w:cs="Consolas" w:eastAsia="Consolas"/>
+          <w:b w:val="0"/>
+          <w:i/>
+          <w:color w:val="5B616B"/>
+          <w:sz w:val="21"/>
+        </w:rPr>
+        <w:t>TEAM</w:t>
+      </w:r>
+      <w:r>
+        <w:rPr>
+          <w:rFonts w:ascii="TH Sarabun New" w:hAnsi="TH Sarabun New" w:cs="TH Sarabun New" w:eastAsia="TH Sarabun New"/>
+          <w:b w:val="0"/>
+          <w:i/>
+          <w:color w:val="5B616B"/>
+        </w:rPr>
+        <w:t xml:space="preserve"> ก่อนเหมือนไฟล์ตัวอย่าง)</w:t>
+      </w:r>
+    </w:p>
+    <w:p>
+      <w:pPr>
+        <w:pStyle w:val="Heading3"/>
+      </w:pPr>
+      <w:r>
+        <w:rPr>
+          <w:rFonts w:ascii="TH Sarabun New" w:hAnsi="TH Sarabun New" w:cs="TH Sarabun New" w:eastAsia="TH Sarabun New"/>
+          <w:b/>
+          <w:i w:val="0"/>
+          <w:color w:val="2E5496"/>
+        </w:rPr>
+        <w:t>ติดขัด? บันไดช่วยเหลือ 5 ขั้น</w:t>
+      </w:r>
+    </w:p>
+    <w:p>
+      <w:pPr>
+        <w:pStyle w:val="ListNumber"/>
+        <w:spacing w:after="60"/>
+      </w:pPr>
+      <w:r>
+        <w:rPr>
+          <w:rFonts w:ascii="TH Sarabun New" w:hAnsi="TH Sarabun New" w:cs="TH Sarabun New" w:eastAsia="TH Sarabun New"/>
+          <w:b/>
+          <w:i w:val="0"/>
+        </w:rPr>
+        <w:t>คำใบ้ 3 ขั้น</w:t>
+      </w:r>
+      <w:r>
+        <w:rPr>
+          <w:rFonts w:ascii="TH Sarabun New" w:hAnsi="TH Sarabun New" w:cs="TH Sarabun New" w:eastAsia="TH Sarabun New"/>
+          <w:b w:val="0"/>
+          <w:i w:val="0"/>
+        </w:rPr>
+        <w:t xml:space="preserve"> ท้ายใบงาน (หัวข้อ "คำใบ้ Code Quest"): ขั้น 1 = แนวคิด · ขั้น 2 = โค้ดครึ่งหนึ่ง · ขั้น 3 = เกือบครบ — เปิดทีละขั้น ขั้นละ −1 แต้ม</w:t>
+      </w:r>
+    </w:p>
+    <w:p>
+      <w:pPr>
+        <w:pStyle w:val="ListNumber"/>
+        <w:spacing w:after="60"/>
+      </w:pPr>
+      <w:r>
+        <w:rPr>
+          <w:rFonts w:ascii="TH Sarabun New" w:hAnsi="TH Sarabun New" w:cs="TH Sarabun New" w:eastAsia="TH Sarabun New"/>
+          <w:b/>
+          <w:i w:val="0"/>
+        </w:rPr>
+        <w:t>อ่านข้อความ error</w:t>
+      </w:r>
+      <w:r>
+        <w:rPr>
+          <w:rFonts w:ascii="TH Sarabun New" w:hAnsi="TH Sarabun New" w:cs="TH Sarabun New" w:eastAsia="TH Sarabun New"/>
+          <w:b w:val="0"/>
+          <w:i w:val="0"/>
+        </w:rPr>
+        <w:t xml:space="preserve"> ด้วยตารางด้านล่าง</w:t>
+      </w:r>
+    </w:p>
+    <w:p>
+      <w:pPr>
+        <w:pStyle w:val="ListNumber"/>
+        <w:spacing w:after="60"/>
+      </w:pPr>
+      <w:r>
+        <w:rPr>
+          <w:rFonts w:ascii="TH Sarabun New" w:hAnsi="TH Sarabun New" w:cs="TH Sarabun New" w:eastAsia="TH Sarabun New"/>
+          <w:b/>
+          <w:i w:val="0"/>
+        </w:rPr>
+        <w:t>สลับคนขับกับคนนำทาง</w:t>
+      </w:r>
+      <w:r>
+        <w:rPr>
+          <w:rFonts w:ascii="TH Sarabun New" w:hAnsi="TH Sarabun New" w:cs="TH Sarabun New" w:eastAsia="TH Sarabun New"/>
+          <w:b w:val="0"/>
+          <w:i w:val="0"/>
+        </w:rPr>
+        <w:t xml:space="preserve"> แล้วลองใหม่ · </w:t>
+      </w:r>
+      <w:r>
+        <w:rPr>
+          <w:rFonts w:ascii="TH Sarabun New" w:hAnsi="TH Sarabun New" w:cs="TH Sarabun New" w:eastAsia="TH Sarabun New"/>
+          <w:b/>
+          <w:i w:val="0"/>
+        </w:rPr>
+        <w:t>ถามเพื่อน 3 คนก่อนถามผู้สอน</w:t>
+      </w:r>
+    </w:p>
+    <w:p>
+      <w:pPr>
+        <w:pStyle w:val="ListNumber"/>
+        <w:spacing w:after="60"/>
+      </w:pPr>
+      <w:r>
+        <w:rPr>
+          <w:rFonts w:ascii="TH Sarabun New" w:hAnsi="TH Sarabun New" w:cs="TH Sarabun New" w:eastAsia="TH Sarabun New"/>
+          <w:b/>
+          <w:i w:val="0"/>
+        </w:rPr>
+        <w:t>ทางออกฉุกเฉิน:</w:t>
+      </w:r>
+      <w:r>
+        <w:rPr>
+          <w:rFonts w:ascii="TH Sarabun New" w:hAnsi="TH Sarabun New" w:cs="TH Sarabun New" w:eastAsia="TH Sarabun New"/>
+          <w:b w:val="0"/>
+          <w:i w:val="0"/>
+        </w:rPr>
+        <w:t xml:space="preserve"> รันไฟล์ตัวอย่างเต็ม (</w:t>
+      </w:r>
+      <w:r>
+        <w:rPr>
+          <w:rFonts w:ascii="Consolas" w:hAnsi="Consolas" w:cs="Consolas" w:eastAsia="Consolas"/>
+          <w:b w:val="0"/>
+          <w:i w:val="0"/>
+          <w:sz w:val="21"/>
+        </w:rPr>
+        <w:t>s2/sf2_03_remote_pump.py</w:t>
+      </w:r>
+      <w:r>
+        <w:rPr>
+          <w:rFonts w:ascii="TH Sarabun New" w:hAnsi="TH Sarabun New" w:cs="TH Sarabun New" w:eastAsia="TH Sarabun New"/>
+          <w:b w:val="0"/>
+          <w:i w:val="0"/>
+        </w:rPr>
+        <w:t xml:space="preserve"> หรือ </w:t>
+      </w:r>
+      <w:r>
+        <w:rPr>
+          <w:rFonts w:ascii="Consolas" w:hAnsi="Consolas" w:cs="Consolas" w:eastAsia="Consolas"/>
+          <w:b w:val="0"/>
+          <w:i w:val="0"/>
+          <w:sz w:val="21"/>
+        </w:rPr>
+        <w:t>s2/sf2_04_crop_alert.py</w:t>
+      </w:r>
+      <w:r>
+        <w:rPr>
+          <w:rFonts w:ascii="TH Sarabun New" w:hAnsi="TH Sarabun New" w:cs="TH Sarabun New" w:eastAsia="TH Sarabun New"/>
+          <w:b w:val="0"/>
+          <w:i w:val="0"/>
+        </w:rPr>
+        <w:t>) เพื่อไปต่อก่อน แล้วค่อยเปิดดูว่าต่างจากของเราตรงไหน</w:t>
+      </w:r>
+    </w:p>
+    <w:p>
+      <w:pPr>
+        <w:pStyle w:val="ListNumber"/>
+        <w:spacing w:after="60"/>
+      </w:pPr>
+      <w:r>
+        <w:rPr>
+          <w:rFonts w:ascii="TH Sarabun New" w:hAnsi="TH Sarabun New" w:cs="TH Sarabun New" w:eastAsia="TH Sarabun New"/>
+          <w:b/>
+          <w:i w:val="0"/>
+        </w:rPr>
+        <w:t>เฉลย:</w:t>
+      </w:r>
+      <w:r>
+        <w:rPr>
+          <w:rFonts w:ascii="TH Sarabun New" w:hAnsi="TH Sarabun New" w:cs="TH Sarabun New" w:eastAsia="TH Sarabun New"/>
+          <w:b w:val="0"/>
+          <w:i w:val="0"/>
+        </w:rPr>
+        <w:t xml:space="preserve"> โจทย์หลักอยู่ใน [</w:t>
+      </w:r>
+      <w:r>
+        <w:rPr>
+          <w:rFonts w:ascii="Consolas" w:hAnsi="Consolas" w:cs="Consolas" w:eastAsia="Consolas"/>
+          <w:b w:val="0"/>
+          <w:i w:val="0"/>
+          <w:sz w:val="21"/>
+        </w:rPr>
+        <w:t>s2/practise/solutions/</w:t>
+      </w:r>
+      <w:r>
+        <w:rPr>
+          <w:rFonts w:ascii="TH Sarabun New" w:hAnsi="TH Sarabun New" w:cs="TH Sarabun New" w:eastAsia="TH Sarabun New"/>
+          <w:b w:val="0"/>
+          <w:i w:val="0"/>
+        </w:rPr>
+        <w:t>](https://github.com/Advance-Innovation-Centre-AIC/aiot-development-for-smart-farm/blob/main/s2/practise/solutions/sf2_03_practise_solution.py) ตั้งแต่ในคาบ · ทุกข้อ (รวมโจทย์เพิ่ม) อธิบายทีละบรรทัดต้นคาบ 3</w:t>
+      </w:r>
+    </w:p>
+    <w:tbl>
+      <w:tblPr>
+        <w:tblW w:type="auto" w:w="0"/>
+        <w:jc w:val="center"/>
+        <w:tblLook w:firstColumn="1" w:firstRow="1" w:lastColumn="0" w:lastRow="0" w:noHBand="0" w:noVBand="1" w:val="04A0"/>
+        <w:tblW w:type="pct" w:w="5000"/>
+        <w:tblBorders>
+          <w:top w:val="single" w:sz="4" w:space="0" w:color="C7D2E4"/>
+          <w:left w:val="single" w:sz="4" w:space="0" w:color="C7D2E4"/>
+          <w:bottom w:val="single" w:sz="4" w:space="0" w:color="C7D2E4"/>
+          <w:right w:val="single" w:sz="4" w:space="0" w:color="C7D2E4"/>
+          <w:insideH w:val="single" w:sz="4" w:space="0" w:color="C7D2E4"/>
+          <w:insideV w:val="single" w:sz="4" w:space="0" w:color="C7D2E4"/>
+        </w:tblBorders>
+      </w:tblPr>
+      <w:tblGrid>
+        <w:gridCol w:w="3249"/>
+        <w:gridCol w:w="3249"/>
+        <w:gridCol w:w="3249"/>
+      </w:tblGrid>
+      <w:tr>
+        <w:trPr>
+          <w:tblHeader w:val="true"/>
+        </w:trPr>
+        <w:tc>
+          <w:tcPr>
+            <w:tcW w:type="dxa" w:w="3249"/>
+            <w:tcMar>
+              <w:top w:w="40" w:type="dxa"/>
+              <w:bottom w:w="40" w:type="dxa"/>
+              <w:start w:w="90" w:type="dxa"/>
+              <w:end w:w="90" w:type="dxa"/>
+            </w:tcMar>
+            <w:shd w:val="clear" w:fill="1F3864"/>
+          </w:tcPr>
+          <w:p>
+            <w:pPr>
+              <w:spacing w:after="40" w:before="40" w:line="252" w:lineRule="auto"/>
+            </w:pPr>
+            <w:r>
+              <w:rPr>
+                <w:rFonts w:ascii="TH Sarabun New" w:hAnsi="TH Sarabun New" w:cs="TH Sarabun New" w:eastAsia="TH Sarabun New"/>
+                <w:b/>
+              </w:rPr>
+            </w:r>
+            <w:r>
+              <w:rPr>
+                <w:rFonts w:ascii="TH Sarabun New" w:hAnsi="TH Sarabun New" w:cs="TH Sarabun New" w:eastAsia="TH Sarabun New"/>
+                <w:b/>
+                <w:i w:val="0"/>
+                <w:color w:val="FFFFFF"/>
+              </w:rPr>
+              <w:t>เห็นใน Console หรือบนจอ</w:t>
+            </w:r>
+          </w:p>
+        </w:tc>
+        <w:tc>
+          <w:tcPr>
+            <w:tcW w:type="dxa" w:w="3249"/>
+            <w:tcMar>
+              <w:top w:w="40" w:type="dxa"/>
+              <w:bottom w:w="40" w:type="dxa"/>
+              <w:start w:w="90" w:type="dxa"/>
+              <w:end w:w="90" w:type="dxa"/>
+            </w:tcMar>
+            <w:shd w:val="clear" w:fill="1F3864"/>
+          </w:tcPr>
+          <w:p>
+            <w:pPr>
+              <w:spacing w:after="40" w:before="40" w:line="252" w:lineRule="auto"/>
+            </w:pPr>
+            <w:r>
+              <w:rPr>
+                <w:rFonts w:ascii="TH Sarabun New" w:hAnsi="TH Sarabun New" w:cs="TH Sarabun New" w:eastAsia="TH Sarabun New"/>
+                <w:b/>
+              </w:rPr>
+            </w:r>
+            <w:r>
+              <w:rPr>
+                <w:rFonts w:ascii="TH Sarabun New" w:hAnsi="TH Sarabun New" w:cs="TH Sarabun New" w:eastAsia="TH Sarabun New"/>
+                <w:b/>
+                <w:i w:val="0"/>
+                <w:color w:val="FFFFFF"/>
+              </w:rPr>
+              <w:t>แปลว่า</w:t>
+            </w:r>
+          </w:p>
+        </w:tc>
+        <w:tc>
+          <w:tcPr>
+            <w:tcW w:type="dxa" w:w="3249"/>
+            <w:tcMar>
+              <w:top w:w="40" w:type="dxa"/>
+              <w:bottom w:w="40" w:type="dxa"/>
+              <w:start w:w="90" w:type="dxa"/>
+              <w:end w:w="90" w:type="dxa"/>
+            </w:tcMar>
+            <w:shd w:val="clear" w:fill="1F3864"/>
+          </w:tcPr>
+          <w:p>
+            <w:pPr>
+              <w:spacing w:after="40" w:before="40" w:line="252" w:lineRule="auto"/>
+            </w:pPr>
+            <w:r>
+              <w:rPr>
+                <w:rFonts w:ascii="TH Sarabun New" w:hAnsi="TH Sarabun New" w:cs="TH Sarabun New" w:eastAsia="TH Sarabun New"/>
+                <w:b/>
+              </w:rPr>
+            </w:r>
+            <w:r>
+              <w:rPr>
+                <w:rFonts w:ascii="TH Sarabun New" w:hAnsi="TH Sarabun New" w:cs="TH Sarabun New" w:eastAsia="TH Sarabun New"/>
+                <w:b/>
+                <w:i w:val="0"/>
+                <w:color w:val="FFFFFF"/>
+              </w:rPr>
+              <w:t>ทำอย่างไร</w:t>
+            </w:r>
+          </w:p>
+        </w:tc>
+      </w:tr>
+      <w:tr>
+        <w:trPr>
+          <w:cantSplit w:val="true"/>
+        </w:trPr>
+        <w:tc>
+          <w:tcPr>
+            <w:tcW w:type="dxa" w:w="3249"/>
+            <w:tcMar>
+              <w:top w:w="40" w:type="dxa"/>
+              <w:bottom w:w="40" w:type="dxa"/>
+              <w:start w:w="90" w:type="dxa"/>
+              <w:end w:w="90" w:type="dxa"/>
+            </w:tcMar>
+          </w:tcPr>
+          <w:p>
+            <w:pPr>
+              <w:spacing w:after="40" w:before="40" w:line="252" w:lineRule="auto"/>
+            </w:pPr>
+            <w:r>
+              <w:rPr>
+                <w:rFonts w:ascii="TH Sarabun New" w:hAnsi="TH Sarabun New" w:cs="TH Sarabun New" w:eastAsia="TH Sarabun New"/>
+              </w:rPr>
+            </w:r>
+            <w:r>
+              <w:rPr>
+                <w:rFonts w:ascii="Consolas" w:hAnsi="Consolas" w:cs="Consolas" w:eastAsia="Consolas"/>
+                <w:b w:val="0"/>
+                <w:i w:val="0"/>
+                <w:sz w:val="21"/>
+              </w:rPr>
+              <w:t>NameError: name '____' isn't defined</w:t>
+            </w:r>
+          </w:p>
+        </w:tc>
+        <w:tc>
+          <w:tcPr>
+            <w:tcW w:type="dxa" w:w="3249"/>
+            <w:tcMar>
+              <w:top w:w="40" w:type="dxa"/>
+              <w:bottom w:w="40" w:type="dxa"/>
+              <w:start w:w="90" w:type="dxa"/>
+              <w:end w:w="90" w:type="dxa"/>
+            </w:tcMar>
+          </w:tcPr>
+          <w:p>
+            <w:pPr>
+              <w:spacing w:after="40" w:before="40" w:line="252" w:lineRule="auto"/>
+            </w:pPr>
+            <w:r>
+              <w:rPr>
+                <w:rFonts w:ascii="TH Sarabun New" w:hAnsi="TH Sarabun New" w:cs="TH Sarabun New" w:eastAsia="TH Sarabun New"/>
+              </w:rPr>
+            </w:r>
+            <w:r>
+              <w:rPr>
+                <w:rFonts w:ascii="TH Sarabun New" w:hAnsi="TH Sarabun New" w:cs="TH Sarabun New" w:eastAsia="TH Sarabun New"/>
+                <w:b w:val="0"/>
+                <w:i w:val="0"/>
+              </w:rPr>
+              <w:t xml:space="preserve">ยังมีช่อง </w:t>
+            </w:r>
+            <w:r>
+              <w:rPr>
+                <w:rFonts w:ascii="Consolas" w:hAnsi="Consolas" w:cs="Consolas" w:eastAsia="Consolas"/>
+                <w:b w:val="0"/>
+                <w:i w:val="0"/>
+                <w:sz w:val="21"/>
+              </w:rPr>
+              <w:t>____</w:t>
+            </w:r>
+            <w:r>
+              <w:rPr>
+                <w:rFonts w:ascii="TH Sarabun New" w:hAnsi="TH Sarabun New" w:cs="TH Sarabun New" w:eastAsia="TH Sarabun New"/>
+                <w:b w:val="0"/>
+                <w:i w:val="0"/>
+              </w:rPr>
+              <w:t xml:space="preserve"> ที่ไม่ได้เติม</w:t>
+            </w:r>
+          </w:p>
+        </w:tc>
+        <w:tc>
+          <w:tcPr>
+            <w:tcW w:type="dxa" w:w="3249"/>
+            <w:tcMar>
+              <w:top w:w="40" w:type="dxa"/>
+              <w:bottom w:w="40" w:type="dxa"/>
+              <w:start w:w="90" w:type="dxa"/>
+              <w:end w:w="90" w:type="dxa"/>
+            </w:tcMar>
+          </w:tcPr>
+          <w:p>
+            <w:pPr>
+              <w:spacing w:after="40" w:before="40" w:line="252" w:lineRule="auto"/>
+            </w:pPr>
+            <w:r>
+              <w:rPr>
+                <w:rFonts w:ascii="TH Sarabun New" w:hAnsi="TH Sarabun New" w:cs="TH Sarabun New" w:eastAsia="TH Sarabun New"/>
+              </w:rPr>
+            </w:r>
+            <w:r>
+              <w:rPr>
+                <w:rFonts w:ascii="TH Sarabun New" w:hAnsi="TH Sarabun New" w:cs="TH Sarabun New" w:eastAsia="TH Sarabun New"/>
+                <w:b w:val="0"/>
+                <w:i w:val="0"/>
+              </w:rPr>
+              <w:t xml:space="preserve">ค้นคำว่า </w:t>
+            </w:r>
+            <w:r>
+              <w:rPr>
+                <w:rFonts w:ascii="Consolas" w:hAnsi="Consolas" w:cs="Consolas" w:eastAsia="Consolas"/>
+                <w:b w:val="0"/>
+                <w:i w:val="0"/>
+                <w:sz w:val="21"/>
+              </w:rPr>
+              <w:t>____</w:t>
+            </w:r>
+            <w:r>
+              <w:rPr>
+                <w:rFonts w:ascii="TH Sarabun New" w:hAnsi="TH Sarabun New" w:cs="TH Sarabun New" w:eastAsia="TH Sarabun New"/>
+                <w:b w:val="0"/>
+                <w:i w:val="0"/>
+              </w:rPr>
+              <w:t xml:space="preserve"> ในไฟล์ เติมให้ครบ</w:t>
+            </w:r>
+          </w:p>
+        </w:tc>
+      </w:tr>
+      <w:tr>
+        <w:trPr>
+          <w:cantSplit w:val="true"/>
+        </w:trPr>
+        <w:tc>
+          <w:tcPr>
+            <w:tcW w:type="dxa" w:w="3249"/>
+            <w:tcMar>
+              <w:top w:w="40" w:type="dxa"/>
+              <w:bottom w:w="40" w:type="dxa"/>
+              <w:start w:w="90" w:type="dxa"/>
+              <w:end w:w="90" w:type="dxa"/>
+            </w:tcMar>
+            <w:shd w:val="clear" w:fill="F4F7FB"/>
+          </w:tcPr>
+          <w:p>
+            <w:pPr>
+              <w:spacing w:after="40" w:before="40" w:line="252" w:lineRule="auto"/>
+            </w:pPr>
+            <w:r>
+              <w:rPr>
+                <w:rFonts w:ascii="TH Sarabun New" w:hAnsi="TH Sarabun New" w:cs="TH Sarabun New" w:eastAsia="TH Sarabun New"/>
+              </w:rPr>
+            </w:r>
+            <w:r>
+              <w:rPr>
+                <w:rFonts w:ascii="Consolas" w:hAnsi="Consolas" w:cs="Consolas" w:eastAsia="Consolas"/>
+                <w:b w:val="0"/>
+                <w:i w:val="0"/>
+                <w:sz w:val="21"/>
+              </w:rPr>
+              <w:t>NameError: name 'xxx' isn't defined</w:t>
+            </w:r>
+          </w:p>
+        </w:tc>
+        <w:tc>
+          <w:tcPr>
+            <w:tcW w:type="dxa" w:w="3249"/>
+            <w:tcMar>
+              <w:top w:w="40" w:type="dxa"/>
+              <w:bottom w:w="40" w:type="dxa"/>
+              <w:start w:w="90" w:type="dxa"/>
+              <w:end w:w="90" w:type="dxa"/>
+            </w:tcMar>
+            <w:shd w:val="clear" w:fill="F4F7FB"/>
+          </w:tcPr>
+          <w:p>
+            <w:pPr>
+              <w:spacing w:after="40" w:before="40" w:line="252" w:lineRule="auto"/>
+            </w:pPr>
+            <w:r>
+              <w:rPr>
+                <w:rFonts w:ascii="TH Sarabun New" w:hAnsi="TH Sarabun New" w:cs="TH Sarabun New" w:eastAsia="TH Sarabun New"/>
+              </w:rPr>
+            </w:r>
+            <w:r>
+              <w:rPr>
+                <w:rFonts w:ascii="TH Sarabun New" w:hAnsi="TH Sarabun New" w:cs="TH Sarabun New" w:eastAsia="TH Sarabun New"/>
+                <w:b w:val="0"/>
+                <w:i w:val="0"/>
+              </w:rPr>
+              <w:t>สะกดชื่อผิด หรือใช้ชื่อที่ฟังก์ชันนั้นไม่รู้จัก</w:t>
+            </w:r>
+          </w:p>
+        </w:tc>
+        <w:tc>
+          <w:tcPr>
+            <w:tcW w:type="dxa" w:w="3249"/>
+            <w:tcMar>
+              <w:top w:w="40" w:type="dxa"/>
+              <w:bottom w:w="40" w:type="dxa"/>
+              <w:start w:w="90" w:type="dxa"/>
+              <w:end w:w="90" w:type="dxa"/>
+            </w:tcMar>
+            <w:shd w:val="clear" w:fill="F4F7FB"/>
+          </w:tcPr>
+          <w:p>
+            <w:pPr>
+              <w:spacing w:after="40" w:before="40" w:line="252" w:lineRule="auto"/>
+            </w:pPr>
+            <w:r>
+              <w:rPr>
+                <w:rFonts w:ascii="TH Sarabun New" w:hAnsi="TH Sarabun New" w:cs="TH Sarabun New" w:eastAsia="TH Sarabun New"/>
+              </w:rPr>
+            </w:r>
+            <w:r>
+              <w:rPr>
+                <w:rFonts w:ascii="TH Sarabun New" w:hAnsi="TH Sarabun New" w:cs="TH Sarabun New" w:eastAsia="TH Sarabun New"/>
+                <w:b w:val="0"/>
+                <w:i w:val="0"/>
+              </w:rPr>
+              <w:t xml:space="preserve">เทียบตัวสะกดกับส่วน </w:t>
+            </w:r>
+            <w:r>
+              <w:rPr>
+                <w:rFonts w:ascii="Consolas" w:hAnsi="Consolas" w:cs="Consolas" w:eastAsia="Consolas"/>
+                <w:b w:val="0"/>
+                <w:i w:val="0"/>
+                <w:sz w:val="21"/>
+              </w:rPr>
+              <w:t>1) ตั้งค่า</w:t>
+            </w:r>
+            <w:r>
+              <w:rPr>
+                <w:rFonts w:ascii="TH Sarabun New" w:hAnsi="TH Sarabun New" w:cs="TH Sarabun New" w:eastAsia="TH Sarabun New"/>
+                <w:b w:val="0"/>
+                <w:i w:val="0"/>
+              </w:rPr>
+              <w:t xml:space="preserve"> ด้านบนของไฟล์</w:t>
+            </w:r>
+          </w:p>
+        </w:tc>
+      </w:tr>
+      <w:tr>
+        <w:trPr>
+          <w:cantSplit w:val="true"/>
+        </w:trPr>
+        <w:tc>
+          <w:tcPr>
+            <w:tcW w:type="dxa" w:w="3249"/>
+            <w:tcMar>
+              <w:top w:w="40" w:type="dxa"/>
+              <w:bottom w:w="40" w:type="dxa"/>
+              <w:start w:w="90" w:type="dxa"/>
+              <w:end w:w="90" w:type="dxa"/>
+            </w:tcMar>
+          </w:tcPr>
+          <w:p>
+            <w:pPr>
+              <w:spacing w:after="40" w:before="40" w:line="252" w:lineRule="auto"/>
+            </w:pPr>
+            <w:r>
+              <w:rPr>
+                <w:rFonts w:ascii="TH Sarabun New" w:hAnsi="TH Sarabun New" w:cs="TH Sarabun New" w:eastAsia="TH Sarabun New"/>
+              </w:rPr>
+            </w:r>
+            <w:r>
+              <w:rPr>
+                <w:rFonts w:ascii="Consolas" w:hAnsi="Consolas" w:cs="Consolas" w:eastAsia="Consolas"/>
+                <w:b w:val="0"/>
+                <w:i w:val="0"/>
+                <w:sz w:val="21"/>
+              </w:rPr>
+              <w:t>SyntaxError</w:t>
+            </w:r>
+            <w:r>
+              <w:rPr>
+                <w:rFonts w:ascii="TH Sarabun New" w:hAnsi="TH Sarabun New" w:cs="TH Sarabun New" w:eastAsia="TH Sarabun New"/>
+                <w:b w:val="0"/>
+                <w:i w:val="0"/>
+              </w:rPr>
+              <w:t xml:space="preserve"> หรือ </w:t>
+            </w:r>
+            <w:r>
+              <w:rPr>
+                <w:rFonts w:ascii="Consolas" w:hAnsi="Consolas" w:cs="Consolas" w:eastAsia="Consolas"/>
+                <w:b w:val="0"/>
+                <w:i w:val="0"/>
+                <w:sz w:val="21"/>
+              </w:rPr>
+              <w:t>IndentationError</w:t>
+            </w:r>
+          </w:p>
+        </w:tc>
+        <w:tc>
+          <w:tcPr>
+            <w:tcW w:type="dxa" w:w="3249"/>
+            <w:tcMar>
+              <w:top w:w="40" w:type="dxa"/>
+              <w:bottom w:w="40" w:type="dxa"/>
+              <w:start w:w="90" w:type="dxa"/>
+              <w:end w:w="90" w:type="dxa"/>
+            </w:tcMar>
+          </w:tcPr>
+          <w:p>
+            <w:pPr>
+              <w:spacing w:after="40" w:before="40" w:line="252" w:lineRule="auto"/>
+            </w:pPr>
+            <w:r>
+              <w:rPr>
+                <w:rFonts w:ascii="TH Sarabun New" w:hAnsi="TH Sarabun New" w:cs="TH Sarabun New" w:eastAsia="TH Sarabun New"/>
+              </w:rPr>
+            </w:r>
+            <w:r>
+              <w:rPr>
+                <w:rFonts w:ascii="TH Sarabun New" w:hAnsi="TH Sarabun New" w:cs="TH Sarabun New" w:eastAsia="TH Sarabun New"/>
+                <w:b w:val="0"/>
+                <w:i w:val="0"/>
+              </w:rPr>
+              <w:t>เขียนผิดรูปแบบภาษา</w:t>
+            </w:r>
+          </w:p>
+        </w:tc>
+        <w:tc>
+          <w:tcPr>
+            <w:tcW w:type="dxa" w:w="3249"/>
+            <w:tcMar>
+              <w:top w:w="40" w:type="dxa"/>
+              <w:bottom w:w="40" w:type="dxa"/>
+              <w:start w:w="90" w:type="dxa"/>
+              <w:end w:w="90" w:type="dxa"/>
+            </w:tcMar>
+          </w:tcPr>
+          <w:p>
+            <w:pPr>
+              <w:spacing w:after="40" w:before="40" w:line="252" w:lineRule="auto"/>
+            </w:pPr>
+            <w:r>
+              <w:rPr>
+                <w:rFonts w:ascii="TH Sarabun New" w:hAnsi="TH Sarabun New" w:cs="TH Sarabun New" w:eastAsia="TH Sarabun New"/>
+              </w:rPr>
+            </w:r>
+            <w:r>
+              <w:rPr>
+                <w:rFonts w:ascii="TH Sarabun New" w:hAnsi="TH Sarabun New" w:cs="TH Sarabun New" w:eastAsia="TH Sarabun New"/>
+                <w:b w:val="0"/>
+                <w:i w:val="0"/>
+              </w:rPr>
+              <w:t xml:space="preserve">ดูเลขบรรทัดที่ Console บอก: ขาด </w:t>
+            </w:r>
+            <w:r>
+              <w:rPr>
+                <w:rFonts w:ascii="Consolas" w:hAnsi="Consolas" w:cs="Consolas" w:eastAsia="Consolas"/>
+                <w:b w:val="0"/>
+                <w:i w:val="0"/>
+                <w:sz w:val="21"/>
+              </w:rPr>
+              <w:t>:</w:t>
+            </w:r>
+            <w:r>
+              <w:rPr>
+                <w:rFonts w:ascii="TH Sarabun New" w:hAnsi="TH Sarabun New" w:cs="TH Sarabun New" w:eastAsia="TH Sarabun New"/>
+                <w:b w:val="0"/>
+                <w:i w:val="0"/>
+              </w:rPr>
+              <w:t xml:space="preserve"> · วงเล็บไม่ครบ · ย่อหน้าไม่ตรงกับบรรทัดข้าง ๆ</w:t>
+            </w:r>
+          </w:p>
+        </w:tc>
+      </w:tr>
+      <w:tr>
+        <w:trPr>
+          <w:cantSplit w:val="true"/>
+        </w:trPr>
+        <w:tc>
+          <w:tcPr>
+            <w:tcW w:type="dxa" w:w="3249"/>
+            <w:tcMar>
+              <w:top w:w="40" w:type="dxa"/>
+              <w:bottom w:w="40" w:type="dxa"/>
+              <w:start w:w="90" w:type="dxa"/>
+              <w:end w:w="90" w:type="dxa"/>
+            </w:tcMar>
+            <w:shd w:val="clear" w:fill="F4F7FB"/>
+          </w:tcPr>
+          <w:p>
+            <w:pPr>
+              <w:spacing w:after="40" w:before="40" w:line="252" w:lineRule="auto"/>
+            </w:pPr>
+            <w:r>
+              <w:rPr>
+                <w:rFonts w:ascii="TH Sarabun New" w:hAnsi="TH Sarabun New" w:cs="TH Sarabun New" w:eastAsia="TH Sarabun New"/>
+              </w:rPr>
+            </w:r>
+            <w:r>
+              <w:rPr>
+                <w:rFonts w:ascii="Consolas" w:hAnsi="Consolas" w:cs="Consolas" w:eastAsia="Consolas"/>
+                <w:b w:val="0"/>
+                <w:i w:val="0"/>
+                <w:sz w:val="21"/>
+              </w:rPr>
+              <w:t>ยังไม่ถูก: ...</w:t>
+            </w:r>
+          </w:p>
+        </w:tc>
+        <w:tc>
+          <w:tcPr>
+            <w:tcW w:type="dxa" w:w="3249"/>
+            <w:tcMar>
+              <w:top w:w="40" w:type="dxa"/>
+              <w:bottom w:w="40" w:type="dxa"/>
+              <w:start w:w="90" w:type="dxa"/>
+              <w:end w:w="90" w:type="dxa"/>
+            </w:tcMar>
+            <w:shd w:val="clear" w:fill="F4F7FB"/>
+          </w:tcPr>
+          <w:p>
+            <w:pPr>
+              <w:spacing w:after="40" w:before="40" w:line="252" w:lineRule="auto"/>
+            </w:pPr>
+            <w:r>
+              <w:rPr>
+                <w:rFonts w:ascii="TH Sarabun New" w:hAnsi="TH Sarabun New" w:cs="TH Sarabun New" w:eastAsia="TH Sarabun New"/>
+              </w:rPr>
+            </w:r>
+            <w:r>
+              <w:rPr>
+                <w:rFonts w:ascii="TH Sarabun New" w:hAnsi="TH Sarabun New" w:cs="TH Sarabun New" w:eastAsia="TH Sarabun New"/>
+                <w:b w:val="0"/>
+                <w:i w:val="0"/>
+              </w:rPr>
+              <w:t>เติมครบแล้ว แต่กฎยังให้คำตอบผิดในกรณีนั้น</w:t>
+            </w:r>
+          </w:p>
+        </w:tc>
+        <w:tc>
+          <w:tcPr>
+            <w:tcW w:type="dxa" w:w="3249"/>
+            <w:tcMar>
+              <w:top w:w="40" w:type="dxa"/>
+              <w:bottom w:w="40" w:type="dxa"/>
+              <w:start w:w="90" w:type="dxa"/>
+              <w:end w:w="90" w:type="dxa"/>
+            </w:tcMar>
+            <w:shd w:val="clear" w:fill="F4F7FB"/>
+          </w:tcPr>
+          <w:p>
+            <w:pPr>
+              <w:spacing w:after="40" w:before="40" w:line="252" w:lineRule="auto"/>
+            </w:pPr>
+            <w:r>
+              <w:rPr>
+                <w:rFonts w:ascii="TH Sarabun New" w:hAnsi="TH Sarabun New" w:cs="TH Sarabun New" w:eastAsia="TH Sarabun New"/>
+              </w:rPr>
+            </w:r>
+            <w:r>
+              <w:rPr>
+                <w:rFonts w:ascii="TH Sarabun New" w:hAnsi="TH Sarabun New" w:cs="TH Sarabun New" w:eastAsia="TH Sarabun New"/>
+                <w:b w:val="0"/>
+                <w:i w:val="0"/>
+              </w:rPr>
+              <w:t>อ่านกรณีที่ผิด แล้วคิดใหม่ทีละช่อง</w:t>
+            </w:r>
+          </w:p>
+        </w:tc>
+      </w:tr>
+      <w:tr>
+        <w:trPr>
+          <w:cantSplit w:val="true"/>
+        </w:trPr>
+        <w:tc>
+          <w:tcPr>
+            <w:tcW w:type="dxa" w:w="3249"/>
+            <w:tcMar>
+              <w:top w:w="40" w:type="dxa"/>
+              <w:bottom w:w="40" w:type="dxa"/>
+              <w:start w:w="90" w:type="dxa"/>
+              <w:end w:w="90" w:type="dxa"/>
+            </w:tcMar>
+          </w:tcPr>
+          <w:p>
+            <w:pPr>
+              <w:spacing w:after="40" w:before="40" w:line="252" w:lineRule="auto"/>
+            </w:pPr>
+            <w:r>
+              <w:rPr>
+                <w:rFonts w:ascii="TH Sarabun New" w:hAnsi="TH Sarabun New" w:cs="TH Sarabun New" w:eastAsia="TH Sarabun New"/>
+              </w:rPr>
+            </w:r>
+            <w:r>
+              <w:rPr>
+                <w:rFonts w:ascii="TH Sarabun New" w:hAnsi="TH Sarabun New" w:cs="TH Sarabun New" w:eastAsia="TH Sarabun New"/>
+                <w:b w:val="0"/>
+                <w:i w:val="0"/>
+              </w:rPr>
+              <w:t>จอขึ้น "แก้ TEAM เป็นเลขกลุ่มก่อน"</w:t>
+            </w:r>
+          </w:p>
+        </w:tc>
+        <w:tc>
+          <w:tcPr>
+            <w:tcW w:type="dxa" w:w="3249"/>
+            <w:tcMar>
+              <w:top w:w="40" w:type="dxa"/>
+              <w:bottom w:w="40" w:type="dxa"/>
+              <w:start w:w="90" w:type="dxa"/>
+              <w:end w:w="90" w:type="dxa"/>
+            </w:tcMar>
+          </w:tcPr>
+          <w:p>
+            <w:pPr>
+              <w:spacing w:after="40" w:before="40" w:line="252" w:lineRule="auto"/>
+            </w:pPr>
+            <w:r>
+              <w:rPr>
+                <w:rFonts w:ascii="TH Sarabun New" w:hAnsi="TH Sarabun New" w:cs="TH Sarabun New" w:eastAsia="TH Sarabun New"/>
+              </w:rPr>
+            </w:r>
+            <w:r>
+              <w:rPr>
+                <w:rFonts w:ascii="Consolas" w:hAnsi="Consolas" w:cs="Consolas" w:eastAsia="Consolas"/>
+                <w:b w:val="0"/>
+                <w:i w:val="0"/>
+                <w:sz w:val="21"/>
+              </w:rPr>
+              <w:t>TEAM</w:t>
+            </w:r>
+            <w:r>
+              <w:rPr>
+                <w:rFonts w:ascii="TH Sarabun New" w:hAnsi="TH Sarabun New" w:cs="TH Sarabun New" w:eastAsia="TH Sarabun New"/>
+                <w:b w:val="0"/>
+                <w:i w:val="0"/>
+              </w:rPr>
+              <w:t xml:space="preserve"> ยังเป็น </w:t>
+            </w:r>
+            <w:r>
+              <w:rPr>
+                <w:rFonts w:ascii="Consolas" w:hAnsi="Consolas" w:cs="Consolas" w:eastAsia="Consolas"/>
+                <w:b w:val="0"/>
+                <w:i w:val="0"/>
+                <w:sz w:val="21"/>
+              </w:rPr>
+              <w:t>teamXX</w:t>
+            </w:r>
+          </w:p>
+        </w:tc>
+        <w:tc>
+          <w:tcPr>
+            <w:tcW w:type="dxa" w:w="3249"/>
+            <w:tcMar>
+              <w:top w:w="40" w:type="dxa"/>
+              <w:bottom w:w="40" w:type="dxa"/>
+              <w:start w:w="90" w:type="dxa"/>
+              <w:end w:w="90" w:type="dxa"/>
+            </w:tcMar>
+          </w:tcPr>
+          <w:p>
+            <w:pPr>
+              <w:spacing w:after="40" w:before="40" w:line="252" w:lineRule="auto"/>
+            </w:pPr>
+            <w:r>
+              <w:rPr>
+                <w:rFonts w:ascii="TH Sarabun New" w:hAnsi="TH Sarabun New" w:cs="TH Sarabun New" w:eastAsia="TH Sarabun New"/>
+              </w:rPr>
+            </w:r>
+            <w:r>
+              <w:rPr>
+                <w:rFonts w:ascii="TH Sarabun New" w:hAnsi="TH Sarabun New" w:cs="TH Sarabun New" w:eastAsia="TH Sarabun New"/>
+                <w:b w:val="0"/>
+                <w:i w:val="0"/>
+              </w:rPr>
+              <w:t xml:space="preserve">แก้เป็นเลขกลุ่มที่ผู้สอนแจก เช่น </w:t>
+            </w:r>
+            <w:r>
+              <w:rPr>
+                <w:rFonts w:ascii="Consolas" w:hAnsi="Consolas" w:cs="Consolas" w:eastAsia="Consolas"/>
+                <w:b w:val="0"/>
+                <w:i w:val="0"/>
+                <w:sz w:val="21"/>
+              </w:rPr>
+              <w:t>team05</w:t>
+            </w:r>
+          </w:p>
+        </w:tc>
+      </w:tr>
+      <w:tr>
+        <w:trPr>
+          <w:cantSplit w:val="true"/>
+        </w:trPr>
+        <w:tc>
+          <w:tcPr>
+            <w:tcW w:type="dxa" w:w="3249"/>
+            <w:tcMar>
+              <w:top w:w="40" w:type="dxa"/>
+              <w:bottom w:w="40" w:type="dxa"/>
+              <w:start w:w="90" w:type="dxa"/>
+              <w:end w:w="90" w:type="dxa"/>
+            </w:tcMar>
+            <w:shd w:val="clear" w:fill="F4F7FB"/>
+          </w:tcPr>
+          <w:p>
+            <w:pPr>
+              <w:spacing w:after="40" w:before="40" w:line="252" w:lineRule="auto"/>
+            </w:pPr>
+            <w:r>
+              <w:rPr>
+                <w:rFonts w:ascii="TH Sarabun New" w:hAnsi="TH Sarabun New" w:cs="TH Sarabun New" w:eastAsia="TH Sarabun New"/>
+              </w:rPr>
+            </w:r>
+            <w:r>
+              <w:rPr>
+                <w:rFonts w:ascii="Consolas" w:hAnsi="Consolas" w:cs="Consolas" w:eastAsia="Consolas"/>
+                <w:b w:val="0"/>
+                <w:i w:val="0"/>
+                <w:sz w:val="21"/>
+              </w:rPr>
+              <w:t>MemoryError</w:t>
+            </w:r>
+          </w:p>
+        </w:tc>
+        <w:tc>
+          <w:tcPr>
+            <w:tcW w:type="dxa" w:w="3249"/>
+            <w:tcMar>
+              <w:top w:w="40" w:type="dxa"/>
+              <w:bottom w:w="40" w:type="dxa"/>
+              <w:start w:w="90" w:type="dxa"/>
+              <w:end w:w="90" w:type="dxa"/>
+            </w:tcMar>
+            <w:shd w:val="clear" w:fill="F4F7FB"/>
+          </w:tcPr>
+          <w:p>
+            <w:pPr>
+              <w:spacing w:after="40" w:before="40" w:line="252" w:lineRule="auto"/>
+            </w:pPr>
+            <w:r>
+              <w:rPr>
+                <w:rFonts w:ascii="TH Sarabun New" w:hAnsi="TH Sarabun New" w:cs="TH Sarabun New" w:eastAsia="TH Sarabun New"/>
+              </w:rPr>
+            </w:r>
+            <w:r>
+              <w:rPr>
+                <w:rFonts w:ascii="TH Sarabun New" w:hAnsi="TH Sarabun New" w:cs="TH Sarabun New" w:eastAsia="TH Sarabun New"/>
+                <w:b w:val="0"/>
+                <w:i w:val="0"/>
+              </w:rPr>
+              <w:t>ไฟล์ยาวเกินหน่วยความจำของบอร์ด</w:t>
+            </w:r>
+          </w:p>
+        </w:tc>
+        <w:tc>
+          <w:tcPr>
+            <w:tcW w:type="dxa" w:w="3249"/>
+            <w:tcMar>
+              <w:top w:w="40" w:type="dxa"/>
+              <w:bottom w:w="40" w:type="dxa"/>
+              <w:start w:w="90" w:type="dxa"/>
+              <w:end w:w="90" w:type="dxa"/>
+            </w:tcMar>
+            <w:shd w:val="clear" w:fill="F4F7FB"/>
+          </w:tcPr>
+          <w:p>
+            <w:pPr>
+              <w:spacing w:after="40" w:before="40" w:line="252" w:lineRule="auto"/>
+            </w:pPr>
+            <w:r>
+              <w:rPr>
+                <w:rFonts w:ascii="TH Sarabun New" w:hAnsi="TH Sarabun New" w:cs="TH Sarabun New" w:eastAsia="TH Sarabun New"/>
+              </w:rPr>
+            </w:r>
+            <w:r>
+              <w:rPr>
+                <w:rFonts w:ascii="TH Sarabun New" w:hAnsi="TH Sarabun New" w:cs="TH Sarabun New" w:eastAsia="TH Sarabun New"/>
+                <w:b w:val="0"/>
+                <w:i w:val="0"/>
+              </w:rPr>
+              <w:t xml:space="preserve">กด </w:t>
+            </w:r>
+            <w:r>
+              <w:rPr>
+                <w:rFonts w:ascii="TH Sarabun New" w:hAnsi="TH Sarabun New" w:cs="TH Sarabun New" w:eastAsia="TH Sarabun New"/>
+                <w:b/>
+                <w:i w:val="0"/>
+              </w:rPr>
+              <w:t>RESET</w:t>
+            </w:r>
+            <w:r>
+              <w:rPr>
+                <w:rFonts w:ascii="TH Sarabun New" w:hAnsi="TH Sarabun New" w:cs="TH Sarabun New" w:eastAsia="TH Sarabun New"/>
+                <w:b w:val="0"/>
+                <w:i w:val="0"/>
+              </w:rPr>
+              <w:t xml:space="preserve"> แล้วรันใหม่ · ถ้ายังเป็น ให้ตัดของที่เพิ่งเพิ่มออกบางส่วน</w:t>
+            </w:r>
+          </w:p>
+        </w:tc>
+      </w:tr>
+    </w:tbl>
+    <w:p>
+      <w:pPr>
+        <w:spacing w:after="40"/>
+      </w:pPr>
+    </w:p>
+    <w:p>
+      <w:pPr>
+        <w:pStyle w:val="Heading3"/>
+      </w:pPr>
+      <w:r>
+        <w:rPr>
+          <w:rFonts w:ascii="TH Sarabun New" w:hAnsi="TH Sarabun New" w:cs="TH Sarabun New" w:eastAsia="TH Sarabun New"/>
+          <w:b/>
+          <w:i w:val="0"/>
+          <w:color w:val="2E5496"/>
+        </w:rPr>
+        <w:t xml:space="preserve">Code Quest กิจกรรม 1 — </w:t>
+      </w:r>
+      <w:r>
+        <w:rPr>
+          <w:rFonts w:ascii="TH Sarabun New" w:hAnsi="TH Sarabun New" w:cs="TH Sarabun New" w:eastAsia="TH Sarabun New"/>
+          <w:b/>
+          <w:i w:val="0"/>
+          <w:color w:val="2E5496"/>
+          <w:sz w:val="21"/>
+        </w:rPr>
+        <w:t>sf2_01_farm_goes_online.py</w:t>
+      </w:r>
+      <w:r>
+        <w:rPr>
+          <w:rFonts w:ascii="TH Sarabun New" w:hAnsi="TH Sarabun New" w:cs="TH Sarabun New" w:eastAsia="TH Sarabun New"/>
+          <w:b/>
+          <w:i w:val="0"/>
+          <w:color w:val="2E5496"/>
+        </w:rPr>
+        <w:t xml:space="preserve"> · โจทย์หลัก (มีเฉลยในคาบ)</w:t>
+      </w:r>
+    </w:p>
+    <w:p>
+      <w:pPr>
+        <w:pStyle w:val="ListBullet"/>
+        <w:spacing w:after="60"/>
+      </w:pPr>
+      <w:r>
+        <w:rPr>
+          <w:rFonts w:ascii="TH Sarabun New" w:hAnsi="TH Sarabun New" w:cs="TH Sarabun New" w:eastAsia="TH Sarabun New"/>
+          <w:b w:val="0"/>
+          <w:i w:val="0"/>
+        </w:rPr>
+        <w:t xml:space="preserve">[ ] </w:t>
+      </w:r>
+      <w:r>
+        <w:rPr>
+          <w:rFonts w:ascii="TH Sarabun New" w:hAnsi="TH Sarabun New" w:cs="TH Sarabun New" w:eastAsia="TH Sarabun New"/>
+          <w:b/>
+          <w:i w:val="0"/>
+        </w:rPr>
+        <w:t>ระดับ 1 เดา:</w:t>
+      </w:r>
+      <w:r>
+        <w:rPr>
+          <w:rFonts w:ascii="TH Sarabun New" w:hAnsi="TH Sarabun New" w:cs="TH Sarabun New" w:eastAsia="TH Sarabun New"/>
+          <w:b w:val="0"/>
+          <w:i w:val="0"/>
+        </w:rPr>
+        <w:t xml:space="preserve"> </w:t>
+      </w:r>
+      <w:r>
+        <w:rPr>
+          <w:rFonts w:ascii="Consolas" w:hAnsi="Consolas" w:cs="Consolas" w:eastAsia="Consolas"/>
+          <w:b w:val="0"/>
+          <w:i w:val="0"/>
+          <w:sz w:val="21"/>
+        </w:rPr>
+        <w:t>IP_TRIES, IP_WAIT_MS = 15, 200</w:t>
+      </w:r>
+      <w:r>
+        <w:rPr>
+          <w:rFonts w:ascii="TH Sarabun New" w:hAnsi="TH Sarabun New" w:cs="TH Sarabun New" w:eastAsia="TH Sarabun New"/>
+          <w:b w:val="0"/>
+          <w:i w:val="0"/>
+        </w:rPr>
+        <w:t xml:space="preserve"> ต่อ WiFi ติดแล้วบอร์ดรอเลข IP นานสุด ______ วินาที ก่อนยอมแพ้</w:t>
+      </w:r>
+    </w:p>
+    <w:p>
+      <w:pPr>
+        <w:pStyle w:val="ListBullet"/>
+        <w:spacing w:after="60"/>
+      </w:pPr>
+      <w:r>
+        <w:rPr>
+          <w:rFonts w:ascii="TH Sarabun New" w:hAnsi="TH Sarabun New" w:cs="TH Sarabun New" w:eastAsia="TH Sarabun New"/>
+          <w:b w:val="0"/>
+          <w:i w:val="0"/>
+        </w:rPr>
+        <w:t xml:space="preserve">[ ] </w:t>
+      </w:r>
+      <w:r>
+        <w:rPr>
+          <w:rFonts w:ascii="TH Sarabun New" w:hAnsi="TH Sarabun New" w:cs="TH Sarabun New" w:eastAsia="TH Sarabun New"/>
+          <w:b/>
+          <w:i w:val="0"/>
+        </w:rPr>
+        <w:t>ระดับ 2 แก้:</w:t>
+      </w:r>
+      <w:r>
+        <w:rPr>
+          <w:rFonts w:ascii="TH Sarabun New" w:hAnsi="TH Sarabun New" w:cs="TH Sarabun New" w:eastAsia="TH Sarabun New"/>
+          <w:b w:val="0"/>
+          <w:i w:val="0"/>
+        </w:rPr>
+        <w:t xml:space="preserve"> ตั้ง </w:t>
+      </w:r>
+      <w:r>
+        <w:rPr>
+          <w:rFonts w:ascii="Consolas" w:hAnsi="Consolas" w:cs="Consolas" w:eastAsia="Consolas"/>
+          <w:b w:val="0"/>
+          <w:i w:val="0"/>
+          <w:sz w:val="21"/>
+        </w:rPr>
+        <w:t>RUN_MS = 120000</w:t>
+      </w:r>
+      <w:r>
+        <w:rPr>
+          <w:rFonts w:ascii="TH Sarabun New" w:hAnsi="TH Sarabun New" w:cs="TH Sarabun New" w:eastAsia="TH Sarabun New"/>
+          <w:b w:val="0"/>
+          <w:i w:val="0"/>
+        </w:rPr>
+        <w:t xml:space="preserve"> แล้วปิด Hotspot 10 วินาทีตอนกลางรอบ วงแหวน % ออนไลน์ตอนจบเหลือ ______ %</w:t>
+      </w:r>
+    </w:p>
+    <w:p>
+      <w:pPr>
+        <w:pStyle w:val="Heading3"/>
+      </w:pPr>
+      <w:r>
+        <w:rPr>
+          <w:rFonts w:ascii="TH Sarabun New" w:hAnsi="TH Sarabun New" w:cs="TH Sarabun New" w:eastAsia="TH Sarabun New"/>
+          <w:b/>
+          <w:i w:val="0"/>
+          <w:color w:val="2E5496"/>
+        </w:rPr>
+        <w:t xml:space="preserve">Code Quest กิจกรรม 2 — </w:t>
+      </w:r>
+      <w:r>
+        <w:rPr>
+          <w:rFonts w:ascii="TH Sarabun New" w:hAnsi="TH Sarabun New" w:cs="TH Sarabun New" w:eastAsia="TH Sarabun New"/>
+          <w:b/>
+          <w:i w:val="0"/>
+          <w:color w:val="2E5496"/>
+          <w:sz w:val="21"/>
+        </w:rPr>
+        <w:t>sf2_02_greenhouse_report.py</w:t>
+      </w:r>
+      <w:r>
+        <w:rPr>
+          <w:rFonts w:ascii="TH Sarabun New" w:hAnsi="TH Sarabun New" w:cs="TH Sarabun New" w:eastAsia="TH Sarabun New"/>
+          <w:b/>
+          <w:i w:val="0"/>
+          <w:color w:val="2E5496"/>
+        </w:rPr>
+        <w:t xml:space="preserve"> · โจทย์หลัก (มีเฉลยในคาบ)</w:t>
+      </w:r>
+    </w:p>
+    <w:p>
+      <w:pPr>
+        <w:pStyle w:val="ListBullet"/>
+        <w:spacing w:after="60"/>
+      </w:pPr>
+      <w:r>
+        <w:rPr>
+          <w:rFonts w:ascii="TH Sarabun New" w:hAnsi="TH Sarabun New" w:cs="TH Sarabun New" w:eastAsia="TH Sarabun New"/>
+          <w:b w:val="0"/>
+          <w:i w:val="0"/>
+        </w:rPr>
+        <w:t xml:space="preserve">[ ] </w:t>
+      </w:r>
+      <w:r>
+        <w:rPr>
+          <w:rFonts w:ascii="TH Sarabun New" w:hAnsi="TH Sarabun New" w:cs="TH Sarabun New" w:eastAsia="TH Sarabun New"/>
+          <w:b/>
+          <w:i w:val="0"/>
+        </w:rPr>
+        <w:t>ระดับ 1 เดา:</w:t>
+      </w:r>
+      <w:r>
+        <w:rPr>
+          <w:rFonts w:ascii="TH Sarabun New" w:hAnsi="TH Sarabun New" w:cs="TH Sarabun New" w:eastAsia="TH Sarabun New"/>
+          <w:b w:val="0"/>
+          <w:i w:val="0"/>
+        </w:rPr>
+        <w:t xml:space="preserve"> </w:t>
+      </w:r>
+      <w:r>
+        <w:rPr>
+          <w:rFonts w:ascii="Consolas" w:hAnsi="Consolas" w:cs="Consolas" w:eastAsia="Consolas"/>
+          <w:b w:val="0"/>
+          <w:i w:val="0"/>
+          <w:sz w:val="21"/>
+        </w:rPr>
+        <w:t>SEND_MS = 5000</w:t>
+      </w:r>
+      <w:r>
+        <w:rPr>
+          <w:rFonts w:ascii="TH Sarabun New" w:hAnsi="TH Sarabun New" w:cs="TH Sarabun New" w:eastAsia="TH Sarabun New"/>
+          <w:b w:val="0"/>
+          <w:i w:val="0"/>
+        </w:rPr>
+        <w:t xml:space="preserve"> และ </w:t>
+      </w:r>
+      <w:r>
+        <w:rPr>
+          <w:rFonts w:ascii="Consolas" w:hAnsi="Consolas" w:cs="Consolas" w:eastAsia="Consolas"/>
+          <w:b w:val="0"/>
+          <w:i w:val="0"/>
+          <w:sz w:val="21"/>
+        </w:rPr>
+        <w:t>RUN_MS = 1800000</w:t>
+      </w:r>
+      <w:r>
+        <w:rPr>
+          <w:rFonts w:ascii="TH Sarabun New" w:hAnsi="TH Sarabun New" w:cs="TH Sarabun New" w:eastAsia="TH Sarabun New"/>
+          <w:b w:val="0"/>
+          <w:i w:val="0"/>
+        </w:rPr>
+        <w:t xml:space="preserve"> ถ้าปล่อยจนจบ บอร์ดส่งค่าออกไปราว ______ ใบ (คิดก่อนรัน แล้วดูเลข </w:t>
+      </w:r>
+      <w:r>
+        <w:rPr>
+          <w:rFonts w:ascii="Consolas" w:hAnsi="Consolas" w:cs="Consolas" w:eastAsia="Consolas"/>
+          <w:b w:val="0"/>
+          <w:i w:val="0"/>
+          <w:sz w:val="21"/>
+        </w:rPr>
+        <w:t>n</w:t>
+      </w:r>
+      <w:r>
+        <w:rPr>
+          <w:rFonts w:ascii="TH Sarabun New" w:hAnsi="TH Sarabun New" w:cs="TH Sarabun New" w:eastAsia="TH Sarabun New"/>
+          <w:b w:val="0"/>
+          <w:i w:val="0"/>
+        </w:rPr>
+        <w:t xml:space="preserve"> ในหน้าเว็บ)</w:t>
+      </w:r>
+    </w:p>
+    <w:p>
+      <w:pPr>
+        <w:pStyle w:val="ListBullet"/>
+        <w:spacing w:after="60"/>
+      </w:pPr>
+      <w:r>
+        <w:rPr>
+          <w:rFonts w:ascii="TH Sarabun New" w:hAnsi="TH Sarabun New" w:cs="TH Sarabun New" w:eastAsia="TH Sarabun New"/>
+          <w:b w:val="0"/>
+          <w:i w:val="0"/>
+        </w:rPr>
+        <w:t xml:space="preserve">[ ] </w:t>
+      </w:r>
+      <w:r>
+        <w:rPr>
+          <w:rFonts w:ascii="TH Sarabun New" w:hAnsi="TH Sarabun New" w:cs="TH Sarabun New" w:eastAsia="TH Sarabun New"/>
+          <w:b/>
+          <w:i w:val="0"/>
+        </w:rPr>
+        <w:t>ระดับ 2 แก้:</w:t>
+      </w:r>
+      <w:r>
+        <w:rPr>
+          <w:rFonts w:ascii="TH Sarabun New" w:hAnsi="TH Sarabun New" w:cs="TH Sarabun New" w:eastAsia="TH Sarabun New"/>
+          <w:b w:val="0"/>
+          <w:i w:val="0"/>
+        </w:rPr>
+        <w:t xml:space="preserve"> ตั้ง </w:t>
+      </w:r>
+      <w:r>
+        <w:rPr>
+          <w:rFonts w:ascii="Consolas" w:hAnsi="Consolas" w:cs="Consolas" w:eastAsia="Consolas"/>
+          <w:b w:val="0"/>
+          <w:i w:val="0"/>
+          <w:sz w:val="21"/>
+        </w:rPr>
+        <w:t>SEND_MS = 2000</w:t>
+      </w:r>
+      <w:r>
+        <w:rPr>
+          <w:rFonts w:ascii="TH Sarabun New" w:hAnsi="TH Sarabun New" w:cs="TH Sarabun New" w:eastAsia="TH Sarabun New"/>
+          <w:b w:val="0"/>
+          <w:i w:val="0"/>
+        </w:rPr>
+        <w:t xml:space="preserve"> เลข </w:t>
+      </w:r>
+      <w:r>
+        <w:rPr>
+          <w:rFonts w:ascii="Consolas" w:hAnsi="Consolas" w:cs="Consolas" w:eastAsia="Consolas"/>
+          <w:b w:val="0"/>
+          <w:i w:val="0"/>
+          <w:sz w:val="21"/>
+        </w:rPr>
+        <w:t>n</w:t>
+      </w:r>
+      <w:r>
+        <w:rPr>
+          <w:rFonts w:ascii="TH Sarabun New" w:hAnsi="TH Sarabun New" w:cs="TH Sarabun New" w:eastAsia="TH Sarabun New"/>
+          <w:b w:val="0"/>
+          <w:i w:val="0"/>
+        </w:rPr>
+        <w:t xml:space="preserve"> ในหน้าเว็บ/แอปเพิ่มนาทีละ ______ ใบ · ถ้าทุกบอร์ดในห้องทำแบบนี้พร้อมกัน broker สาธารณะจะเป็นอย่างไร? ______________________</w:t>
+      </w:r>
+    </w:p>
+    <w:p>
+      <w:pPr>
+        <w:pStyle w:val="Heading3"/>
+      </w:pPr>
+      <w:r>
+        <w:rPr>
+          <w:rFonts w:ascii="TH Sarabun New" w:hAnsi="TH Sarabun New" w:cs="TH Sarabun New" w:eastAsia="TH Sarabun New"/>
+          <w:b/>
+          <w:i w:val="0"/>
+          <w:color w:val="2E5496"/>
+        </w:rPr>
+        <w:t xml:space="preserve">Code Quest กิจกรรม 3 — </w:t>
+      </w:r>
+      <w:r>
+        <w:rPr>
+          <w:rFonts w:ascii="TH Sarabun New" w:hAnsi="TH Sarabun New" w:cs="TH Sarabun New" w:eastAsia="TH Sarabun New"/>
+          <w:b/>
+          <w:i w:val="0"/>
+          <w:color w:val="2E5496"/>
+          <w:sz w:val="21"/>
+        </w:rPr>
+        <w:t>app/farm_monitor.py</w:t>
+      </w:r>
+      <w:r>
+        <w:rPr>
+          <w:rFonts w:ascii="TH Sarabun New" w:hAnsi="TH Sarabun New" w:cs="TH Sarabun New" w:eastAsia="TH Sarabun New"/>
+          <w:b/>
+          <w:i w:val="0"/>
+          <w:color w:val="2E5496"/>
+        </w:rPr>
+        <w:t xml:space="preserve"> · โจทย์หลัก (มีเฉลยในคาบ)</w:t>
+      </w:r>
+    </w:p>
+    <w:p>
+      <w:pPr>
+        <w:pStyle w:val="ListBullet"/>
+        <w:spacing w:after="60"/>
+      </w:pPr>
+      <w:r>
+        <w:rPr>
+          <w:rFonts w:ascii="TH Sarabun New" w:hAnsi="TH Sarabun New" w:cs="TH Sarabun New" w:eastAsia="TH Sarabun New"/>
+          <w:b w:val="0"/>
+          <w:i w:val="0"/>
+        </w:rPr>
+        <w:t xml:space="preserve">[ ] </w:t>
+      </w:r>
+      <w:r>
+        <w:rPr>
+          <w:rFonts w:ascii="TH Sarabun New" w:hAnsi="TH Sarabun New" w:cs="TH Sarabun New" w:eastAsia="TH Sarabun New"/>
+          <w:b/>
+          <w:i w:val="0"/>
+        </w:rPr>
+        <w:t>ระดับ 1 เดา:</w:t>
+      </w:r>
+      <w:r>
+        <w:rPr>
+          <w:rFonts w:ascii="TH Sarabun New" w:hAnsi="TH Sarabun New" w:cs="TH Sarabun New" w:eastAsia="TH Sarabun New"/>
+          <w:b w:val="0"/>
+          <w:i w:val="0"/>
+        </w:rPr>
+        <w:t xml:space="preserve"> </w:t>
+      </w:r>
+      <w:r>
+        <w:rPr>
+          <w:rFonts w:ascii="Consolas" w:hAnsi="Consolas" w:cs="Consolas" w:eastAsia="Consolas"/>
+          <w:b w:val="0"/>
+          <w:i w:val="0"/>
+          <w:sz w:val="21"/>
+        </w:rPr>
+        <w:t>SOIL_MIN = 30</w:t>
+      </w:r>
+      <w:r>
+        <w:rPr>
+          <w:rFonts w:ascii="TH Sarabun New" w:hAnsi="TH Sarabun New" w:cs="TH Sarabun New" w:eastAsia="TH Sarabun New"/>
+          <w:b w:val="0"/>
+          <w:i w:val="0"/>
+        </w:rPr>
+        <w:t xml:space="preserve"> · </w:t>
+      </w:r>
+      <w:r>
+        <w:rPr>
+          <w:rFonts w:ascii="Consolas" w:hAnsi="Consolas" w:cs="Consolas" w:eastAsia="Consolas"/>
+          <w:b w:val="0"/>
+          <w:i w:val="0"/>
+          <w:sz w:val="21"/>
+        </w:rPr>
+        <w:t>COOLDOWN_S = 60</w:t>
+      </w:r>
+      <w:r>
+        <w:rPr>
+          <w:rFonts w:ascii="TH Sarabun New" w:hAnsi="TH Sarabun New" w:cs="TH Sarabun New" w:eastAsia="TH Sarabun New"/>
+          <w:b w:val="0"/>
+          <w:i w:val="0"/>
+        </w:rPr>
+        <w:t xml:space="preserve"> ดินแห้งค้างไว้ หลังแอปสั่งรดน้ำครั้งแรก ต้องรออย่างน้อย ______ วินาทีจึงสั่งซ้ำ</w:t>
+      </w:r>
+    </w:p>
+    <w:p>
+      <w:pPr>
+        <w:pStyle w:val="ListBullet"/>
+        <w:spacing w:after="60"/>
+      </w:pPr>
+      <w:r>
+        <w:rPr>
+          <w:rFonts w:ascii="TH Sarabun New" w:hAnsi="TH Sarabun New" w:cs="TH Sarabun New" w:eastAsia="TH Sarabun New"/>
+          <w:b w:val="0"/>
+          <w:i w:val="0"/>
+        </w:rPr>
+        <w:t xml:space="preserve">[ ] </w:t>
+      </w:r>
+      <w:r>
+        <w:rPr>
+          <w:rFonts w:ascii="TH Sarabun New" w:hAnsi="TH Sarabun New" w:cs="TH Sarabun New" w:eastAsia="TH Sarabun New"/>
+          <w:b/>
+          <w:i w:val="0"/>
+        </w:rPr>
+        <w:t>ระดับ 2 แก้:</w:t>
+      </w:r>
+      <w:r>
+        <w:rPr>
+          <w:rFonts w:ascii="TH Sarabun New" w:hAnsi="TH Sarabun New" w:cs="TH Sarabun New" w:eastAsia="TH Sarabun New"/>
+          <w:b w:val="0"/>
+          <w:i w:val="0"/>
+        </w:rPr>
+        <w:t xml:space="preserve"> ตั้ง </w:t>
+      </w:r>
+      <w:r>
+        <w:rPr>
+          <w:rFonts w:ascii="Consolas" w:hAnsi="Consolas" w:cs="Consolas" w:eastAsia="Consolas"/>
+          <w:b w:val="0"/>
+          <w:i w:val="0"/>
+          <w:sz w:val="21"/>
+        </w:rPr>
+        <w:t>PUMP_SEC = 60</w:t>
+      </w:r>
+      <w:r>
+        <w:rPr>
+          <w:rFonts w:ascii="TH Sarabun New" w:hAnsi="TH Sarabun New" w:cs="TH Sarabun New" w:eastAsia="TH Sarabun New"/>
+          <w:b w:val="0"/>
+          <w:i w:val="0"/>
+        </w:rPr>
+        <w:t xml:space="preserve"> ในแอป แล้วให้แอปสั่งรดน้ำ บอร์ด (</w:t>
+      </w:r>
+      <w:r>
+        <w:rPr>
+          <w:rFonts w:ascii="Consolas" w:hAnsi="Consolas" w:cs="Consolas" w:eastAsia="Consolas"/>
+          <w:b w:val="0"/>
+          <w:i w:val="0"/>
+          <w:sz w:val="21"/>
+        </w:rPr>
+        <w:t>sf2_03</w:t>
+      </w:r>
+      <w:r>
+        <w:rPr>
+          <w:rFonts w:ascii="TH Sarabun New" w:hAnsi="TH Sarabun New" w:cs="TH Sarabun New" w:eastAsia="TH Sarabun New"/>
+          <w:b w:val="0"/>
+          <w:i w:val="0"/>
+        </w:rPr>
+        <w:t>) เปิดปั๊มจริง ______ วินาที เพราะ ______________________</w:t>
+      </w:r>
+    </w:p>
+    <w:p>
+      <w:pPr>
+        <w:pStyle w:val="Heading3"/>
+      </w:pPr>
+      <w:r>
+        <w:rPr>
+          <w:rFonts w:ascii="TH Sarabun New" w:hAnsi="TH Sarabun New" w:cs="TH Sarabun New" w:eastAsia="TH Sarabun New"/>
+          <w:b/>
+          <w:i w:val="0"/>
+          <w:color w:val="2E5496"/>
+        </w:rPr>
+        <w:t xml:space="preserve">Code Quest กิจกรรม 4 — </w:t>
+      </w:r>
+      <w:r>
+        <w:rPr>
+          <w:rFonts w:ascii="TH Sarabun New" w:hAnsi="TH Sarabun New" w:cs="TH Sarabun New" w:eastAsia="TH Sarabun New"/>
+          <w:b/>
+          <w:i w:val="0"/>
+          <w:color w:val="2E5496"/>
+          <w:sz w:val="21"/>
+        </w:rPr>
+        <w:t>sf2_03_remote_pump.py</w:t>
+      </w:r>
+      <w:r>
+        <w:rPr>
+          <w:rFonts w:ascii="TH Sarabun New" w:hAnsi="TH Sarabun New" w:cs="TH Sarabun New" w:eastAsia="TH Sarabun New"/>
+          <w:b/>
+          <w:i w:val="0"/>
+          <w:color w:val="2E5496"/>
+        </w:rPr>
+        <w:t xml:space="preserve"> · โจทย์หลัก (มีเฉลยในคาบ)</w:t>
+      </w:r>
+    </w:p>
+    <w:p>
+      <w:pPr>
+        <w:pStyle w:val="ListBullet"/>
+        <w:spacing w:after="60"/>
+      </w:pPr>
+      <w:r>
+        <w:rPr>
+          <w:rFonts w:ascii="TH Sarabun New" w:hAnsi="TH Sarabun New" w:cs="TH Sarabun New" w:eastAsia="TH Sarabun New"/>
+          <w:b w:val="0"/>
+          <w:i w:val="0"/>
+        </w:rPr>
+        <w:t xml:space="preserve">[ ] </w:t>
+      </w:r>
+      <w:r>
+        <w:rPr>
+          <w:rFonts w:ascii="TH Sarabun New" w:hAnsi="TH Sarabun New" w:cs="TH Sarabun New" w:eastAsia="TH Sarabun New"/>
+          <w:b/>
+          <w:i w:val="0"/>
+        </w:rPr>
+        <w:t>ระดับ 1 เดา:</w:t>
+      </w:r>
+      <w:r>
+        <w:rPr>
+          <w:rFonts w:ascii="TH Sarabun New" w:hAnsi="TH Sarabun New" w:cs="TH Sarabun New" w:eastAsia="TH Sarabun New"/>
+          <w:b w:val="0"/>
+          <w:i w:val="0"/>
+        </w:rPr>
+        <w:t xml:space="preserve"> ส่ง </w:t>
+      </w:r>
+      <w:r>
+        <w:rPr>
+          <w:rFonts w:ascii="Consolas" w:hAnsi="Consolas" w:cs="Consolas" w:eastAsia="Consolas"/>
+          <w:b w:val="0"/>
+          <w:i w:val="0"/>
+          <w:sz w:val="21"/>
+        </w:rPr>
+        <w:t>{"cmd":"pump","on":1,"sec":9999}</w:t>
+      </w:r>
+      <w:r>
+        <w:rPr>
+          <w:rFonts w:ascii="TH Sarabun New" w:hAnsi="TH Sarabun New" w:cs="TH Sarabun New" w:eastAsia="TH Sarabun New"/>
+          <w:b w:val="0"/>
+          <w:i w:val="0"/>
+        </w:rPr>
+        <w:t xml:space="preserve"> ปั๊มเปิด ______ วินาที · หมุน VR4 ให้ถังเหลือ 5 % แล้วส่งคำสั่งเดิม ปั๊ม ☐ เปิด ☐ ไม่เปิด</w:t>
+      </w:r>
+    </w:p>
+    <w:p>
+      <w:pPr>
+        <w:pStyle w:val="ListBullet"/>
+        <w:spacing w:after="60"/>
+      </w:pPr>
+      <w:r>
+        <w:rPr>
+          <w:rFonts w:ascii="TH Sarabun New" w:hAnsi="TH Sarabun New" w:cs="TH Sarabun New" w:eastAsia="TH Sarabun New"/>
+          <w:b w:val="0"/>
+          <w:i w:val="0"/>
+        </w:rPr>
+        <w:t xml:space="preserve">[ ] </w:t>
+      </w:r>
+      <w:r>
+        <w:rPr>
+          <w:rFonts w:ascii="TH Sarabun New" w:hAnsi="TH Sarabun New" w:cs="TH Sarabun New" w:eastAsia="TH Sarabun New"/>
+          <w:b/>
+          <w:i w:val="0"/>
+        </w:rPr>
+        <w:t>ระดับ 2 แก้:</w:t>
+      </w:r>
+      <w:r>
+        <w:rPr>
+          <w:rFonts w:ascii="TH Sarabun New" w:hAnsi="TH Sarabun New" w:cs="TH Sarabun New" w:eastAsia="TH Sarabun New"/>
+          <w:b w:val="0"/>
+          <w:i w:val="0"/>
+        </w:rPr>
+        <w:t xml:space="preserve"> ตั้ง </w:t>
+      </w:r>
+      <w:r>
+        <w:rPr>
+          <w:rFonts w:ascii="Consolas" w:hAnsi="Consolas" w:cs="Consolas" w:eastAsia="Consolas"/>
+          <w:b w:val="0"/>
+          <w:i w:val="0"/>
+          <w:sz w:val="21"/>
+        </w:rPr>
+        <w:t>TANK_MIN = 30</w:t>
+      </w:r>
+      <w:r>
+        <w:rPr>
+          <w:rFonts w:ascii="TH Sarabun New" w:hAnsi="TH Sarabun New" w:cs="TH Sarabun New" w:eastAsia="TH Sarabun New"/>
+          <w:b w:val="0"/>
+          <w:i w:val="0"/>
+        </w:rPr>
+        <w:t xml:space="preserve"> แล้วหมุน VR4 ลงช้า ๆ ส่งคำสั่งเปิดปั๊มซ้ำ บอร์ดเริ่มปฏิเสธที่ถัง ______ %</w:t>
+      </w:r>
+    </w:p>
+    <w:p>
+      <w:pPr>
+        <w:pStyle w:val="ListBullet"/>
+        <w:spacing w:after="60"/>
+      </w:pPr>
+      <w:r>
+        <w:rPr>
+          <w:rFonts w:ascii="TH Sarabun New" w:hAnsi="TH Sarabun New" w:cs="TH Sarabun New" w:eastAsia="TH Sarabun New"/>
+          <w:b w:val="0"/>
+          <w:i w:val="0"/>
+        </w:rPr>
+        <w:t xml:space="preserve">[ ] </w:t>
+      </w:r>
+      <w:r>
+        <w:rPr>
+          <w:rFonts w:ascii="TH Sarabun New" w:hAnsi="TH Sarabun New" w:cs="TH Sarabun New" w:eastAsia="TH Sarabun New"/>
+          <w:b/>
+          <w:i w:val="0"/>
+        </w:rPr>
+        <w:t>ระดับ 3 เติม:</w:t>
+      </w:r>
+      <w:r>
+        <w:rPr>
+          <w:rFonts w:ascii="TH Sarabun New" w:hAnsi="TH Sarabun New" w:cs="TH Sarabun New" w:eastAsia="TH Sarabun New"/>
+          <w:b w:val="0"/>
+          <w:i w:val="0"/>
+        </w:rPr>
+        <w:t xml:space="preserve"> เปิด [</w:t>
+      </w:r>
+      <w:r>
+        <w:rPr>
+          <w:rFonts w:ascii="Consolas" w:hAnsi="Consolas" w:cs="Consolas" w:eastAsia="Consolas"/>
+          <w:b w:val="0"/>
+          <w:i w:val="0"/>
+          <w:sz w:val="21"/>
+        </w:rPr>
+        <w:t>s2/practise/sf2_03_practise.py</w:t>
+      </w:r>
+      <w:r>
+        <w:rPr>
+          <w:rFonts w:ascii="TH Sarabun New" w:hAnsi="TH Sarabun New" w:cs="TH Sarabun New" w:eastAsia="TH Sarabun New"/>
+          <w:b w:val="0"/>
+          <w:i w:val="0"/>
+        </w:rPr>
+        <w:t xml:space="preserve">](https://github.com/Advance-Innovation-Centre-AIC/aiot-development-for-smart-farm/blob/main/s2/practise/sf2_03_practise.py) เติมช่อง </w:t>
+      </w:r>
+      <w:r>
+        <w:rPr>
+          <w:rFonts w:ascii="TH Sarabun New" w:hAnsi="TH Sarabun New" w:cs="TH Sarabun New" w:eastAsia="TH Sarabun New"/>
+          <w:b/>
+          <w:i w:val="0"/>
+        </w:rPr>
+        <w:t>A B</w:t>
+      </w:r>
+      <w:r>
+        <w:rPr>
+          <w:rFonts w:ascii="TH Sarabun New" w:hAnsi="TH Sarabun New" w:cs="TH Sarabun New" w:eastAsia="TH Sarabun New"/>
+          <w:b w:val="0"/>
+          <w:i w:val="0"/>
+        </w:rPr>
+        <w:t xml:space="preserve"> ใน </w:t>
+      </w:r>
+      <w:r>
+        <w:rPr>
+          <w:rFonts w:ascii="Consolas" w:hAnsi="Consolas" w:cs="Consolas" w:eastAsia="Consolas"/>
+          <w:b w:val="0"/>
+          <w:i w:val="0"/>
+          <w:sz w:val="21"/>
+        </w:rPr>
+        <w:t>pump_seconds()</w:t>
+      </w:r>
+      <w:r>
+        <w:rPr>
+          <w:rFonts w:ascii="TH Sarabun New" w:hAnsi="TH Sarabun New" w:cs="TH Sarabun New" w:eastAsia="TH Sarabun New"/>
+          <w:b w:val="0"/>
+          <w:i w:val="0"/>
+        </w:rPr>
+        <w:t xml:space="preserve"> และ </w:t>
+      </w:r>
+      <w:r>
+        <w:rPr>
+          <w:rFonts w:ascii="TH Sarabun New" w:hAnsi="TH Sarabun New" w:cs="TH Sarabun New" w:eastAsia="TH Sarabun New"/>
+          <w:b/>
+          <w:i w:val="0"/>
+        </w:rPr>
+        <w:t>C</w:t>
+      </w:r>
+      <w:r>
+        <w:rPr>
+          <w:rFonts w:ascii="TH Sarabun New" w:hAnsi="TH Sarabun New" w:cs="TH Sarabun New" w:eastAsia="TH Sarabun New"/>
+          <w:b w:val="0"/>
+          <w:i w:val="0"/>
+        </w:rPr>
+        <w:t xml:space="preserve"> ใน </w:t>
+      </w:r>
+      <w:r>
+        <w:rPr>
+          <w:rFonts w:ascii="Consolas" w:hAnsi="Consolas" w:cs="Consolas" w:eastAsia="Consolas"/>
+          <w:b w:val="0"/>
+          <w:i w:val="0"/>
+          <w:sz w:val="21"/>
+        </w:rPr>
+        <w:t>handle_command()</w:t>
+      </w:r>
+      <w:r>
+        <w:rPr>
+          <w:rFonts w:ascii="TH Sarabun New" w:hAnsi="TH Sarabun New" w:cs="TH Sarabun New" w:eastAsia="TH Sarabun New"/>
+          <w:b w:val="0"/>
+          <w:i w:val="0"/>
+        </w:rPr>
+        <w:t xml:space="preserve"> แล้วรัน · ผ่านเมื่อ Console ขึ้น </w:t>
+      </w:r>
+      <w:r>
+        <w:rPr>
+          <w:rFonts w:ascii="TH Sarabun New" w:hAnsi="TH Sarabun New" w:cs="TH Sarabun New" w:eastAsia="TH Sarabun New"/>
+          <w:b/>
+          <w:i w:val="0"/>
+        </w:rPr>
+        <w:t>"ผ่าน! ตรวจคำสั่งปั๊มถูกทั้ง 8 กรณี"</w:t>
+      </w:r>
+      <w:r>
+        <w:rPr>
+          <w:rFonts w:ascii="TH Sarabun New" w:hAnsi="TH Sarabun New" w:cs="TH Sarabun New" w:eastAsia="TH Sarabun New"/>
+          <w:b w:val="0"/>
+          <w:i w:val="0"/>
+        </w:rPr>
+        <w:t xml:space="preserve"> แล้วจอเปิดทำงานเหมือนไฟล์ตัวอย่าง</w:t>
+      </w:r>
+    </w:p>
+    <w:tbl>
+      <w:tblPr>
+        <w:tblW w:type="auto" w:w="0"/>
+        <w:jc w:val="center"/>
+        <w:tblLook w:firstColumn="1" w:firstRow="1" w:lastColumn="0" w:lastRow="0" w:noHBand="0" w:noVBand="1" w:val="04A0"/>
+        <w:tblW w:type="pct" w:w="5000"/>
+        <w:tblBorders>
+          <w:top w:val="single" w:sz="4" w:space="0" w:color="C7D2E4"/>
+          <w:left w:val="single" w:sz="4" w:space="0" w:color="C7D2E4"/>
+          <w:bottom w:val="single" w:sz="4" w:space="0" w:color="C7D2E4"/>
+          <w:right w:val="single" w:sz="4" w:space="0" w:color="C7D2E4"/>
+          <w:insideH w:val="single" w:sz="4" w:space="0" w:color="C7D2E4"/>
+          <w:insideV w:val="single" w:sz="4" w:space="0" w:color="C7D2E4"/>
+        </w:tblBorders>
+      </w:tblPr>
+      <w:tblGrid>
+        <w:gridCol w:w="2436"/>
+        <w:gridCol w:w="2436"/>
+        <w:gridCol w:w="2436"/>
+        <w:gridCol w:w="2436"/>
+      </w:tblGrid>
+      <w:tr>
+        <w:trPr>
+          <w:tblHeader w:val="true"/>
+        </w:trPr>
+        <w:tc>
+          <w:tcPr>
+            <w:tcW w:type="dxa" w:w="2436"/>
+            <w:tcMar>
+              <w:top w:w="40" w:type="dxa"/>
+              <w:bottom w:w="40" w:type="dxa"/>
+              <w:start w:w="90" w:type="dxa"/>
+              <w:end w:w="90" w:type="dxa"/>
+            </w:tcMar>
+            <w:shd w:val="clear" w:fill="1F3864"/>
+          </w:tcPr>
+          <w:p>
+            <w:pPr>
+              <w:spacing w:after="40" w:before="40" w:line="252" w:lineRule="auto"/>
+            </w:pPr>
+            <w:r>
+              <w:rPr>
+                <w:rFonts w:ascii="TH Sarabun New" w:hAnsi="TH Sarabun New" w:cs="TH Sarabun New" w:eastAsia="TH Sarabun New"/>
+                <w:b/>
+              </w:rPr>
+            </w:r>
+            <w:r>
+              <w:rPr>
+                <w:rFonts w:ascii="TH Sarabun New" w:hAnsi="TH Sarabun New" w:cs="TH Sarabun New" w:eastAsia="TH Sarabun New"/>
+                <w:b/>
+                <w:i w:val="0"/>
+                <w:color w:val="FFFFFF"/>
+              </w:rPr>
+              <w:t>ช่อง</w:t>
+            </w:r>
+          </w:p>
+        </w:tc>
+        <w:tc>
+          <w:tcPr>
+            <w:tcW w:type="dxa" w:w="2436"/>
+            <w:tcMar>
+              <w:top w:w="40" w:type="dxa"/>
+              <w:bottom w:w="40" w:type="dxa"/>
+              <w:start w:w="90" w:type="dxa"/>
+              <w:end w:w="90" w:type="dxa"/>
+            </w:tcMar>
+            <w:shd w:val="clear" w:fill="1F3864"/>
+          </w:tcPr>
+          <w:p>
+            <w:pPr>
+              <w:spacing w:after="40" w:before="40" w:line="252" w:lineRule="auto"/>
+            </w:pPr>
+            <w:r>
+              <w:rPr>
+                <w:rFonts w:ascii="TH Sarabun New" w:hAnsi="TH Sarabun New" w:cs="TH Sarabun New" w:eastAsia="TH Sarabun New"/>
+                <w:b/>
+              </w:rPr>
+            </w:r>
+            <w:r>
+              <w:rPr>
+                <w:rFonts w:ascii="TH Sarabun New" w:hAnsi="TH Sarabun New" w:cs="TH Sarabun New" w:eastAsia="TH Sarabun New"/>
+                <w:b/>
+                <w:i w:val="0"/>
+                <w:color w:val="FFFFFF"/>
+              </w:rPr>
+              <w:t>คำตอบที่เดาก่อนรัน</w:t>
+            </w:r>
+          </w:p>
+        </w:tc>
+        <w:tc>
+          <w:tcPr>
+            <w:tcW w:type="dxa" w:w="2436"/>
+            <w:tcMar>
+              <w:top w:w="40" w:type="dxa"/>
+              <w:bottom w:w="40" w:type="dxa"/>
+              <w:start w:w="90" w:type="dxa"/>
+              <w:end w:w="90" w:type="dxa"/>
+            </w:tcMar>
+            <w:shd w:val="clear" w:fill="1F3864"/>
+          </w:tcPr>
+          <w:p>
+            <w:pPr>
+              <w:spacing w:after="40" w:before="40" w:line="252" w:lineRule="auto"/>
+            </w:pPr>
+            <w:r>
+              <w:rPr>
+                <w:rFonts w:ascii="TH Sarabun New" w:hAnsi="TH Sarabun New" w:cs="TH Sarabun New" w:eastAsia="TH Sarabun New"/>
+                <w:b/>
+              </w:rPr>
+            </w:r>
+            <w:r>
+              <w:rPr>
+                <w:rFonts w:ascii="TH Sarabun New" w:hAnsi="TH Sarabun New" w:cs="TH Sarabun New" w:eastAsia="TH Sarabun New"/>
+                <w:b/>
+                <w:i w:val="0"/>
+                <w:color w:val="FFFFFF"/>
+              </w:rPr>
+              <w:t>ลองอะไรไปบ้าง</w:t>
+            </w:r>
+          </w:p>
+        </w:tc>
+        <w:tc>
+          <w:tcPr>
+            <w:tcW w:type="dxa" w:w="2436"/>
+            <w:tcMar>
+              <w:top w:w="40" w:type="dxa"/>
+              <w:bottom w:w="40" w:type="dxa"/>
+              <w:start w:w="90" w:type="dxa"/>
+              <w:end w:w="90" w:type="dxa"/>
+            </w:tcMar>
+            <w:shd w:val="clear" w:fill="1F3864"/>
+          </w:tcPr>
+          <w:p>
+            <w:pPr>
+              <w:spacing w:after="40" w:before="40" w:line="252" w:lineRule="auto"/>
+            </w:pPr>
+            <w:r>
+              <w:rPr>
+                <w:rFonts w:ascii="TH Sarabun New" w:hAnsi="TH Sarabun New" w:cs="TH Sarabun New" w:eastAsia="TH Sarabun New"/>
+                <w:b/>
+              </w:rPr>
+            </w:r>
+            <w:r>
+              <w:rPr>
+                <w:rFonts w:ascii="TH Sarabun New" w:hAnsi="TH Sarabun New" w:cs="TH Sarabun New" w:eastAsia="TH Sarabun New"/>
+                <w:b/>
+                <w:i w:val="0"/>
+                <w:color w:val="FFFFFF"/>
+              </w:rPr>
+              <w:t>ติดตรงไหน / ผ่านแล้ว</w:t>
+            </w:r>
+          </w:p>
+        </w:tc>
+      </w:tr>
+      <w:tr>
+        <w:trPr>
+          <w:cantSplit w:val="true"/>
+        </w:trPr>
+        <w:tc>
+          <w:tcPr>
+            <w:tcW w:type="dxa" w:w="2436"/>
+            <w:tcMar>
+              <w:top w:w="40" w:type="dxa"/>
+              <w:bottom w:w="40" w:type="dxa"/>
+              <w:start w:w="90" w:type="dxa"/>
+              <w:end w:w="90" w:type="dxa"/>
+            </w:tcMar>
+          </w:tcPr>
+          <w:p>
+            <w:pPr>
+              <w:spacing w:after="40" w:before="40" w:line="252" w:lineRule="auto"/>
+            </w:pPr>
+            <w:r>
+              <w:rPr>
+                <w:rFonts w:ascii="TH Sarabun New" w:hAnsi="TH Sarabun New" w:cs="TH Sarabun New" w:eastAsia="TH Sarabun New"/>
+              </w:rPr>
+            </w:r>
+            <w:r>
+              <w:rPr>
+                <w:rFonts w:ascii="TH Sarabun New" w:hAnsi="TH Sarabun New" w:cs="TH Sarabun New" w:eastAsia="TH Sarabun New"/>
+                <w:b w:val="0"/>
+                <w:i w:val="0"/>
+              </w:rPr>
+              <w:t>A</w:t>
+            </w:r>
+          </w:p>
+        </w:tc>
+        <w:tc>
+          <w:tcPr>
+            <w:tcW w:type="dxa" w:w="2436"/>
+            <w:tcMar>
+              <w:top w:w="40" w:type="dxa"/>
+              <w:bottom w:w="40" w:type="dxa"/>
+              <w:start w:w="90" w:type="dxa"/>
+              <w:end w:w="90" w:type="dxa"/>
+            </w:tcMar>
+          </w:tcPr>
+          <w:p>
+            <w:pPr>
+              <w:spacing w:after="40" w:before="40" w:line="252" w:lineRule="auto"/>
+            </w:pPr>
+            <w:r>
+              <w:rPr>
+                <w:rFonts w:ascii="TH Sarabun New" w:hAnsi="TH Sarabun New" w:cs="TH Sarabun New" w:eastAsia="TH Sarabun New"/>
+              </w:rPr>
+            </w:r>
+          </w:p>
+        </w:tc>
+        <w:tc>
+          <w:tcPr>
+            <w:tcW w:type="dxa" w:w="2436"/>
+            <w:tcMar>
+              <w:top w:w="40" w:type="dxa"/>
+              <w:bottom w:w="40" w:type="dxa"/>
+              <w:start w:w="90" w:type="dxa"/>
+              <w:end w:w="90" w:type="dxa"/>
+            </w:tcMar>
+          </w:tcPr>
+          <w:p>
+            <w:pPr>
+              <w:spacing w:after="40" w:before="40" w:line="252" w:lineRule="auto"/>
+            </w:pPr>
+            <w:r>
+              <w:rPr>
+                <w:rFonts w:ascii="TH Sarabun New" w:hAnsi="TH Sarabun New" w:cs="TH Sarabun New" w:eastAsia="TH Sarabun New"/>
+              </w:rPr>
+            </w:r>
+          </w:p>
+        </w:tc>
+        <w:tc>
+          <w:tcPr>
+            <w:tcW w:type="dxa" w:w="2436"/>
+            <w:tcMar>
+              <w:top w:w="40" w:type="dxa"/>
+              <w:bottom w:w="40" w:type="dxa"/>
+              <w:start w:w="90" w:type="dxa"/>
+              <w:end w:w="90" w:type="dxa"/>
+            </w:tcMar>
+          </w:tcPr>
+          <w:p>
+            <w:pPr>
+              <w:spacing w:after="40" w:before="40" w:line="252" w:lineRule="auto"/>
+            </w:pPr>
+            <w:r>
+              <w:rPr>
+                <w:rFonts w:ascii="TH Sarabun New" w:hAnsi="TH Sarabun New" w:cs="TH Sarabun New" w:eastAsia="TH Sarabun New"/>
+              </w:rPr>
+            </w:r>
+          </w:p>
+        </w:tc>
+      </w:tr>
+      <w:tr>
+        <w:trPr>
+          <w:cantSplit w:val="true"/>
+        </w:trPr>
+        <w:tc>
+          <w:tcPr>
+            <w:tcW w:type="dxa" w:w="2436"/>
+            <w:tcMar>
+              <w:top w:w="40" w:type="dxa"/>
+              <w:bottom w:w="40" w:type="dxa"/>
+              <w:start w:w="90" w:type="dxa"/>
+              <w:end w:w="90" w:type="dxa"/>
+            </w:tcMar>
+            <w:shd w:val="clear" w:fill="F4F7FB"/>
+          </w:tcPr>
+          <w:p>
+            <w:pPr>
+              <w:spacing w:after="40" w:before="40" w:line="252" w:lineRule="auto"/>
+            </w:pPr>
+            <w:r>
+              <w:rPr>
+                <w:rFonts w:ascii="TH Sarabun New" w:hAnsi="TH Sarabun New" w:cs="TH Sarabun New" w:eastAsia="TH Sarabun New"/>
+              </w:rPr>
+            </w:r>
+            <w:r>
+              <w:rPr>
+                <w:rFonts w:ascii="TH Sarabun New" w:hAnsi="TH Sarabun New" w:cs="TH Sarabun New" w:eastAsia="TH Sarabun New"/>
+                <w:b w:val="0"/>
+                <w:i w:val="0"/>
+              </w:rPr>
+              <w:t>B</w:t>
+            </w:r>
+          </w:p>
+        </w:tc>
+        <w:tc>
+          <w:tcPr>
+            <w:tcW w:type="dxa" w:w="2436"/>
+            <w:tcMar>
+              <w:top w:w="40" w:type="dxa"/>
+              <w:bottom w:w="40" w:type="dxa"/>
+              <w:start w:w="90" w:type="dxa"/>
+              <w:end w:w="90" w:type="dxa"/>
+            </w:tcMar>
+            <w:shd w:val="clear" w:fill="F4F7FB"/>
+          </w:tcPr>
+          <w:p>
+            <w:pPr>
+              <w:spacing w:after="40" w:before="40" w:line="252" w:lineRule="auto"/>
+            </w:pPr>
+            <w:r>
+              <w:rPr>
+                <w:rFonts w:ascii="TH Sarabun New" w:hAnsi="TH Sarabun New" w:cs="TH Sarabun New" w:eastAsia="TH Sarabun New"/>
+              </w:rPr>
+            </w:r>
+          </w:p>
+        </w:tc>
+        <w:tc>
+          <w:tcPr>
+            <w:tcW w:type="dxa" w:w="2436"/>
+            <w:tcMar>
+              <w:top w:w="40" w:type="dxa"/>
+              <w:bottom w:w="40" w:type="dxa"/>
+              <w:start w:w="90" w:type="dxa"/>
+              <w:end w:w="90" w:type="dxa"/>
+            </w:tcMar>
+            <w:shd w:val="clear" w:fill="F4F7FB"/>
+          </w:tcPr>
+          <w:p>
+            <w:pPr>
+              <w:spacing w:after="40" w:before="40" w:line="252" w:lineRule="auto"/>
+            </w:pPr>
+            <w:r>
+              <w:rPr>
+                <w:rFonts w:ascii="TH Sarabun New" w:hAnsi="TH Sarabun New" w:cs="TH Sarabun New" w:eastAsia="TH Sarabun New"/>
+              </w:rPr>
+            </w:r>
+          </w:p>
+        </w:tc>
+        <w:tc>
+          <w:tcPr>
+            <w:tcW w:type="dxa" w:w="2436"/>
+            <w:tcMar>
+              <w:top w:w="40" w:type="dxa"/>
+              <w:bottom w:w="40" w:type="dxa"/>
+              <w:start w:w="90" w:type="dxa"/>
+              <w:end w:w="90" w:type="dxa"/>
+            </w:tcMar>
+            <w:shd w:val="clear" w:fill="F4F7FB"/>
+          </w:tcPr>
+          <w:p>
+            <w:pPr>
+              <w:spacing w:after="40" w:before="40" w:line="252" w:lineRule="auto"/>
+            </w:pPr>
+            <w:r>
+              <w:rPr>
+                <w:rFonts w:ascii="TH Sarabun New" w:hAnsi="TH Sarabun New" w:cs="TH Sarabun New" w:eastAsia="TH Sarabun New"/>
+              </w:rPr>
+            </w:r>
+          </w:p>
+        </w:tc>
+      </w:tr>
+      <w:tr>
+        <w:trPr>
+          <w:cantSplit w:val="true"/>
+        </w:trPr>
+        <w:tc>
+          <w:tcPr>
+            <w:tcW w:type="dxa" w:w="2436"/>
+            <w:tcMar>
+              <w:top w:w="40" w:type="dxa"/>
+              <w:bottom w:w="40" w:type="dxa"/>
+              <w:start w:w="90" w:type="dxa"/>
+              <w:end w:w="90" w:type="dxa"/>
+            </w:tcMar>
+          </w:tcPr>
+          <w:p>
+            <w:pPr>
+              <w:spacing w:after="40" w:before="40" w:line="252" w:lineRule="auto"/>
+            </w:pPr>
+            <w:r>
+              <w:rPr>
+                <w:rFonts w:ascii="TH Sarabun New" w:hAnsi="TH Sarabun New" w:cs="TH Sarabun New" w:eastAsia="TH Sarabun New"/>
+              </w:rPr>
+            </w:r>
+            <w:r>
+              <w:rPr>
+                <w:rFonts w:ascii="TH Sarabun New" w:hAnsi="TH Sarabun New" w:cs="TH Sarabun New" w:eastAsia="TH Sarabun New"/>
+                <w:b w:val="0"/>
+                <w:i w:val="0"/>
+              </w:rPr>
+              <w:t>C</w:t>
+            </w:r>
+          </w:p>
+        </w:tc>
+        <w:tc>
+          <w:tcPr>
+            <w:tcW w:type="dxa" w:w="2436"/>
+            <w:tcMar>
+              <w:top w:w="40" w:type="dxa"/>
+              <w:bottom w:w="40" w:type="dxa"/>
+              <w:start w:w="90" w:type="dxa"/>
+              <w:end w:w="90" w:type="dxa"/>
+            </w:tcMar>
+          </w:tcPr>
+          <w:p>
+            <w:pPr>
+              <w:spacing w:after="40" w:before="40" w:line="252" w:lineRule="auto"/>
+            </w:pPr>
+            <w:r>
+              <w:rPr>
+                <w:rFonts w:ascii="TH Sarabun New" w:hAnsi="TH Sarabun New" w:cs="TH Sarabun New" w:eastAsia="TH Sarabun New"/>
+              </w:rPr>
+            </w:r>
+          </w:p>
+        </w:tc>
+        <w:tc>
+          <w:tcPr>
+            <w:tcW w:type="dxa" w:w="2436"/>
+            <w:tcMar>
+              <w:top w:w="40" w:type="dxa"/>
+              <w:bottom w:w="40" w:type="dxa"/>
+              <w:start w:w="90" w:type="dxa"/>
+              <w:end w:w="90" w:type="dxa"/>
+            </w:tcMar>
+          </w:tcPr>
+          <w:p>
+            <w:pPr>
+              <w:spacing w:after="40" w:before="40" w:line="252" w:lineRule="auto"/>
+            </w:pPr>
+            <w:r>
+              <w:rPr>
+                <w:rFonts w:ascii="TH Sarabun New" w:hAnsi="TH Sarabun New" w:cs="TH Sarabun New" w:eastAsia="TH Sarabun New"/>
+              </w:rPr>
+            </w:r>
+          </w:p>
+        </w:tc>
+        <w:tc>
+          <w:tcPr>
+            <w:tcW w:type="dxa" w:w="2436"/>
+            <w:tcMar>
+              <w:top w:w="40" w:type="dxa"/>
+              <w:bottom w:w="40" w:type="dxa"/>
+              <w:start w:w="90" w:type="dxa"/>
+              <w:end w:w="90" w:type="dxa"/>
+            </w:tcMar>
+          </w:tcPr>
+          <w:p>
+            <w:pPr>
+              <w:spacing w:after="40" w:before="40" w:line="252" w:lineRule="auto"/>
+            </w:pPr>
+            <w:r>
+              <w:rPr>
+                <w:rFonts w:ascii="TH Sarabun New" w:hAnsi="TH Sarabun New" w:cs="TH Sarabun New" w:eastAsia="TH Sarabun New"/>
+              </w:rPr>
+            </w:r>
+          </w:p>
+        </w:tc>
+      </w:tr>
+    </w:tbl>
+    <w:p>
+      <w:pPr>
+        <w:spacing w:after="40"/>
+      </w:pPr>
+    </w:p>
+    <w:p>
+      <w:pPr>
+        <w:pStyle w:val="Heading3"/>
+      </w:pPr>
+      <w:r>
+        <w:rPr>
+          <w:rFonts w:ascii="TH Sarabun New" w:hAnsi="TH Sarabun New" w:cs="TH Sarabun New" w:eastAsia="TH Sarabun New"/>
+          <w:b/>
+          <w:i w:val="0"/>
+          <w:color w:val="2E5496"/>
+        </w:rPr>
+        <w:t xml:space="preserve">Code Quest กิจกรรม 5 — </w:t>
+      </w:r>
+      <w:r>
+        <w:rPr>
+          <w:rFonts w:ascii="TH Sarabun New" w:hAnsi="TH Sarabun New" w:cs="TH Sarabun New" w:eastAsia="TH Sarabun New"/>
+          <w:b/>
+          <w:i w:val="0"/>
+          <w:color w:val="2E5496"/>
+          <w:sz w:val="21"/>
+        </w:rPr>
+        <w:t>sf2_04_crop_alert.py</w:t>
+      </w:r>
+    </w:p>
+    <w:p>
+      <w:pPr>
+        <w:pStyle w:val="ListBullet"/>
+        <w:spacing w:after="60"/>
+      </w:pPr>
+      <w:r>
+        <w:rPr>
+          <w:rFonts w:ascii="TH Sarabun New" w:hAnsi="TH Sarabun New" w:cs="TH Sarabun New" w:eastAsia="TH Sarabun New"/>
+          <w:b w:val="0"/>
+          <w:i w:val="0"/>
+        </w:rPr>
+        <w:t xml:space="preserve">[ ] </w:t>
+      </w:r>
+      <w:r>
+        <w:rPr>
+          <w:rFonts w:ascii="TH Sarabun New" w:hAnsi="TH Sarabun New" w:cs="TH Sarabun New" w:eastAsia="TH Sarabun New"/>
+          <w:b/>
+          <w:i w:val="0"/>
+        </w:rPr>
+        <w:t>ระดับ 1 เดา (โจทย์หลัก มีเฉลยในคาบ):</w:t>
+      </w:r>
+      <w:r>
+        <w:rPr>
+          <w:rFonts w:ascii="TH Sarabun New" w:hAnsi="TH Sarabun New" w:cs="TH Sarabun New" w:eastAsia="TH Sarabun New"/>
+          <w:b w:val="0"/>
+          <w:i w:val="0"/>
+        </w:rPr>
+        <w:t xml:space="preserve"> มะเขือเทศชอบ 20–30 C · 60–80 %RH · อากาศ 27 C 70 %RH หมุน VR3 ให้แดด +5 </w:t>
+      </w:r>
+      <w:r>
+        <w:rPr>
+          <w:rFonts w:ascii="Consolas" w:hAnsi="Consolas" w:cs="Consolas" w:eastAsia="Consolas"/>
+          <w:b w:val="0"/>
+          <w:i w:val="0"/>
+          <w:sz w:val="21"/>
+        </w:rPr>
+        <w:t>judge()</w:t>
+      </w:r>
+      <w:r>
+        <w:rPr>
+          <w:rFonts w:ascii="TH Sarabun New" w:hAnsi="TH Sarabun New" w:cs="TH Sarabun New" w:eastAsia="TH Sarabun New"/>
+          <w:b w:val="0"/>
+          <w:i w:val="0"/>
+        </w:rPr>
+        <w:t xml:space="preserve"> ให้ระดับ ______ แดด +8 ล่ะ ______ (0 สบาย · 1 เริ่มเครียด · 2 แย่แล้ว)</w:t>
+      </w:r>
+    </w:p>
+    <w:p>
+      <w:pPr>
+        <w:pStyle w:val="ListBullet"/>
+        <w:spacing w:after="60"/>
+      </w:pPr>
+      <w:r>
+        <w:rPr>
+          <w:rFonts w:ascii="TH Sarabun New" w:hAnsi="TH Sarabun New" w:cs="TH Sarabun New" w:eastAsia="TH Sarabun New"/>
+          <w:b w:val="0"/>
+          <w:i w:val="0"/>
+        </w:rPr>
+        <w:t xml:space="preserve">[ ] </w:t>
+      </w:r>
+      <w:r>
+        <w:rPr>
+          <w:rFonts w:ascii="TH Sarabun New" w:hAnsi="TH Sarabun New" w:cs="TH Sarabun New" w:eastAsia="TH Sarabun New"/>
+          <w:b/>
+          <w:i w:val="0"/>
+        </w:rPr>
+        <w:t>ระดับ 2 แก้ (โจทย์หลัก มีเฉลยในคาบ):</w:t>
+      </w:r>
+      <w:r>
+        <w:rPr>
+          <w:rFonts w:ascii="TH Sarabun New" w:hAnsi="TH Sarabun New" w:cs="TH Sarabun New" w:eastAsia="TH Sarabun New"/>
+          <w:b w:val="0"/>
+          <w:i w:val="0"/>
+        </w:rPr>
+        <w:t xml:space="preserve"> ตั้ง </w:t>
+      </w:r>
+      <w:r>
+        <w:rPr>
+          <w:rFonts w:ascii="Consolas" w:hAnsi="Consolas" w:cs="Consolas" w:eastAsia="Consolas"/>
+          <w:b w:val="0"/>
+          <w:i w:val="0"/>
+          <w:sz w:val="21"/>
+        </w:rPr>
+        <w:t>BEEP_MS = 2000</w:t>
+      </w:r>
+      <w:r>
+        <w:rPr>
+          <w:rFonts w:ascii="TH Sarabun New" w:hAnsi="TH Sarabun New" w:cs="TH Sarabun New" w:eastAsia="TH Sarabun New"/>
+          <w:b w:val="0"/>
+          <w:i w:val="0"/>
+        </w:rPr>
+        <w:t xml:space="preserve"> ทำให้ "แย่แล้ว" แล้วอย่าเพิ่งรับทราบ เสียงร้องซ้ำ ☐ ถี่ขึ้น ☐ เท่าเดิม · ห้องที่มีหลายบอร์ดควรใช้ค่าไหน? ______</w:t>
+      </w:r>
+    </w:p>
+    <w:p>
+      <w:pPr>
+        <w:pStyle w:val="ListBullet"/>
+        <w:spacing w:after="60"/>
+      </w:pPr>
+      <w:r>
+        <w:rPr>
+          <w:rFonts w:ascii="TH Sarabun New" w:hAnsi="TH Sarabun New" w:cs="TH Sarabun New" w:eastAsia="TH Sarabun New"/>
+          <w:b w:val="0"/>
+          <w:i w:val="0"/>
+        </w:rPr>
+        <w:t xml:space="preserve">[ ] </w:t>
+      </w:r>
+      <w:r>
+        <w:rPr>
+          <w:rFonts w:ascii="TH Sarabun New" w:hAnsi="TH Sarabun New" w:cs="TH Sarabun New" w:eastAsia="TH Sarabun New"/>
+          <w:b/>
+          <w:i w:val="0"/>
+        </w:rPr>
+        <w:t>ระดับ 3 เติม — โจทย์เพิ่ม (โบนัส เฉลยคาบหน้า) ทำที่บ้านใน BENTO Emulator:</w:t>
+      </w:r>
+      <w:r>
+        <w:rPr>
+          <w:rFonts w:ascii="TH Sarabun New" w:hAnsi="TH Sarabun New" w:cs="TH Sarabun New" w:eastAsia="TH Sarabun New"/>
+          <w:b w:val="0"/>
+          <w:i w:val="0"/>
+        </w:rPr>
+        <w:t xml:space="preserve"> เปิด [</w:t>
+      </w:r>
+      <w:r>
+        <w:rPr>
+          <w:rFonts w:ascii="Consolas" w:hAnsi="Consolas" w:cs="Consolas" w:eastAsia="Consolas"/>
+          <w:b w:val="0"/>
+          <w:i w:val="0"/>
+          <w:sz w:val="21"/>
+        </w:rPr>
+        <w:t>s2/practise/sf2_04_practise.py</w:t>
+      </w:r>
+      <w:r>
+        <w:rPr>
+          <w:rFonts w:ascii="TH Sarabun New" w:hAnsi="TH Sarabun New" w:cs="TH Sarabun New" w:eastAsia="TH Sarabun New"/>
+          <w:b w:val="0"/>
+          <w:i w:val="0"/>
+        </w:rPr>
+        <w:t xml:space="preserve">](https://github.com/Advance-Innovation-Centre-AIC/aiot-development-for-smart-farm/blob/main/s2/practise/sf2_04_practise.py) เติมช่อง A B C ใน </w:t>
+      </w:r>
+      <w:r>
+        <w:rPr>
+          <w:rFonts w:ascii="Consolas" w:hAnsi="Consolas" w:cs="Consolas" w:eastAsia="Consolas"/>
+          <w:b w:val="0"/>
+          <w:i w:val="0"/>
+          <w:sz w:val="21"/>
+        </w:rPr>
+        <w:t>judge()</w:t>
+      </w:r>
+      <w:r>
+        <w:rPr>
+          <w:rFonts w:ascii="TH Sarabun New" w:hAnsi="TH Sarabun New" w:cs="TH Sarabun New" w:eastAsia="TH Sarabun New"/>
+          <w:b w:val="0"/>
+          <w:i w:val="0"/>
+        </w:rPr>
+        <w:t xml:space="preserve"> แล้วรัน ต้องเห็น "ผ่าน! ตัดสินพืชถูกทั้ง 7 กรณี"</w:t>
+      </w:r>
+    </w:p>
+    <w:p>
+      <w:pPr>
+        <w:pStyle w:val="Heading3"/>
+      </w:pPr>
+      <w:r>
+        <w:rPr>
+          <w:rFonts w:ascii="TH Sarabun New" w:hAnsi="TH Sarabun New" w:cs="TH Sarabun New" w:eastAsia="TH Sarabun New"/>
+          <w:b/>
+          <w:i w:val="0"/>
+          <w:color w:val="2E5496"/>
+        </w:rPr>
+        <w:t>Code Quest ภารกิจกลุ่ม — ระดับ 4 สร้าง · โจทย์เพิ่ม (โบนัส เฉลยคาบหน้า)</w:t>
+      </w:r>
+    </w:p>
+    <w:p>
+      <w:r>
+        <w:rPr>
+          <w:rFonts w:ascii="TH Sarabun New" w:hAnsi="TH Sarabun New" w:cs="TH Sarabun New" w:eastAsia="TH Sarabun New"/>
+          <w:b w:val="0"/>
+          <w:i w:val="0"/>
+        </w:rPr>
+        <w:t xml:space="preserve">เลือก 1 ข้อ แล้วเพิ่มลงในไฟล์ของกลุ่ม (ทุกข้อยังไม่มีในไฟล์ตัวอย่าง) · หัวข้อและ JSON ใหม่ให้เขียนเพิ่มลงสัญญาของกลุ่มก่อน (ดู </w:t>
+      </w:r>
+      <w:r>
+        <w:rPr>
+          <w:rFonts w:ascii="Consolas" w:hAnsi="Consolas" w:cs="Consolas" w:eastAsia="Consolas"/>
+          <w:b w:val="0"/>
+          <w:i w:val="0"/>
+          <w:sz w:val="21"/>
+        </w:rPr>
+        <w:t>app/MQTT_CONTRACT_th.md</w:t>
+      </w:r>
+      <w:r>
+        <w:rPr>
+          <w:rFonts w:ascii="TH Sarabun New" w:hAnsi="TH Sarabun New" w:cs="TH Sarabun New" w:eastAsia="TH Sarabun New"/>
+          <w:b w:val="0"/>
+          <w:i w:val="0"/>
+        </w:rPr>
+        <w:t>)</w:t>
+      </w:r>
+    </w:p>
+    <w:tbl>
+      <w:tblPr>
+        <w:tblW w:type="auto" w:w="0"/>
+        <w:jc w:val="center"/>
+        <w:tblLook w:firstColumn="1" w:firstRow="1" w:lastColumn="0" w:lastRow="0" w:noHBand="0" w:noVBand="1" w:val="04A0"/>
+        <w:tblW w:type="pct" w:w="5000"/>
+        <w:tblBorders>
+          <w:top w:val="single" w:sz="4" w:space="0" w:color="C7D2E4"/>
+          <w:left w:val="single" w:sz="4" w:space="0" w:color="C7D2E4"/>
+          <w:bottom w:val="single" w:sz="4" w:space="0" w:color="C7D2E4"/>
+          <w:right w:val="single" w:sz="4" w:space="0" w:color="C7D2E4"/>
+          <w:insideH w:val="single" w:sz="4" w:space="0" w:color="C7D2E4"/>
+          <w:insideV w:val="single" w:sz="4" w:space="0" w:color="C7D2E4"/>
+        </w:tblBorders>
+      </w:tblPr>
+      <w:tblGrid>
+        <w:gridCol w:w="3249"/>
+        <w:gridCol w:w="3249"/>
+        <w:gridCol w:w="3249"/>
+      </w:tblGrid>
+      <w:tr>
+        <w:trPr>
+          <w:tblHeader w:val="true"/>
+        </w:trPr>
+        <w:tc>
+          <w:tcPr>
+            <w:tcW w:type="dxa" w:w="3249"/>
+            <w:tcMar>
+              <w:top w:w="40" w:type="dxa"/>
+              <w:bottom w:w="40" w:type="dxa"/>
+              <w:start w:w="90" w:type="dxa"/>
+              <w:end w:w="90" w:type="dxa"/>
+            </w:tcMar>
+            <w:shd w:val="clear" w:fill="1F3864"/>
+          </w:tcPr>
+          <w:p>
+            <w:pPr>
+              <w:spacing w:after="40" w:before="40" w:line="252" w:lineRule="auto"/>
+            </w:pPr>
+            <w:r>
+              <w:rPr>
+                <w:rFonts w:ascii="TH Sarabun New" w:hAnsi="TH Sarabun New" w:cs="TH Sarabun New" w:eastAsia="TH Sarabun New"/>
+                <w:b/>
+              </w:rPr>
+            </w:r>
+            <w:r>
+              <w:rPr>
+                <w:rFonts w:ascii="TH Sarabun New" w:hAnsi="TH Sarabun New" w:cs="TH Sarabun New" w:eastAsia="TH Sarabun New"/>
+                <w:b/>
+                <w:i w:val="0"/>
+                <w:color w:val="FFFFFF"/>
+              </w:rPr>
+              <w:t>ความสามารถใหม่</w:t>
+            </w:r>
+          </w:p>
+        </w:tc>
+        <w:tc>
+          <w:tcPr>
+            <w:tcW w:type="dxa" w:w="3249"/>
+            <w:tcMar>
+              <w:top w:w="40" w:type="dxa"/>
+              <w:bottom w:w="40" w:type="dxa"/>
+              <w:start w:w="90" w:type="dxa"/>
+              <w:end w:w="90" w:type="dxa"/>
+            </w:tcMar>
+            <w:shd w:val="clear" w:fill="1F3864"/>
+          </w:tcPr>
+          <w:p>
+            <w:pPr>
+              <w:spacing w:after="40" w:before="40" w:line="252" w:lineRule="auto"/>
+            </w:pPr>
+            <w:r>
+              <w:rPr>
+                <w:rFonts w:ascii="TH Sarabun New" w:hAnsi="TH Sarabun New" w:cs="TH Sarabun New" w:eastAsia="TH Sarabun New"/>
+                <w:b/>
+              </w:rPr>
+            </w:r>
+            <w:r>
+              <w:rPr>
+                <w:rFonts w:ascii="TH Sarabun New" w:hAnsi="TH Sarabun New" w:cs="TH Sarabun New" w:eastAsia="TH Sarabun New"/>
+                <w:b/>
+                <w:i w:val="0"/>
+                <w:color w:val="FFFFFF"/>
+              </w:rPr>
+              <w:t>ความยาก</w:t>
+            </w:r>
+          </w:p>
+        </w:tc>
+        <w:tc>
+          <w:tcPr>
+            <w:tcW w:type="dxa" w:w="3249"/>
+            <w:tcMar>
+              <w:top w:w="40" w:type="dxa"/>
+              <w:bottom w:w="40" w:type="dxa"/>
+              <w:start w:w="90" w:type="dxa"/>
+              <w:end w:w="90" w:type="dxa"/>
+            </w:tcMar>
+            <w:shd w:val="clear" w:fill="1F3864"/>
+          </w:tcPr>
+          <w:p>
+            <w:pPr>
+              <w:spacing w:after="40" w:before="40" w:line="252" w:lineRule="auto"/>
+            </w:pPr>
+            <w:r>
+              <w:rPr>
+                <w:rFonts w:ascii="TH Sarabun New" w:hAnsi="TH Sarabun New" w:cs="TH Sarabun New" w:eastAsia="TH Sarabun New"/>
+                <w:b/>
+              </w:rPr>
+            </w:r>
+            <w:r>
+              <w:rPr>
+                <w:rFonts w:ascii="TH Sarabun New" w:hAnsi="TH Sarabun New" w:cs="TH Sarabun New" w:eastAsia="TH Sarabun New"/>
+                <w:b/>
+                <w:i w:val="0"/>
+                <w:color w:val="FFFFFF"/>
+              </w:rPr>
+              <w:t>สิ่งที่ต้องเห็นเมื่อสำเร็จ</w:t>
+            </w:r>
+          </w:p>
+        </w:tc>
+      </w:tr>
+      <w:tr>
+        <w:trPr>
+          <w:cantSplit w:val="true"/>
+        </w:trPr>
+        <w:tc>
+          <w:tcPr>
+            <w:tcW w:type="dxa" w:w="3249"/>
+            <w:tcMar>
+              <w:top w:w="40" w:type="dxa"/>
+              <w:bottom w:w="40" w:type="dxa"/>
+              <w:start w:w="90" w:type="dxa"/>
+              <w:end w:w="90" w:type="dxa"/>
+            </w:tcMar>
+          </w:tcPr>
+          <w:p>
+            <w:pPr>
+              <w:spacing w:after="40" w:before="40" w:line="252" w:lineRule="auto"/>
+            </w:pPr>
+            <w:r>
+              <w:rPr>
+                <w:rFonts w:ascii="TH Sarabun New" w:hAnsi="TH Sarabun New" w:cs="TH Sarabun New" w:eastAsia="TH Sarabun New"/>
+              </w:rPr>
+            </w:r>
+            <w:r>
+              <w:rPr>
+                <w:rFonts w:ascii="TH Sarabun New" w:hAnsi="TH Sarabun New" w:cs="TH Sarabun New" w:eastAsia="TH Sarabun New"/>
+                <w:b/>
+                <w:i w:val="0"/>
+              </w:rPr>
+              <w:t>แอปนับน้ำ:</w:t>
+            </w:r>
+            <w:r>
+              <w:rPr>
+                <w:rFonts w:ascii="TH Sarabun New" w:hAnsi="TH Sarabun New" w:cs="TH Sarabun New" w:eastAsia="TH Sarabun New"/>
+                <w:b w:val="0"/>
+                <w:i w:val="0"/>
+              </w:rPr>
+              <w:t xml:space="preserve"> </w:t>
+            </w:r>
+            <w:r>
+              <w:rPr>
+                <w:rFonts w:ascii="Consolas" w:hAnsi="Consolas" w:cs="Consolas" w:eastAsia="Consolas"/>
+                <w:b w:val="0"/>
+                <w:i w:val="0"/>
+                <w:sz w:val="21"/>
+              </w:rPr>
+              <w:t>farm_monitor.py</w:t>
+            </w:r>
+            <w:r>
+              <w:rPr>
+                <w:rFonts w:ascii="TH Sarabun New" w:hAnsi="TH Sarabun New" w:cs="TH Sarabun New" w:eastAsia="TH Sarabun New"/>
+                <w:b w:val="0"/>
+                <w:i w:val="0"/>
+              </w:rPr>
+              <w:t xml:space="preserve"> รวมเวลาที่ </w:t>
+            </w:r>
+            <w:r>
+              <w:rPr>
+                <w:rFonts w:ascii="Consolas" w:hAnsi="Consolas" w:cs="Consolas" w:eastAsia="Consolas"/>
+                <w:b w:val="0"/>
+                <w:i w:val="0"/>
+                <w:sz w:val="21"/>
+              </w:rPr>
+              <w:t>pump</w:t>
+            </w:r>
+            <w:r>
+              <w:rPr>
+                <w:rFonts w:ascii="TH Sarabun New" w:hAnsi="TH Sarabun New" w:cs="TH Sarabun New" w:eastAsia="TH Sarabun New"/>
+                <w:b w:val="0"/>
+                <w:i w:val="0"/>
+              </w:rPr>
+              <w:t xml:space="preserve"> = 1 เป็นวินาที แล้วพิมพ์ "วันนี้รดน้ำไป … วินาที" ทุกนาที</w:t>
+            </w:r>
+          </w:p>
+        </w:tc>
+        <w:tc>
+          <w:tcPr>
+            <w:tcW w:type="dxa" w:w="3249"/>
+            <w:tcMar>
+              <w:top w:w="40" w:type="dxa"/>
+              <w:bottom w:w="40" w:type="dxa"/>
+              <w:start w:w="90" w:type="dxa"/>
+              <w:end w:w="90" w:type="dxa"/>
+            </w:tcMar>
+          </w:tcPr>
+          <w:p>
+            <w:pPr>
+              <w:spacing w:after="40" w:before="40" w:line="252" w:lineRule="auto"/>
+            </w:pPr>
+            <w:r>
+              <w:rPr>
+                <w:rFonts w:ascii="TH Sarabun New" w:hAnsi="TH Sarabun New" w:cs="TH Sarabun New" w:eastAsia="TH Sarabun New"/>
+              </w:rPr>
+            </w:r>
+            <w:r>
+              <w:rPr>
+                <w:rFonts w:ascii="TH Sarabun New" w:hAnsi="TH Sarabun New" w:cs="TH Sarabun New" w:eastAsia="TH Sarabun New"/>
+                <w:b w:val="0"/>
+                <w:i w:val="0"/>
+              </w:rPr>
+              <w:t>⭐</w:t>
+            </w:r>
+          </w:p>
+        </w:tc>
+        <w:tc>
+          <w:tcPr>
+            <w:tcW w:type="dxa" w:w="3249"/>
+            <w:tcMar>
+              <w:top w:w="40" w:type="dxa"/>
+              <w:bottom w:w="40" w:type="dxa"/>
+              <w:start w:w="90" w:type="dxa"/>
+              <w:end w:w="90" w:type="dxa"/>
+            </w:tcMar>
+          </w:tcPr>
+          <w:p>
+            <w:pPr>
+              <w:spacing w:after="40" w:before="40" w:line="252" w:lineRule="auto"/>
+            </w:pPr>
+            <w:r>
+              <w:rPr>
+                <w:rFonts w:ascii="TH Sarabun New" w:hAnsi="TH Sarabun New" w:cs="TH Sarabun New" w:eastAsia="TH Sarabun New"/>
+              </w:rPr>
+            </w:r>
+            <w:r>
+              <w:rPr>
+                <w:rFonts w:ascii="TH Sarabun New" w:hAnsi="TH Sarabun New" w:cs="TH Sarabun New" w:eastAsia="TH Sarabun New"/>
+                <w:b w:val="0"/>
+                <w:i w:val="0"/>
+              </w:rPr>
+              <w:t>ตัวเลขเพิ่มเฉพาะตอนปั๊มเปิด และตรงกับนาฬิกาจับเวลา ±5 วินาที</w:t>
+            </w:r>
+          </w:p>
+        </w:tc>
+      </w:tr>
+      <w:tr>
+        <w:trPr>
+          <w:cantSplit w:val="true"/>
+        </w:trPr>
+        <w:tc>
+          <w:tcPr>
+            <w:tcW w:type="dxa" w:w="3249"/>
+            <w:tcMar>
+              <w:top w:w="40" w:type="dxa"/>
+              <w:bottom w:w="40" w:type="dxa"/>
+              <w:start w:w="90" w:type="dxa"/>
+              <w:end w:w="90" w:type="dxa"/>
+            </w:tcMar>
+            <w:shd w:val="clear" w:fill="F4F7FB"/>
+          </w:tcPr>
+          <w:p>
+            <w:pPr>
+              <w:spacing w:after="40" w:before="40" w:line="252" w:lineRule="auto"/>
+            </w:pPr>
+            <w:r>
+              <w:rPr>
+                <w:rFonts w:ascii="TH Sarabun New" w:hAnsi="TH Sarabun New" w:cs="TH Sarabun New" w:eastAsia="TH Sarabun New"/>
+              </w:rPr>
+            </w:r>
+            <w:r>
+              <w:rPr>
+                <w:rFonts w:ascii="TH Sarabun New" w:hAnsi="TH Sarabun New" w:cs="TH Sarabun New" w:eastAsia="TH Sarabun New"/>
+                <w:b/>
+                <w:i w:val="0"/>
+              </w:rPr>
+              <w:t>ถามสถานะทันที:</w:t>
+            </w:r>
+            <w:r>
+              <w:rPr>
+                <w:rFonts w:ascii="TH Sarabun New" w:hAnsi="TH Sarabun New" w:cs="TH Sarabun New" w:eastAsia="TH Sarabun New"/>
+                <w:b w:val="0"/>
+                <w:i w:val="0"/>
+              </w:rPr>
+              <w:t xml:space="preserve"> </w:t>
+            </w:r>
+            <w:r>
+              <w:rPr>
+                <w:rFonts w:ascii="Consolas" w:hAnsi="Consolas" w:cs="Consolas" w:eastAsia="Consolas"/>
+                <w:b w:val="0"/>
+                <w:i w:val="0"/>
+                <w:sz w:val="21"/>
+              </w:rPr>
+              <w:t>sf2_03</w:t>
+            </w:r>
+            <w:r>
+              <w:rPr>
+                <w:rFonts w:ascii="TH Sarabun New" w:hAnsi="TH Sarabun New" w:cs="TH Sarabun New" w:eastAsia="TH Sarabun New"/>
+                <w:b w:val="0"/>
+                <w:i w:val="0"/>
+              </w:rPr>
+              <w:t xml:space="preserve"> รับ </w:t>
+            </w:r>
+            <w:r>
+              <w:rPr>
+                <w:rFonts w:ascii="Consolas" w:hAnsi="Consolas" w:cs="Consolas" w:eastAsia="Consolas"/>
+                <w:b w:val="0"/>
+                <w:i w:val="0"/>
+                <w:sz w:val="21"/>
+              </w:rPr>
+              <w:t>{"cmd":"status"}</w:t>
+            </w:r>
+            <w:r>
+              <w:rPr>
+                <w:rFonts w:ascii="TH Sarabun New" w:hAnsi="TH Sarabun New" w:cs="TH Sarabun New" w:eastAsia="TH Sarabun New"/>
+                <w:b w:val="0"/>
+                <w:i w:val="0"/>
+              </w:rPr>
+              <w:t xml:space="preserve"> แล้วส่ง telemetry ใบใหม่ทันทีโดยไม่รอครบ 5 วินาที</w:t>
+            </w:r>
+          </w:p>
+        </w:tc>
+        <w:tc>
+          <w:tcPr>
+            <w:tcW w:type="dxa" w:w="3249"/>
+            <w:tcMar>
+              <w:top w:w="40" w:type="dxa"/>
+              <w:bottom w:w="40" w:type="dxa"/>
+              <w:start w:w="90" w:type="dxa"/>
+              <w:end w:w="90" w:type="dxa"/>
+            </w:tcMar>
+            <w:shd w:val="clear" w:fill="F4F7FB"/>
+          </w:tcPr>
+          <w:p>
+            <w:pPr>
+              <w:spacing w:after="40" w:before="40" w:line="252" w:lineRule="auto"/>
+            </w:pPr>
+            <w:r>
+              <w:rPr>
+                <w:rFonts w:ascii="TH Sarabun New" w:hAnsi="TH Sarabun New" w:cs="TH Sarabun New" w:eastAsia="TH Sarabun New"/>
+              </w:rPr>
+            </w:r>
+            <w:r>
+              <w:rPr>
+                <w:rFonts w:ascii="TH Sarabun New" w:hAnsi="TH Sarabun New" w:cs="TH Sarabun New" w:eastAsia="TH Sarabun New"/>
+                <w:b w:val="0"/>
+                <w:i w:val="0"/>
+              </w:rPr>
+              <w:t>⭐⭐</w:t>
+            </w:r>
+          </w:p>
+        </w:tc>
+        <w:tc>
+          <w:tcPr>
+            <w:tcW w:type="dxa" w:w="3249"/>
+            <w:tcMar>
+              <w:top w:w="40" w:type="dxa"/>
+              <w:bottom w:w="40" w:type="dxa"/>
+              <w:start w:w="90" w:type="dxa"/>
+              <w:end w:w="90" w:type="dxa"/>
+            </w:tcMar>
+            <w:shd w:val="clear" w:fill="F4F7FB"/>
+          </w:tcPr>
+          <w:p>
+            <w:pPr>
+              <w:spacing w:after="40" w:before="40" w:line="252" w:lineRule="auto"/>
+            </w:pPr>
+            <w:r>
+              <w:rPr>
+                <w:rFonts w:ascii="TH Sarabun New" w:hAnsi="TH Sarabun New" w:cs="TH Sarabun New" w:eastAsia="TH Sarabun New"/>
+              </w:rPr>
+            </w:r>
+            <w:r>
+              <w:rPr>
+                <w:rFonts w:ascii="TH Sarabun New" w:hAnsi="TH Sarabun New" w:cs="TH Sarabun New" w:eastAsia="TH Sarabun New"/>
+                <w:b w:val="0"/>
+                <w:i w:val="0"/>
+              </w:rPr>
+              <w:t>กดส่งจากหน้ารวม แล้วใบใหม่ขึ้นในแอปภายใน 1 วินาที</w:t>
+            </w:r>
+          </w:p>
+        </w:tc>
+      </w:tr>
+      <w:tr>
+        <w:trPr>
+          <w:cantSplit w:val="true"/>
+        </w:trPr>
+        <w:tc>
+          <w:tcPr>
+            <w:tcW w:type="dxa" w:w="3249"/>
+            <w:tcMar>
+              <w:top w:w="40" w:type="dxa"/>
+              <w:bottom w:w="40" w:type="dxa"/>
+              <w:start w:w="90" w:type="dxa"/>
+              <w:end w:w="90" w:type="dxa"/>
+            </w:tcMar>
+          </w:tcPr>
+          <w:p>
+            <w:pPr>
+              <w:spacing w:after="40" w:before="40" w:line="252" w:lineRule="auto"/>
+            </w:pPr>
+            <w:r>
+              <w:rPr>
+                <w:rFonts w:ascii="TH Sarabun New" w:hAnsi="TH Sarabun New" w:cs="TH Sarabun New" w:eastAsia="TH Sarabun New"/>
+              </w:rPr>
+            </w:r>
+            <w:r>
+              <w:rPr>
+                <w:rFonts w:ascii="TH Sarabun New" w:hAnsi="TH Sarabun New" w:cs="TH Sarabun New" w:eastAsia="TH Sarabun New"/>
+                <w:b/>
+                <w:i w:val="0"/>
+              </w:rPr>
+              <w:t>แจ้งเตือนเมื่อแย่ติดกัน:</w:t>
+            </w:r>
+            <w:r>
+              <w:rPr>
+                <w:rFonts w:ascii="TH Sarabun New" w:hAnsi="TH Sarabun New" w:cs="TH Sarabun New" w:eastAsia="TH Sarabun New"/>
+                <w:b w:val="0"/>
+                <w:i w:val="0"/>
+              </w:rPr>
+              <w:t xml:space="preserve"> </w:t>
+            </w:r>
+            <w:r>
+              <w:rPr>
+                <w:rFonts w:ascii="Consolas" w:hAnsi="Consolas" w:cs="Consolas" w:eastAsia="Consolas"/>
+                <w:b w:val="0"/>
+                <w:i w:val="0"/>
+                <w:sz w:val="21"/>
+              </w:rPr>
+              <w:t>sf2_04</w:t>
+            </w:r>
+            <w:r>
+              <w:rPr>
+                <w:rFonts w:ascii="TH Sarabun New" w:hAnsi="TH Sarabun New" w:cs="TH Sarabun New" w:eastAsia="TH Sarabun New"/>
+                <w:b w:val="0"/>
+                <w:i w:val="0"/>
+              </w:rPr>
+              <w:t xml:space="preserve"> แจ้ง "แย่แล้ว" ก็ต่อเมื่อระดับ 2 ติดกัน 5 วินาที</w:t>
+            </w:r>
+          </w:p>
+        </w:tc>
+        <w:tc>
+          <w:tcPr>
+            <w:tcW w:type="dxa" w:w="3249"/>
+            <w:tcMar>
+              <w:top w:w="40" w:type="dxa"/>
+              <w:bottom w:w="40" w:type="dxa"/>
+              <w:start w:w="90" w:type="dxa"/>
+              <w:end w:w="90" w:type="dxa"/>
+            </w:tcMar>
+          </w:tcPr>
+          <w:p>
+            <w:pPr>
+              <w:spacing w:after="40" w:before="40" w:line="252" w:lineRule="auto"/>
+            </w:pPr>
+            <w:r>
+              <w:rPr>
+                <w:rFonts w:ascii="TH Sarabun New" w:hAnsi="TH Sarabun New" w:cs="TH Sarabun New" w:eastAsia="TH Sarabun New"/>
+              </w:rPr>
+            </w:r>
+            <w:r>
+              <w:rPr>
+                <w:rFonts w:ascii="TH Sarabun New" w:hAnsi="TH Sarabun New" w:cs="TH Sarabun New" w:eastAsia="TH Sarabun New"/>
+                <w:b w:val="0"/>
+                <w:i w:val="0"/>
+              </w:rPr>
+              <w:t>⭐⭐</w:t>
+            </w:r>
+          </w:p>
+        </w:tc>
+        <w:tc>
+          <w:tcPr>
+            <w:tcW w:type="dxa" w:w="3249"/>
+            <w:tcMar>
+              <w:top w:w="40" w:type="dxa"/>
+              <w:bottom w:w="40" w:type="dxa"/>
+              <w:start w:w="90" w:type="dxa"/>
+              <w:end w:w="90" w:type="dxa"/>
+            </w:tcMar>
+          </w:tcPr>
+          <w:p>
+            <w:pPr>
+              <w:spacing w:after="40" w:before="40" w:line="252" w:lineRule="auto"/>
+            </w:pPr>
+            <w:r>
+              <w:rPr>
+                <w:rFonts w:ascii="TH Sarabun New" w:hAnsi="TH Sarabun New" w:cs="TH Sarabun New" w:eastAsia="TH Sarabun New"/>
+              </w:rPr>
+            </w:r>
+            <w:r>
+              <w:rPr>
+                <w:rFonts w:ascii="TH Sarabun New" w:hAnsi="TH Sarabun New" w:cs="TH Sarabun New" w:eastAsia="TH Sarabun New"/>
+                <w:b w:val="0"/>
+                <w:i w:val="0"/>
+              </w:rPr>
+              <w:t>หมุนแดดข้ามเส้นไปกลับเร็ว ๆ แล้วแจ้งเตือนไม่รัว</w:t>
+            </w:r>
+          </w:p>
+        </w:tc>
+      </w:tr>
+      <w:tr>
+        <w:trPr>
+          <w:cantSplit w:val="true"/>
+        </w:trPr>
+        <w:tc>
+          <w:tcPr>
+            <w:tcW w:type="dxa" w:w="3249"/>
+            <w:tcMar>
+              <w:top w:w="40" w:type="dxa"/>
+              <w:bottom w:w="40" w:type="dxa"/>
+              <w:start w:w="90" w:type="dxa"/>
+              <w:end w:w="90" w:type="dxa"/>
+            </w:tcMar>
+            <w:shd w:val="clear" w:fill="F4F7FB"/>
+          </w:tcPr>
+          <w:p>
+            <w:pPr>
+              <w:spacing w:after="40" w:before="40" w:line="252" w:lineRule="auto"/>
+            </w:pPr>
+            <w:r>
+              <w:rPr>
+                <w:rFonts w:ascii="TH Sarabun New" w:hAnsi="TH Sarabun New" w:cs="TH Sarabun New" w:eastAsia="TH Sarabun New"/>
+              </w:rPr>
+            </w:r>
+            <w:r>
+              <w:rPr>
+                <w:rFonts w:ascii="TH Sarabun New" w:hAnsi="TH Sarabun New" w:cs="TH Sarabun New" w:eastAsia="TH Sarabun New"/>
+                <w:b/>
+                <w:i w:val="0"/>
+              </w:rPr>
+              <w:t>Gateway กันถังแห้ง:</w:t>
+            </w:r>
+            <w:r>
+              <w:rPr>
+                <w:rFonts w:ascii="TH Sarabun New" w:hAnsi="TH Sarabun New" w:cs="TH Sarabun New" w:eastAsia="TH Sarabun New"/>
+                <w:b w:val="0"/>
+                <w:i w:val="0"/>
+              </w:rPr>
+              <w:t xml:space="preserve"> </w:t>
+            </w:r>
+            <w:r>
+              <w:rPr>
+                <w:rFonts w:ascii="Consolas" w:hAnsi="Consolas" w:cs="Consolas" w:eastAsia="Consolas"/>
+                <w:b w:val="0"/>
+                <w:i w:val="0"/>
+                <w:sz w:val="21"/>
+              </w:rPr>
+              <w:t>sf2_06</w:t>
+            </w:r>
+            <w:r>
+              <w:rPr>
+                <w:rFonts w:ascii="TH Sarabun New" w:hAnsi="TH Sarabun New" w:cs="TH Sarabun New" w:eastAsia="TH Sarabun New"/>
+                <w:b w:val="0"/>
+                <w:i w:val="0"/>
+              </w:rPr>
+              <w:t xml:space="preserve"> ไม่สั่ง PLC เมื่อถังต่ำกว่า 20 % และส่ง event </w:t>
+            </w:r>
+            <w:r>
+              <w:rPr>
+                <w:rFonts w:ascii="Consolas" w:hAnsi="Consolas" w:cs="Consolas" w:eastAsia="Consolas"/>
+                <w:b w:val="0"/>
+                <w:i w:val="0"/>
+                <w:sz w:val="21"/>
+              </w:rPr>
+              <w:t>{"event":"tank_low"}</w:t>
+            </w:r>
+            <w:r>
+              <w:rPr>
+                <w:rFonts w:ascii="TH Sarabun New" w:hAnsi="TH Sarabun New" w:cs="TH Sarabun New" w:eastAsia="TH Sarabun New"/>
+                <w:b w:val="0"/>
+                <w:i w:val="0"/>
+              </w:rPr>
+              <w:t xml:space="preserve"> ครั้งเดียว</w:t>
+            </w:r>
+          </w:p>
+        </w:tc>
+        <w:tc>
+          <w:tcPr>
+            <w:tcW w:type="dxa" w:w="3249"/>
+            <w:tcMar>
+              <w:top w:w="40" w:type="dxa"/>
+              <w:bottom w:w="40" w:type="dxa"/>
+              <w:start w:w="90" w:type="dxa"/>
+              <w:end w:w="90" w:type="dxa"/>
+            </w:tcMar>
+            <w:shd w:val="clear" w:fill="F4F7FB"/>
+          </w:tcPr>
+          <w:p>
+            <w:pPr>
+              <w:spacing w:after="40" w:before="40" w:line="252" w:lineRule="auto"/>
+            </w:pPr>
+            <w:r>
+              <w:rPr>
+                <w:rFonts w:ascii="TH Sarabun New" w:hAnsi="TH Sarabun New" w:cs="TH Sarabun New" w:eastAsia="TH Sarabun New"/>
+              </w:rPr>
+            </w:r>
+            <w:r>
+              <w:rPr>
+                <w:rFonts w:ascii="TH Sarabun New" w:hAnsi="TH Sarabun New" w:cs="TH Sarabun New" w:eastAsia="TH Sarabun New"/>
+                <w:b w:val="0"/>
+                <w:i w:val="0"/>
+              </w:rPr>
+              <w:t>⭐⭐⭐</w:t>
+            </w:r>
+          </w:p>
+        </w:tc>
+        <w:tc>
+          <w:tcPr>
+            <w:tcW w:type="dxa" w:w="3249"/>
+            <w:tcMar>
+              <w:top w:w="40" w:type="dxa"/>
+              <w:bottom w:w="40" w:type="dxa"/>
+              <w:start w:w="90" w:type="dxa"/>
+              <w:end w:w="90" w:type="dxa"/>
+            </w:tcMar>
+            <w:shd w:val="clear" w:fill="F4F7FB"/>
+          </w:tcPr>
+          <w:p>
+            <w:pPr>
+              <w:spacing w:after="40" w:before="40" w:line="252" w:lineRule="auto"/>
+            </w:pPr>
+            <w:r>
+              <w:rPr>
+                <w:rFonts w:ascii="TH Sarabun New" w:hAnsi="TH Sarabun New" w:cs="TH Sarabun New" w:eastAsia="TH Sarabun New"/>
+              </w:rPr>
+            </w:r>
+            <w:r>
+              <w:rPr>
+                <w:rFonts w:ascii="TH Sarabun New" w:hAnsi="TH Sarabun New" w:cs="TH Sarabun New" w:eastAsia="TH Sarabun New"/>
+                <w:b w:val="0"/>
+                <w:i w:val="0"/>
+              </w:rPr>
+              <w:t xml:space="preserve">ลดถังใน </w:t>
+            </w:r>
+            <w:r>
+              <w:rPr>
+                <w:rFonts w:ascii="Consolas" w:hAnsi="Consolas" w:cs="Consolas" w:eastAsia="Consolas"/>
+                <w:b w:val="0"/>
+                <w:i w:val="0"/>
+                <w:sz w:val="21"/>
+              </w:rPr>
+              <w:t>field_sim.py</w:t>
+            </w:r>
+            <w:r>
+              <w:rPr>
+                <w:rFonts w:ascii="TH Sarabun New" w:hAnsi="TH Sarabun New" w:cs="TH Sarabun New" w:eastAsia="TH Sarabun New"/>
+                <w:b w:val="0"/>
+                <w:i w:val="0"/>
+              </w:rPr>
+              <w:t xml:space="preserve"> แล้วเห็น event ครั้งเดียว ปั๊มไม่ถูกสั่ง</w:t>
+            </w:r>
+          </w:p>
+        </w:tc>
+      </w:tr>
+    </w:tbl>
+    <w:p>
+      <w:pPr>
+        <w:spacing w:after="40"/>
+      </w:pPr>
     </w:p>
     <w:p>
       <w:pPr>
@@ -11977,6 +15931,1259 @@
           <w:i w:val="0"/>
         </w:rPr>
         <w:t>\mathrm{Score}=\frac{\Sigma}{15}\times100=\underline{\phantom{0000}}\,/\,100 \quad \text{ผ่าน} \ge 50</w:t>
+      </w:r>
+    </w:p>
+    <w:p>
+      <w:pPr>
+        <w:pBdr>
+          <w:bottom w:val="single" w:sz="6" w:space="1" w:color="9DB2D4"/>
+        </w:pBdr>
+        <w:spacing w:before="80" w:after="80"/>
+      </w:pPr>
+    </w:p>
+    <w:p>
+      <w:pPr>
+        <w:pStyle w:val="Heading2"/>
+      </w:pPr>
+      <w:r>
+        <w:rPr>
+          <w:rFonts w:ascii="TH Sarabun New" w:hAnsi="TH Sarabun New" w:cs="TH Sarabun New" w:eastAsia="TH Sarabun New"/>
+          <w:b/>
+          <w:i w:val="0"/>
+          <w:color w:val="2E5496"/>
+        </w:rPr>
+        <w:t>คำใบ้ Code Quest (เปิดเมื่อจำเป็น — ทีละขั้น ขั้นละ −1 แต้ม)</w:t>
+      </w:r>
+    </w:p>
+    <w:p>
+      <w:pPr>
+        <w:pStyle w:val="Heading3"/>
+      </w:pPr>
+      <w:r>
+        <w:rPr>
+          <w:rFonts w:ascii="TH Sarabun New" w:hAnsi="TH Sarabun New" w:cs="TH Sarabun New" w:eastAsia="TH Sarabun New"/>
+          <w:b/>
+          <w:i w:val="0"/>
+          <w:color w:val="2E5496"/>
+        </w:rPr>
+        <w:t>เฉลยโจทย์หลัก ระดับ 1–2 (เปิดดูหลังเขียนคำตอบที่เดาแล้ว)</w:t>
+      </w:r>
+    </w:p>
+    <w:tbl>
+      <w:tblPr>
+        <w:tblW w:type="auto" w:w="0"/>
+        <w:jc w:val="center"/>
+        <w:tblLook w:firstColumn="1" w:firstRow="1" w:lastColumn="0" w:lastRow="0" w:noHBand="0" w:noVBand="1" w:val="04A0"/>
+        <w:tblW w:type="pct" w:w="5000"/>
+        <w:tblBorders>
+          <w:top w:val="single" w:sz="4" w:space="0" w:color="C7D2E4"/>
+          <w:left w:val="single" w:sz="4" w:space="0" w:color="C7D2E4"/>
+          <w:bottom w:val="single" w:sz="4" w:space="0" w:color="C7D2E4"/>
+          <w:right w:val="single" w:sz="4" w:space="0" w:color="C7D2E4"/>
+          <w:insideH w:val="single" w:sz="4" w:space="0" w:color="C7D2E4"/>
+          <w:insideV w:val="single" w:sz="4" w:space="0" w:color="C7D2E4"/>
+        </w:tblBorders>
+      </w:tblPr>
+      <w:tblGrid>
+        <w:gridCol w:w="3249"/>
+        <w:gridCol w:w="3249"/>
+        <w:gridCol w:w="3249"/>
+      </w:tblGrid>
+      <w:tr>
+        <w:trPr>
+          <w:tblHeader w:val="true"/>
+        </w:trPr>
+        <w:tc>
+          <w:tcPr>
+            <w:tcW w:type="dxa" w:w="3249"/>
+            <w:tcMar>
+              <w:top w:w="40" w:type="dxa"/>
+              <w:bottom w:w="40" w:type="dxa"/>
+              <w:start w:w="90" w:type="dxa"/>
+              <w:end w:w="90" w:type="dxa"/>
+            </w:tcMar>
+            <w:shd w:val="clear" w:fill="1F3864"/>
+          </w:tcPr>
+          <w:p>
+            <w:pPr>
+              <w:spacing w:after="40" w:before="40" w:line="252" w:lineRule="auto"/>
+            </w:pPr>
+            <w:r>
+              <w:rPr>
+                <w:rFonts w:ascii="TH Sarabun New" w:hAnsi="TH Sarabun New" w:cs="TH Sarabun New" w:eastAsia="TH Sarabun New"/>
+                <w:b/>
+              </w:rPr>
+            </w:r>
+            <w:r>
+              <w:rPr>
+                <w:rFonts w:ascii="TH Sarabun New" w:hAnsi="TH Sarabun New" w:cs="TH Sarabun New" w:eastAsia="TH Sarabun New"/>
+                <w:b/>
+                <w:i w:val="0"/>
+                <w:color w:val="FFFFFF"/>
+              </w:rPr>
+              <w:t>กิจกรรม</w:t>
+            </w:r>
+          </w:p>
+        </w:tc>
+        <w:tc>
+          <w:tcPr>
+            <w:tcW w:type="dxa" w:w="3249"/>
+            <w:tcMar>
+              <w:top w:w="40" w:type="dxa"/>
+              <w:bottom w:w="40" w:type="dxa"/>
+              <w:start w:w="90" w:type="dxa"/>
+              <w:end w:w="90" w:type="dxa"/>
+            </w:tcMar>
+            <w:shd w:val="clear" w:fill="1F3864"/>
+          </w:tcPr>
+          <w:p>
+            <w:pPr>
+              <w:spacing w:after="40" w:before="40" w:line="252" w:lineRule="auto"/>
+            </w:pPr>
+            <w:r>
+              <w:rPr>
+                <w:rFonts w:ascii="TH Sarabun New" w:hAnsi="TH Sarabun New" w:cs="TH Sarabun New" w:eastAsia="TH Sarabun New"/>
+                <w:b/>
+              </w:rPr>
+            </w:r>
+            <w:r>
+              <w:rPr>
+                <w:rFonts w:ascii="TH Sarabun New" w:hAnsi="TH Sarabun New" w:cs="TH Sarabun New" w:eastAsia="TH Sarabun New"/>
+                <w:b/>
+                <w:i w:val="0"/>
+                <w:color w:val="FFFFFF"/>
+              </w:rPr>
+              <w:t>ระดับ 1</w:t>
+            </w:r>
+          </w:p>
+        </w:tc>
+        <w:tc>
+          <w:tcPr>
+            <w:tcW w:type="dxa" w:w="3249"/>
+            <w:tcMar>
+              <w:top w:w="40" w:type="dxa"/>
+              <w:bottom w:w="40" w:type="dxa"/>
+              <w:start w:w="90" w:type="dxa"/>
+              <w:end w:w="90" w:type="dxa"/>
+            </w:tcMar>
+            <w:shd w:val="clear" w:fill="1F3864"/>
+          </w:tcPr>
+          <w:p>
+            <w:pPr>
+              <w:spacing w:after="40" w:before="40" w:line="252" w:lineRule="auto"/>
+            </w:pPr>
+            <w:r>
+              <w:rPr>
+                <w:rFonts w:ascii="TH Sarabun New" w:hAnsi="TH Sarabun New" w:cs="TH Sarabun New" w:eastAsia="TH Sarabun New"/>
+                <w:b/>
+              </w:rPr>
+            </w:r>
+            <w:r>
+              <w:rPr>
+                <w:rFonts w:ascii="TH Sarabun New" w:hAnsi="TH Sarabun New" w:cs="TH Sarabun New" w:eastAsia="TH Sarabun New"/>
+                <w:b/>
+                <w:i w:val="0"/>
+                <w:color w:val="FFFFFF"/>
+              </w:rPr>
+              <w:t>ระดับ 2</w:t>
+            </w:r>
+          </w:p>
+        </w:tc>
+      </w:tr>
+      <w:tr>
+        <w:trPr>
+          <w:cantSplit w:val="true"/>
+        </w:trPr>
+        <w:tc>
+          <w:tcPr>
+            <w:tcW w:type="dxa" w:w="3249"/>
+            <w:tcMar>
+              <w:top w:w="40" w:type="dxa"/>
+              <w:bottom w:w="40" w:type="dxa"/>
+              <w:start w:w="90" w:type="dxa"/>
+              <w:end w:w="90" w:type="dxa"/>
+            </w:tcMar>
+          </w:tcPr>
+          <w:p>
+            <w:pPr>
+              <w:spacing w:after="40" w:before="40" w:line="252" w:lineRule="auto"/>
+            </w:pPr>
+            <w:r>
+              <w:rPr>
+                <w:rFonts w:ascii="TH Sarabun New" w:hAnsi="TH Sarabun New" w:cs="TH Sarabun New" w:eastAsia="TH Sarabun New"/>
+              </w:rPr>
+            </w:r>
+            <w:r>
+              <w:rPr>
+                <w:rFonts w:ascii="TH Sarabun New" w:hAnsi="TH Sarabun New" w:cs="TH Sarabun New" w:eastAsia="TH Sarabun New"/>
+                <w:b w:val="0"/>
+                <w:i w:val="0"/>
+              </w:rPr>
+              <w:t xml:space="preserve">1 </w:t>
+            </w:r>
+            <w:r>
+              <w:rPr>
+                <w:rFonts w:ascii="Consolas" w:hAnsi="Consolas" w:cs="Consolas" w:eastAsia="Consolas"/>
+                <w:b w:val="0"/>
+                <w:i w:val="0"/>
+                <w:sz w:val="21"/>
+              </w:rPr>
+              <w:t>sf2_01</w:t>
+            </w:r>
+          </w:p>
+        </w:tc>
+        <w:tc>
+          <w:tcPr>
+            <w:tcW w:type="dxa" w:w="3249"/>
+            <w:tcMar>
+              <w:top w:w="40" w:type="dxa"/>
+              <w:bottom w:w="40" w:type="dxa"/>
+              <w:start w:w="90" w:type="dxa"/>
+              <w:end w:w="90" w:type="dxa"/>
+            </w:tcMar>
+          </w:tcPr>
+          <w:p>
+            <w:pPr>
+              <w:spacing w:after="40" w:before="40" w:line="252" w:lineRule="auto"/>
+            </w:pPr>
+            <w:r>
+              <w:rPr>
+                <w:rFonts w:ascii="TH Sarabun New" w:hAnsi="TH Sarabun New" w:cs="TH Sarabun New" w:eastAsia="TH Sarabun New"/>
+              </w:rPr>
+            </w:r>
+            <w:r>
+              <w:rPr>
+                <w:rFonts w:ascii="TH Sarabun New" w:hAnsi="TH Sarabun New" w:cs="TH Sarabun New" w:eastAsia="TH Sarabun New"/>
+                <w:b w:val="0"/>
+                <w:i w:val="0"/>
+              </w:rPr>
+              <w:t xml:space="preserve">15 × 200 ms = </w:t>
+            </w:r>
+            <w:r>
+              <w:rPr>
+                <w:rFonts w:ascii="TH Sarabun New" w:hAnsi="TH Sarabun New" w:cs="TH Sarabun New" w:eastAsia="TH Sarabun New"/>
+                <w:b/>
+                <w:i w:val="0"/>
+              </w:rPr>
+              <w:t>3 วินาที</w:t>
+            </w:r>
+          </w:p>
+        </w:tc>
+        <w:tc>
+          <w:tcPr>
+            <w:tcW w:type="dxa" w:w="3249"/>
+            <w:tcMar>
+              <w:top w:w="40" w:type="dxa"/>
+              <w:bottom w:w="40" w:type="dxa"/>
+              <w:start w:w="90" w:type="dxa"/>
+              <w:end w:w="90" w:type="dxa"/>
+            </w:tcMar>
+          </w:tcPr>
+          <w:p>
+            <w:pPr>
+              <w:spacing w:after="40" w:before="40" w:line="252" w:lineRule="auto"/>
+            </w:pPr>
+            <w:r>
+              <w:rPr>
+                <w:rFonts w:ascii="TH Sarabun New" w:hAnsi="TH Sarabun New" w:cs="TH Sarabun New" w:eastAsia="TH Sarabun New"/>
+              </w:rPr>
+            </w:r>
+            <w:r>
+              <w:rPr>
+                <w:rFonts w:ascii="TH Sarabun New" w:hAnsi="TH Sarabun New" w:cs="TH Sarabun New" w:eastAsia="TH Sarabun New"/>
+                <w:b w:val="0"/>
+                <w:i w:val="0"/>
+              </w:rPr>
+              <w:t xml:space="preserve">ปิด Hotspot 10 จาก 120 วินาที ≈ </w:t>
+            </w:r>
+            <w:r>
+              <w:rPr>
+                <w:rFonts w:ascii="TH Sarabun New" w:hAnsi="TH Sarabun New" w:cs="TH Sarabun New" w:eastAsia="TH Sarabun New"/>
+                <w:b/>
+                <w:i w:val="0"/>
+              </w:rPr>
+              <w:t>92 %</w:t>
+            </w:r>
+            <w:r>
+              <w:rPr>
+                <w:rFonts w:ascii="TH Sarabun New" w:hAnsi="TH Sarabun New" w:cs="TH Sarabun New" w:eastAsia="TH Sarabun New"/>
+                <w:b w:val="0"/>
+                <w:i w:val="0"/>
+              </w:rPr>
+              <w:t xml:space="preserve"> (ขึ้นกับจังหวะที่ลิงก์กลับมา)</w:t>
+            </w:r>
+          </w:p>
+        </w:tc>
+      </w:tr>
+      <w:tr>
+        <w:trPr>
+          <w:cantSplit w:val="true"/>
+        </w:trPr>
+        <w:tc>
+          <w:tcPr>
+            <w:tcW w:type="dxa" w:w="3249"/>
+            <w:tcMar>
+              <w:top w:w="40" w:type="dxa"/>
+              <w:bottom w:w="40" w:type="dxa"/>
+              <w:start w:w="90" w:type="dxa"/>
+              <w:end w:w="90" w:type="dxa"/>
+            </w:tcMar>
+            <w:shd w:val="clear" w:fill="F4F7FB"/>
+          </w:tcPr>
+          <w:p>
+            <w:pPr>
+              <w:spacing w:after="40" w:before="40" w:line="252" w:lineRule="auto"/>
+            </w:pPr>
+            <w:r>
+              <w:rPr>
+                <w:rFonts w:ascii="TH Sarabun New" w:hAnsi="TH Sarabun New" w:cs="TH Sarabun New" w:eastAsia="TH Sarabun New"/>
+              </w:rPr>
+            </w:r>
+            <w:r>
+              <w:rPr>
+                <w:rFonts w:ascii="TH Sarabun New" w:hAnsi="TH Sarabun New" w:cs="TH Sarabun New" w:eastAsia="TH Sarabun New"/>
+                <w:b w:val="0"/>
+                <w:i w:val="0"/>
+              </w:rPr>
+              <w:t xml:space="preserve">2 </w:t>
+            </w:r>
+            <w:r>
+              <w:rPr>
+                <w:rFonts w:ascii="Consolas" w:hAnsi="Consolas" w:cs="Consolas" w:eastAsia="Consolas"/>
+                <w:b w:val="0"/>
+                <w:i w:val="0"/>
+                <w:sz w:val="21"/>
+              </w:rPr>
+              <w:t>sf2_02</w:t>
+            </w:r>
+          </w:p>
+        </w:tc>
+        <w:tc>
+          <w:tcPr>
+            <w:tcW w:type="dxa" w:w="3249"/>
+            <w:tcMar>
+              <w:top w:w="40" w:type="dxa"/>
+              <w:bottom w:w="40" w:type="dxa"/>
+              <w:start w:w="90" w:type="dxa"/>
+              <w:end w:w="90" w:type="dxa"/>
+            </w:tcMar>
+            <w:shd w:val="clear" w:fill="F4F7FB"/>
+          </w:tcPr>
+          <w:p>
+            <w:pPr>
+              <w:spacing w:after="40" w:before="40" w:line="252" w:lineRule="auto"/>
+            </w:pPr>
+            <w:r>
+              <w:rPr>
+                <w:rFonts w:ascii="TH Sarabun New" w:hAnsi="TH Sarabun New" w:cs="TH Sarabun New" w:eastAsia="TH Sarabun New"/>
+              </w:rPr>
+            </w:r>
+            <w:r>
+              <w:rPr>
+                <w:rFonts w:ascii="TH Sarabun New" w:hAnsi="TH Sarabun New" w:cs="TH Sarabun New" w:eastAsia="TH Sarabun New"/>
+                <w:b w:val="0"/>
+                <w:i w:val="0"/>
+              </w:rPr>
+              <w:t xml:space="preserve">1,800,000 ÷ 5,000 = </w:t>
+            </w:r>
+            <w:r>
+              <w:rPr>
+                <w:rFonts w:ascii="TH Sarabun New" w:hAnsi="TH Sarabun New" w:cs="TH Sarabun New" w:eastAsia="TH Sarabun New"/>
+                <w:b/>
+                <w:i w:val="0"/>
+              </w:rPr>
+              <w:t>ราว 360 ใบ</w:t>
+            </w:r>
+          </w:p>
+        </w:tc>
+        <w:tc>
+          <w:tcPr>
+            <w:tcW w:type="dxa" w:w="3249"/>
+            <w:tcMar>
+              <w:top w:w="40" w:type="dxa"/>
+              <w:bottom w:w="40" w:type="dxa"/>
+              <w:start w:w="90" w:type="dxa"/>
+              <w:end w:w="90" w:type="dxa"/>
+            </w:tcMar>
+            <w:shd w:val="clear" w:fill="F4F7FB"/>
+          </w:tcPr>
+          <w:p>
+            <w:pPr>
+              <w:spacing w:after="40" w:before="40" w:line="252" w:lineRule="auto"/>
+            </w:pPr>
+            <w:r>
+              <w:rPr>
+                <w:rFonts w:ascii="TH Sarabun New" w:hAnsi="TH Sarabun New" w:cs="TH Sarabun New" w:eastAsia="TH Sarabun New"/>
+              </w:rPr>
+            </w:r>
+            <w:r>
+              <w:rPr>
+                <w:rFonts w:ascii="TH Sarabun New" w:hAnsi="TH Sarabun New" w:cs="TH Sarabun New" w:eastAsia="TH Sarabun New"/>
+                <w:b w:val="0"/>
+                <w:i w:val="0"/>
+              </w:rPr>
+              <w:t xml:space="preserve">60 ÷ 2 = </w:t>
+            </w:r>
+            <w:r>
+              <w:rPr>
+                <w:rFonts w:ascii="TH Sarabun New" w:hAnsi="TH Sarabun New" w:cs="TH Sarabun New" w:eastAsia="TH Sarabun New"/>
+                <w:b/>
+                <w:i w:val="0"/>
+              </w:rPr>
+              <w:t>30 ใบต่อนาที</w:t>
+            </w:r>
+            <w:r>
+              <w:rPr>
+                <w:rFonts w:ascii="TH Sarabun New" w:hAnsi="TH Sarabun New" w:cs="TH Sarabun New" w:eastAsia="TH Sarabun New"/>
+                <w:b w:val="0"/>
+                <w:i w:val="0"/>
+              </w:rPr>
+              <w:t xml:space="preserve"> · ทุกบอร์ดในห้องรวมกันจะถี่มาก broker สาธารณะอาจตัดการเชื่อมต่อ</w:t>
+            </w:r>
+          </w:p>
+        </w:tc>
+      </w:tr>
+      <w:tr>
+        <w:trPr>
+          <w:cantSplit w:val="true"/>
+        </w:trPr>
+        <w:tc>
+          <w:tcPr>
+            <w:tcW w:type="dxa" w:w="3249"/>
+            <w:tcMar>
+              <w:top w:w="40" w:type="dxa"/>
+              <w:bottom w:w="40" w:type="dxa"/>
+              <w:start w:w="90" w:type="dxa"/>
+              <w:end w:w="90" w:type="dxa"/>
+            </w:tcMar>
+          </w:tcPr>
+          <w:p>
+            <w:pPr>
+              <w:spacing w:after="40" w:before="40" w:line="252" w:lineRule="auto"/>
+            </w:pPr>
+            <w:r>
+              <w:rPr>
+                <w:rFonts w:ascii="TH Sarabun New" w:hAnsi="TH Sarabun New" w:cs="TH Sarabun New" w:eastAsia="TH Sarabun New"/>
+              </w:rPr>
+            </w:r>
+            <w:r>
+              <w:rPr>
+                <w:rFonts w:ascii="TH Sarabun New" w:hAnsi="TH Sarabun New" w:cs="TH Sarabun New" w:eastAsia="TH Sarabun New"/>
+                <w:b w:val="0"/>
+                <w:i w:val="0"/>
+              </w:rPr>
+              <w:t xml:space="preserve">3 </w:t>
+            </w:r>
+            <w:r>
+              <w:rPr>
+                <w:rFonts w:ascii="Consolas" w:hAnsi="Consolas" w:cs="Consolas" w:eastAsia="Consolas"/>
+                <w:b w:val="0"/>
+                <w:i w:val="0"/>
+                <w:sz w:val="21"/>
+              </w:rPr>
+              <w:t>farm_monitor.py</w:t>
+            </w:r>
+          </w:p>
+        </w:tc>
+        <w:tc>
+          <w:tcPr>
+            <w:tcW w:type="dxa" w:w="3249"/>
+            <w:tcMar>
+              <w:top w:w="40" w:type="dxa"/>
+              <w:bottom w:w="40" w:type="dxa"/>
+              <w:start w:w="90" w:type="dxa"/>
+              <w:end w:w="90" w:type="dxa"/>
+            </w:tcMar>
+          </w:tcPr>
+          <w:p>
+            <w:pPr>
+              <w:spacing w:after="40" w:before="40" w:line="252" w:lineRule="auto"/>
+            </w:pPr>
+            <w:r>
+              <w:rPr>
+                <w:rFonts w:ascii="TH Sarabun New" w:hAnsi="TH Sarabun New" w:cs="TH Sarabun New" w:eastAsia="TH Sarabun New"/>
+              </w:rPr>
+            </w:r>
+            <w:r>
+              <w:rPr>
+                <w:rFonts w:ascii="TH Sarabun New" w:hAnsi="TH Sarabun New" w:cs="TH Sarabun New" w:eastAsia="TH Sarabun New"/>
+                <w:b/>
+                <w:i w:val="0"/>
+              </w:rPr>
+              <w:t>60 วินาที</w:t>
+            </w:r>
+            <w:r>
+              <w:rPr>
+                <w:rFonts w:ascii="TH Sarabun New" w:hAnsi="TH Sarabun New" w:cs="TH Sarabun New" w:eastAsia="TH Sarabun New"/>
+                <w:b w:val="0"/>
+                <w:i w:val="0"/>
+              </w:rPr>
+              <w:t xml:space="preserve"> (</w:t>
+            </w:r>
+            <w:r>
+              <w:rPr>
+                <w:rFonts w:ascii="Consolas" w:hAnsi="Consolas" w:cs="Consolas" w:eastAsia="Consolas"/>
+                <w:b w:val="0"/>
+                <w:i w:val="0"/>
+                <w:sz w:val="21"/>
+              </w:rPr>
+              <w:t>COOLDOWN_S</w:t>
+            </w:r>
+            <w:r>
+              <w:rPr>
+                <w:rFonts w:ascii="TH Sarabun New" w:hAnsi="TH Sarabun New" w:cs="TH Sarabun New" w:eastAsia="TH Sarabun New"/>
+                <w:b w:val="0"/>
+                <w:i w:val="0"/>
+              </w:rPr>
+              <w:t>)</w:t>
+            </w:r>
+          </w:p>
+        </w:tc>
+        <w:tc>
+          <w:tcPr>
+            <w:tcW w:type="dxa" w:w="3249"/>
+            <w:tcMar>
+              <w:top w:w="40" w:type="dxa"/>
+              <w:bottom w:w="40" w:type="dxa"/>
+              <w:start w:w="90" w:type="dxa"/>
+              <w:end w:w="90" w:type="dxa"/>
+            </w:tcMar>
+          </w:tcPr>
+          <w:p>
+            <w:pPr>
+              <w:spacing w:after="40" w:before="40" w:line="252" w:lineRule="auto"/>
+            </w:pPr>
+            <w:r>
+              <w:rPr>
+                <w:rFonts w:ascii="TH Sarabun New" w:hAnsi="TH Sarabun New" w:cs="TH Sarabun New" w:eastAsia="TH Sarabun New"/>
+              </w:rPr>
+            </w:r>
+            <w:r>
+              <w:rPr>
+                <w:rFonts w:ascii="TH Sarabun New" w:hAnsi="TH Sarabun New" w:cs="TH Sarabun New" w:eastAsia="TH Sarabun New"/>
+                <w:b/>
+                <w:i w:val="0"/>
+              </w:rPr>
+              <w:t>30 วินาที</w:t>
+            </w:r>
+            <w:r>
+              <w:rPr>
+                <w:rFonts w:ascii="TH Sarabun New" w:hAnsi="TH Sarabun New" w:cs="TH Sarabun New" w:eastAsia="TH Sarabun New"/>
+                <w:b w:val="0"/>
+                <w:i w:val="0"/>
+              </w:rPr>
+              <w:t xml:space="preserve"> — บอร์ดไม่เชื่อคนส่ง </w:t>
+            </w:r>
+            <w:r>
+              <w:rPr>
+                <w:rFonts w:ascii="Consolas" w:hAnsi="Consolas" w:cs="Consolas" w:eastAsia="Consolas"/>
+                <w:b w:val="0"/>
+                <w:i w:val="0"/>
+                <w:sz w:val="21"/>
+              </w:rPr>
+              <w:t>pump_seconds()</w:t>
+            </w:r>
+            <w:r>
+              <w:rPr>
+                <w:rFonts w:ascii="TH Sarabun New" w:hAnsi="TH Sarabun New" w:cs="TH Sarabun New" w:eastAsia="TH Sarabun New"/>
+                <w:b w:val="0"/>
+                <w:i w:val="0"/>
+              </w:rPr>
+              <w:t xml:space="preserve"> ตัดที่ </w:t>
+            </w:r>
+            <w:r>
+              <w:rPr>
+                <w:rFonts w:ascii="Consolas" w:hAnsi="Consolas" w:cs="Consolas" w:eastAsia="Consolas"/>
+                <w:b w:val="0"/>
+                <w:i w:val="0"/>
+                <w:sz w:val="21"/>
+              </w:rPr>
+              <w:t>PUMP_MAX_S</w:t>
+            </w:r>
+          </w:p>
+        </w:tc>
+      </w:tr>
+      <w:tr>
+        <w:trPr>
+          <w:cantSplit w:val="true"/>
+        </w:trPr>
+        <w:tc>
+          <w:tcPr>
+            <w:tcW w:type="dxa" w:w="3249"/>
+            <w:tcMar>
+              <w:top w:w="40" w:type="dxa"/>
+              <w:bottom w:w="40" w:type="dxa"/>
+              <w:start w:w="90" w:type="dxa"/>
+              <w:end w:w="90" w:type="dxa"/>
+            </w:tcMar>
+            <w:shd w:val="clear" w:fill="F4F7FB"/>
+          </w:tcPr>
+          <w:p>
+            <w:pPr>
+              <w:spacing w:after="40" w:before="40" w:line="252" w:lineRule="auto"/>
+            </w:pPr>
+            <w:r>
+              <w:rPr>
+                <w:rFonts w:ascii="TH Sarabun New" w:hAnsi="TH Sarabun New" w:cs="TH Sarabun New" w:eastAsia="TH Sarabun New"/>
+              </w:rPr>
+            </w:r>
+            <w:r>
+              <w:rPr>
+                <w:rFonts w:ascii="TH Sarabun New" w:hAnsi="TH Sarabun New" w:cs="TH Sarabun New" w:eastAsia="TH Sarabun New"/>
+                <w:b w:val="0"/>
+                <w:i w:val="0"/>
+              </w:rPr>
+              <w:t xml:space="preserve">4 </w:t>
+            </w:r>
+            <w:r>
+              <w:rPr>
+                <w:rFonts w:ascii="Consolas" w:hAnsi="Consolas" w:cs="Consolas" w:eastAsia="Consolas"/>
+                <w:b w:val="0"/>
+                <w:i w:val="0"/>
+                <w:sz w:val="21"/>
+              </w:rPr>
+              <w:t>sf2_03</w:t>
+            </w:r>
+          </w:p>
+        </w:tc>
+        <w:tc>
+          <w:tcPr>
+            <w:tcW w:type="dxa" w:w="3249"/>
+            <w:tcMar>
+              <w:top w:w="40" w:type="dxa"/>
+              <w:bottom w:w="40" w:type="dxa"/>
+              <w:start w:w="90" w:type="dxa"/>
+              <w:end w:w="90" w:type="dxa"/>
+            </w:tcMar>
+            <w:shd w:val="clear" w:fill="F4F7FB"/>
+          </w:tcPr>
+          <w:p>
+            <w:pPr>
+              <w:spacing w:after="40" w:before="40" w:line="252" w:lineRule="auto"/>
+            </w:pPr>
+            <w:r>
+              <w:rPr>
+                <w:rFonts w:ascii="TH Sarabun New" w:hAnsi="TH Sarabun New" w:cs="TH Sarabun New" w:eastAsia="TH Sarabun New"/>
+              </w:rPr>
+            </w:r>
+            <w:r>
+              <w:rPr>
+                <w:rFonts w:ascii="TH Sarabun New" w:hAnsi="TH Sarabun New" w:cs="TH Sarabun New" w:eastAsia="TH Sarabun New"/>
+                <w:b/>
+                <w:i w:val="0"/>
+              </w:rPr>
+              <w:t>30 วินาที</w:t>
+            </w:r>
+            <w:r>
+              <w:rPr>
+                <w:rFonts w:ascii="TH Sarabun New" w:hAnsi="TH Sarabun New" w:cs="TH Sarabun New" w:eastAsia="TH Sarabun New"/>
+                <w:b w:val="0"/>
+                <w:i w:val="0"/>
+              </w:rPr>
+              <w:t xml:space="preserve"> · </w:t>
+            </w:r>
+            <w:r>
+              <w:rPr>
+                <w:rFonts w:ascii="TH Sarabun New" w:hAnsi="TH Sarabun New" w:cs="TH Sarabun New" w:eastAsia="TH Sarabun New"/>
+                <w:b/>
+                <w:i w:val="0"/>
+              </w:rPr>
+              <w:t>ไม่เปิด</w:t>
+            </w:r>
+            <w:r>
+              <w:rPr>
+                <w:rFonts w:ascii="TH Sarabun New" w:hAnsi="TH Sarabun New" w:cs="TH Sarabun New" w:eastAsia="TH Sarabun New"/>
+                <w:b w:val="0"/>
+                <w:i w:val="0"/>
+              </w:rPr>
+              <w:t xml:space="preserve"> (ถังต่ำกว่า </w:t>
+            </w:r>
+            <w:r>
+              <w:rPr>
+                <w:rFonts w:ascii="Consolas" w:hAnsi="Consolas" w:cs="Consolas" w:eastAsia="Consolas"/>
+                <w:b w:val="0"/>
+                <w:i w:val="0"/>
+                <w:sz w:val="21"/>
+              </w:rPr>
+              <w:t>TANK_MIN</w:t>
+            </w:r>
+            <w:r>
+              <w:rPr>
+                <w:rFonts w:ascii="TH Sarabun New" w:hAnsi="TH Sarabun New" w:cs="TH Sarabun New" w:eastAsia="TH Sarabun New"/>
+                <w:b w:val="0"/>
+                <w:i w:val="0"/>
+              </w:rPr>
+              <w:t xml:space="preserve"> = 10)</w:t>
+            </w:r>
+          </w:p>
+        </w:tc>
+        <w:tc>
+          <w:tcPr>
+            <w:tcW w:type="dxa" w:w="3249"/>
+            <w:tcMar>
+              <w:top w:w="40" w:type="dxa"/>
+              <w:bottom w:w="40" w:type="dxa"/>
+              <w:start w:w="90" w:type="dxa"/>
+              <w:end w:w="90" w:type="dxa"/>
+            </w:tcMar>
+            <w:shd w:val="clear" w:fill="F4F7FB"/>
+          </w:tcPr>
+          <w:p>
+            <w:pPr>
+              <w:spacing w:after="40" w:before="40" w:line="252" w:lineRule="auto"/>
+            </w:pPr>
+            <w:r>
+              <w:rPr>
+                <w:rFonts w:ascii="TH Sarabun New" w:hAnsi="TH Sarabun New" w:cs="TH Sarabun New" w:eastAsia="TH Sarabun New"/>
+              </w:rPr>
+            </w:r>
+            <w:r>
+              <w:rPr>
+                <w:rFonts w:ascii="TH Sarabun New" w:hAnsi="TH Sarabun New" w:cs="TH Sarabun New" w:eastAsia="TH Sarabun New"/>
+                <w:b w:val="0"/>
+                <w:i w:val="0"/>
+              </w:rPr>
+              <w:t xml:space="preserve">ปฏิเสธเมื่อถัง </w:t>
+            </w:r>
+            <w:r>
+              <w:rPr>
+                <w:rFonts w:ascii="TH Sarabun New" w:hAnsi="TH Sarabun New" w:cs="TH Sarabun New" w:eastAsia="TH Sarabun New"/>
+                <w:b/>
+                <w:i w:val="0"/>
+              </w:rPr>
+              <w:t>ต่ำกว่า 30 %</w:t>
+            </w:r>
+          </w:p>
+        </w:tc>
+      </w:tr>
+      <w:tr>
+        <w:trPr>
+          <w:cantSplit w:val="true"/>
+        </w:trPr>
+        <w:tc>
+          <w:tcPr>
+            <w:tcW w:type="dxa" w:w="3249"/>
+            <w:tcMar>
+              <w:top w:w="40" w:type="dxa"/>
+              <w:bottom w:w="40" w:type="dxa"/>
+              <w:start w:w="90" w:type="dxa"/>
+              <w:end w:w="90" w:type="dxa"/>
+            </w:tcMar>
+          </w:tcPr>
+          <w:p>
+            <w:pPr>
+              <w:spacing w:after="40" w:before="40" w:line="252" w:lineRule="auto"/>
+            </w:pPr>
+            <w:r>
+              <w:rPr>
+                <w:rFonts w:ascii="TH Sarabun New" w:hAnsi="TH Sarabun New" w:cs="TH Sarabun New" w:eastAsia="TH Sarabun New"/>
+              </w:rPr>
+            </w:r>
+            <w:r>
+              <w:rPr>
+                <w:rFonts w:ascii="TH Sarabun New" w:hAnsi="TH Sarabun New" w:cs="TH Sarabun New" w:eastAsia="TH Sarabun New"/>
+                <w:b w:val="0"/>
+                <w:i w:val="0"/>
+              </w:rPr>
+              <w:t xml:space="preserve">5 </w:t>
+            </w:r>
+            <w:r>
+              <w:rPr>
+                <w:rFonts w:ascii="Consolas" w:hAnsi="Consolas" w:cs="Consolas" w:eastAsia="Consolas"/>
+                <w:b w:val="0"/>
+                <w:i w:val="0"/>
+                <w:sz w:val="21"/>
+              </w:rPr>
+              <w:t>sf2_04</w:t>
+            </w:r>
+          </w:p>
+        </w:tc>
+        <w:tc>
+          <w:tcPr>
+            <w:tcW w:type="dxa" w:w="3249"/>
+            <w:tcMar>
+              <w:top w:w="40" w:type="dxa"/>
+              <w:bottom w:w="40" w:type="dxa"/>
+              <w:start w:w="90" w:type="dxa"/>
+              <w:end w:w="90" w:type="dxa"/>
+            </w:tcMar>
+          </w:tcPr>
+          <w:p>
+            <w:pPr>
+              <w:spacing w:after="40" w:before="40" w:line="252" w:lineRule="auto"/>
+            </w:pPr>
+            <w:r>
+              <w:rPr>
+                <w:rFonts w:ascii="TH Sarabun New" w:hAnsi="TH Sarabun New" w:cs="TH Sarabun New" w:eastAsia="TH Sarabun New"/>
+              </w:rPr>
+            </w:r>
+            <w:r>
+              <w:rPr>
+                <w:rFonts w:ascii="TH Sarabun New" w:hAnsi="TH Sarabun New" w:cs="TH Sarabun New" w:eastAsia="TH Sarabun New"/>
+                <w:b w:val="0"/>
+                <w:i w:val="0"/>
+              </w:rPr>
+              <w:t xml:space="preserve">27 + 5 = 32 C เกิน 30 → </w:t>
+            </w:r>
+            <w:r>
+              <w:rPr>
+                <w:rFonts w:ascii="TH Sarabun New" w:hAnsi="TH Sarabun New" w:cs="TH Sarabun New" w:eastAsia="TH Sarabun New"/>
+                <w:b/>
+                <w:i w:val="0"/>
+              </w:rPr>
+              <w:t>ระดับ 1</w:t>
+            </w:r>
+            <w:r>
+              <w:rPr>
+                <w:rFonts w:ascii="TH Sarabun New" w:hAnsi="TH Sarabun New" w:cs="TH Sarabun New" w:eastAsia="TH Sarabun New"/>
+                <w:b w:val="0"/>
+                <w:i w:val="0"/>
+              </w:rPr>
+              <w:t xml:space="preserve"> · 27 + 8 = 35 C เกิน 30 + 3 → </w:t>
+            </w:r>
+            <w:r>
+              <w:rPr>
+                <w:rFonts w:ascii="TH Sarabun New" w:hAnsi="TH Sarabun New" w:cs="TH Sarabun New" w:eastAsia="TH Sarabun New"/>
+                <w:b/>
+                <w:i w:val="0"/>
+              </w:rPr>
+              <w:t>ระดับ 2</w:t>
+            </w:r>
+          </w:p>
+        </w:tc>
+        <w:tc>
+          <w:tcPr>
+            <w:tcW w:type="dxa" w:w="3249"/>
+            <w:tcMar>
+              <w:top w:w="40" w:type="dxa"/>
+              <w:bottom w:w="40" w:type="dxa"/>
+              <w:start w:w="90" w:type="dxa"/>
+              <w:end w:w="90" w:type="dxa"/>
+            </w:tcMar>
+          </w:tcPr>
+          <w:p>
+            <w:pPr>
+              <w:spacing w:after="40" w:before="40" w:line="252" w:lineRule="auto"/>
+            </w:pPr>
+            <w:r>
+              <w:rPr>
+                <w:rFonts w:ascii="TH Sarabun New" w:hAnsi="TH Sarabun New" w:cs="TH Sarabun New" w:eastAsia="TH Sarabun New"/>
+              </w:rPr>
+            </w:r>
+            <w:r>
+              <w:rPr>
+                <w:rFonts w:ascii="TH Sarabun New" w:hAnsi="TH Sarabun New" w:cs="TH Sarabun New" w:eastAsia="TH Sarabun New"/>
+                <w:b/>
+                <w:i w:val="0"/>
+              </w:rPr>
+              <w:t>ถี่ขึ้น</w:t>
+            </w:r>
+            <w:r>
+              <w:rPr>
+                <w:rFonts w:ascii="TH Sarabun New" w:hAnsi="TH Sarabun New" w:cs="TH Sarabun New" w:eastAsia="TH Sarabun New"/>
+                <w:b w:val="0"/>
+                <w:i w:val="0"/>
+              </w:rPr>
+              <w:t xml:space="preserve"> · ห้องที่มีหลายบอร์ดควรใช้ 5000 ขึ้นไป</w:t>
+            </w:r>
+          </w:p>
+        </w:tc>
+      </w:tr>
+    </w:tbl>
+    <w:p>
+      <w:pPr>
+        <w:spacing w:after="40"/>
+      </w:pPr>
+    </w:p>
+    <w:p>
+      <w:pPr>
+        <w:pStyle w:val="Heading3"/>
+      </w:pPr>
+      <w:r>
+        <w:rPr>
+          <w:rFonts w:ascii="TH Sarabun New" w:hAnsi="TH Sarabun New" w:cs="TH Sarabun New" w:eastAsia="TH Sarabun New"/>
+          <w:b/>
+          <w:i w:val="0"/>
+          <w:color w:val="2E5496"/>
+        </w:rPr>
+        <w:t xml:space="preserve">กิจกรรม 4 · </w:t>
+      </w:r>
+      <w:r>
+        <w:rPr>
+          <w:rFonts w:ascii="TH Sarabun New" w:hAnsi="TH Sarabun New" w:cs="TH Sarabun New" w:eastAsia="TH Sarabun New"/>
+          <w:b/>
+          <w:i w:val="0"/>
+          <w:color w:val="2E5496"/>
+          <w:sz w:val="21"/>
+        </w:rPr>
+        <w:t>sf2_03_practise.py</w:t>
+      </w:r>
+      <w:r>
+        <w:rPr>
+          <w:rFonts w:ascii="TH Sarabun New" w:hAnsi="TH Sarabun New" w:cs="TH Sarabun New" w:eastAsia="TH Sarabun New"/>
+          <w:b/>
+          <w:i w:val="0"/>
+          <w:color w:val="2E5496"/>
+        </w:rPr>
+        <w:t xml:space="preserve"> · โจทย์หลัก (มีเฉลยในคาบ)</w:t>
+      </w:r>
+    </w:p>
+    <w:p>
+      <w:pPr>
+        <w:pStyle w:val="ListBullet"/>
+        <w:spacing w:after="60"/>
+      </w:pPr>
+      <w:r>
+        <w:rPr>
+          <w:rFonts w:ascii="TH Sarabun New" w:hAnsi="TH Sarabun New" w:cs="TH Sarabun New" w:eastAsia="TH Sarabun New"/>
+          <w:b/>
+          <w:i w:val="0"/>
+        </w:rPr>
+        <w:t>ขั้น 1 แนวคิด:</w:t>
+      </w:r>
+      <w:r>
+        <w:rPr>
+          <w:rFonts w:ascii="TH Sarabun New" w:hAnsi="TH Sarabun New" w:cs="TH Sarabun New" w:eastAsia="TH Sarabun New"/>
+          <w:b w:val="0"/>
+          <w:i w:val="0"/>
+        </w:rPr>
+        <w:t xml:space="preserve"> ทุกช่องตอบด้วย "ชื่อค่าตั้ง" ในส่วน </w:t>
+      </w:r>
+      <w:r>
+        <w:rPr>
+          <w:rFonts w:ascii="Consolas" w:hAnsi="Consolas" w:cs="Consolas" w:eastAsia="Consolas"/>
+          <w:b w:val="0"/>
+          <w:i w:val="0"/>
+          <w:sz w:val="21"/>
+        </w:rPr>
+        <w:t>1) ตั้งค่า</w:t>
+      </w:r>
+      <w:r>
+        <w:rPr>
+          <w:rFonts w:ascii="TH Sarabun New" w:hAnsi="TH Sarabun New" w:cs="TH Sarabun New" w:eastAsia="TH Sarabun New"/>
+          <w:b w:val="0"/>
+          <w:i w:val="0"/>
+        </w:rPr>
+        <w:t xml:space="preserve"> ไม่ใช่ตัวเลข — ถ้าวันหนึ่งเจ้าของฟาร์มเปลี่ยนค่า กฎต้องเปลี่ยนตามเอง</w:t>
+      </w:r>
+    </w:p>
+    <w:p>
+      <w:pPr>
+        <w:pStyle w:val="ListBullet"/>
+        <w:spacing w:after="60"/>
+      </w:pPr>
+      <w:r>
+        <w:rPr>
+          <w:rFonts w:ascii="TH Sarabun New" w:hAnsi="TH Sarabun New" w:cs="TH Sarabun New" w:eastAsia="TH Sarabun New"/>
+          <w:b/>
+          <w:i w:val="0"/>
+        </w:rPr>
+        <w:t>ขั้น 2 ครึ่งหนึ่ง:</w:t>
+      </w:r>
+      <w:r>
+        <w:rPr>
+          <w:rFonts w:ascii="TH Sarabun New" w:hAnsi="TH Sarabun New" w:cs="TH Sarabun New" w:eastAsia="TH Sarabun New"/>
+          <w:b w:val="0"/>
+          <w:i w:val="0"/>
+        </w:rPr>
+        <w:t xml:space="preserve"> A = ค่าที่ใช้เมื่อสั่งมาแปลก ๆ (</w:t>
+      </w:r>
+      <w:r>
+        <w:rPr>
+          <w:rFonts w:ascii="Consolas" w:hAnsi="Consolas" w:cs="Consolas" w:eastAsia="Consolas"/>
+          <w:b w:val="0"/>
+          <w:i w:val="0"/>
+          <w:sz w:val="21"/>
+        </w:rPr>
+        <w:t>PUMP_…_S</w:t>
+      </w:r>
+      <w:r>
+        <w:rPr>
+          <w:rFonts w:ascii="TH Sarabun New" w:hAnsi="TH Sarabun New" w:cs="TH Sarabun New" w:eastAsia="TH Sarabun New"/>
+          <w:b w:val="0"/>
+          <w:i w:val="0"/>
+        </w:rPr>
+        <w:t>) · B = เพดาน (</w:t>
+      </w:r>
+      <w:r>
+        <w:rPr>
+          <w:rFonts w:ascii="Consolas" w:hAnsi="Consolas" w:cs="Consolas" w:eastAsia="Consolas"/>
+          <w:b w:val="0"/>
+          <w:i w:val="0"/>
+          <w:sz w:val="21"/>
+        </w:rPr>
+        <w:t>PUMP_…_S</w:t>
+      </w:r>
+      <w:r>
+        <w:rPr>
+          <w:rFonts w:ascii="TH Sarabun New" w:hAnsi="TH Sarabun New" w:cs="TH Sarabun New" w:eastAsia="TH Sarabun New"/>
+          <w:b w:val="0"/>
+          <w:i w:val="0"/>
+        </w:rPr>
+        <w:t>) · C = น้ำขั้นต่ำ (</w:t>
+      </w:r>
+      <w:r>
+        <w:rPr>
+          <w:rFonts w:ascii="Consolas" w:hAnsi="Consolas" w:cs="Consolas" w:eastAsia="Consolas"/>
+          <w:b w:val="0"/>
+          <w:i w:val="0"/>
+          <w:sz w:val="21"/>
+        </w:rPr>
+        <w:t>TANK_…</w:t>
+      </w:r>
+      <w:r>
+        <w:rPr>
+          <w:rFonts w:ascii="TH Sarabun New" w:hAnsi="TH Sarabun New" w:cs="TH Sarabun New" w:eastAsia="TH Sarabun New"/>
+          <w:b w:val="0"/>
+          <w:i w:val="0"/>
+        </w:rPr>
+        <w:t>)</w:t>
+      </w:r>
+    </w:p>
+    <w:p>
+      <w:pPr>
+        <w:pStyle w:val="ListBullet"/>
+        <w:spacing w:after="60"/>
+      </w:pPr>
+      <w:r>
+        <w:rPr>
+          <w:rFonts w:ascii="TH Sarabun New" w:hAnsi="TH Sarabun New" w:cs="TH Sarabun New" w:eastAsia="TH Sarabun New"/>
+          <w:b/>
+          <w:i w:val="0"/>
+        </w:rPr>
+        <w:t>ขั้น 3 เกือบครบ:</w:t>
+      </w:r>
+      <w:r>
+        <w:rPr>
+          <w:rFonts w:ascii="TH Sarabun New" w:hAnsi="TH Sarabun New" w:cs="TH Sarabun New" w:eastAsia="TH Sarabun New"/>
+          <w:b w:val="0"/>
+          <w:i w:val="0"/>
+        </w:rPr>
+        <w:t xml:space="preserve"> A = </w:t>
+      </w:r>
+      <w:r>
+        <w:rPr>
+          <w:rFonts w:ascii="Consolas" w:hAnsi="Consolas" w:cs="Consolas" w:eastAsia="Consolas"/>
+          <w:b w:val="0"/>
+          <w:i w:val="0"/>
+          <w:sz w:val="21"/>
+        </w:rPr>
+        <w:t>PUMP_DEFAULT_S</w:t>
+      </w:r>
+      <w:r>
+        <w:rPr>
+          <w:rFonts w:ascii="TH Sarabun New" w:hAnsi="TH Sarabun New" w:cs="TH Sarabun New" w:eastAsia="TH Sarabun New"/>
+          <w:b w:val="0"/>
+          <w:i w:val="0"/>
+        </w:rPr>
+        <w:t xml:space="preserve"> · B = </w:t>
+      </w:r>
+      <w:r>
+        <w:rPr>
+          <w:rFonts w:ascii="Consolas" w:hAnsi="Consolas" w:cs="Consolas" w:eastAsia="Consolas"/>
+          <w:b w:val="0"/>
+          <w:i w:val="0"/>
+          <w:sz w:val="21"/>
+        </w:rPr>
+        <w:t>PUMP_MAX_S</w:t>
+      </w:r>
+      <w:r>
+        <w:rPr>
+          <w:rFonts w:ascii="TH Sarabun New" w:hAnsi="TH Sarabun New" w:cs="TH Sarabun New" w:eastAsia="TH Sarabun New"/>
+          <w:b w:val="0"/>
+          <w:i w:val="0"/>
+        </w:rPr>
+        <w:t xml:space="preserve"> · C = </w:t>
+      </w:r>
+      <w:r>
+        <w:rPr>
+          <w:rFonts w:ascii="Consolas" w:hAnsi="Consolas" w:cs="Consolas" w:eastAsia="Consolas"/>
+          <w:b w:val="0"/>
+          <w:i w:val="0"/>
+          <w:sz w:val="21"/>
+        </w:rPr>
+        <w:t>TANK_…</w:t>
+      </w:r>
+      <w:r>
+        <w:rPr>
+          <w:rFonts w:ascii="TH Sarabun New" w:hAnsi="TH Sarabun New" w:cs="TH Sarabun New" w:eastAsia="TH Sarabun New"/>
+          <w:b w:val="0"/>
+          <w:i w:val="0"/>
+        </w:rPr>
+        <w:t xml:space="preserve"> (ค่าที่ห้ามปั๊มแห้ง)</w:t>
+      </w:r>
+    </w:p>
+    <w:p>
+      <w:pPr>
+        <w:pStyle w:val="ListBullet"/>
+        <w:spacing w:after="60"/>
+      </w:pPr>
+      <w:r>
+        <w:rPr>
+          <w:rFonts w:ascii="TH Sarabun New" w:hAnsi="TH Sarabun New" w:cs="TH Sarabun New" w:eastAsia="TH Sarabun New"/>
+          <w:b w:val="0"/>
+          <w:i w:val="0"/>
+        </w:rPr>
+        <w:t xml:space="preserve">เฉลยเต็ม: </w:t>
+      </w:r>
+      <w:r>
+        <w:rPr>
+          <w:rFonts w:ascii="Consolas" w:hAnsi="Consolas" w:cs="Consolas" w:eastAsia="Consolas"/>
+          <w:b w:val="0"/>
+          <w:i w:val="0"/>
+          <w:sz w:val="21"/>
+        </w:rPr>
+        <w:t>s2/practise/solutions/sf2_03_practise_solution.py</w:t>
+      </w:r>
+    </w:p>
+    <w:p>
+      <w:pPr>
+        <w:pStyle w:val="Heading3"/>
+      </w:pPr>
+      <w:r>
+        <w:rPr>
+          <w:rFonts w:ascii="TH Sarabun New" w:hAnsi="TH Sarabun New" w:cs="TH Sarabun New" w:eastAsia="TH Sarabun New"/>
+          <w:b/>
+          <w:i w:val="0"/>
+          <w:color w:val="2E5496"/>
+        </w:rPr>
+        <w:t xml:space="preserve">กิจกรรม 5 · </w:t>
+      </w:r>
+      <w:r>
+        <w:rPr>
+          <w:rFonts w:ascii="TH Sarabun New" w:hAnsi="TH Sarabun New" w:cs="TH Sarabun New" w:eastAsia="TH Sarabun New"/>
+          <w:b/>
+          <w:i w:val="0"/>
+          <w:color w:val="2E5496"/>
+          <w:sz w:val="21"/>
+        </w:rPr>
+        <w:t>sf2_04_practise.py</w:t>
+      </w:r>
+      <w:r>
+        <w:rPr>
+          <w:rFonts w:ascii="TH Sarabun New" w:hAnsi="TH Sarabun New" w:cs="TH Sarabun New" w:eastAsia="TH Sarabun New"/>
+          <w:b/>
+          <w:i w:val="0"/>
+          <w:color w:val="2E5496"/>
+        </w:rPr>
+        <w:t xml:space="preserve"> · โจทย์เพิ่ม (โบนัส เฉลยคาบหน้า)</w:t>
+      </w:r>
+    </w:p>
+    <w:p>
+      <w:pPr>
+        <w:pStyle w:val="ListBullet"/>
+        <w:spacing w:after="60"/>
+      </w:pPr>
+      <w:r>
+        <w:rPr>
+          <w:rFonts w:ascii="TH Sarabun New" w:hAnsi="TH Sarabun New" w:cs="TH Sarabun New" w:eastAsia="TH Sarabun New"/>
+          <w:b/>
+          <w:i w:val="0"/>
+        </w:rPr>
+        <w:t>ขั้น 1 แนวคิด:</w:t>
+      </w:r>
+      <w:r>
+        <w:rPr>
+          <w:rFonts w:ascii="TH Sarabun New" w:hAnsi="TH Sarabun New" w:cs="TH Sarabun New" w:eastAsia="TH Sarabun New"/>
+          <w:b w:val="0"/>
+          <w:i w:val="0"/>
+        </w:rPr>
+        <w:t xml:space="preserve"> A ดูบรรทัด "หนาวไป" ที่อยู่ข้างบนเป็นแบบ · B ดูคอมเมนต์ต้นฟังก์ชัน "หลุดไกล (เกิน 3 C หรือ 10 %RH)" · C มีแค่สามระดับ 0 1 2</w:t>
+      </w:r>
+    </w:p>
+    <w:p>
+      <w:pPr>
+        <w:pStyle w:val="ListBullet"/>
+        <w:spacing w:after="60"/>
+      </w:pPr>
+      <w:r>
+        <w:rPr>
+          <w:rFonts w:ascii="TH Sarabun New" w:hAnsi="TH Sarabun New" w:cs="TH Sarabun New" w:eastAsia="TH Sarabun New"/>
+          <w:b/>
+          <w:i w:val="0"/>
+        </w:rPr>
+        <w:t>ขั้น 2 ครึ่งหนึ่ง:</w:t>
+      </w:r>
+      <w:r>
+        <w:rPr>
+          <w:rFonts w:ascii="TH Sarabun New" w:hAnsi="TH Sarabun New" w:cs="TH Sarabun New" w:eastAsia="TH Sarabun New"/>
+          <w:b w:val="0"/>
+          <w:i w:val="0"/>
+        </w:rPr>
+        <w:t xml:space="preserve"> A คือเกณฑ์ร้อนของพืช (</w:t>
+      </w:r>
+      <w:r>
+        <w:rPr>
+          <w:rFonts w:ascii="Consolas" w:hAnsi="Consolas" w:cs="Consolas" w:eastAsia="Consolas"/>
+          <w:b w:val="0"/>
+          <w:i w:val="0"/>
+          <w:sz w:val="21"/>
+        </w:rPr>
+        <w:t>t_…</w:t>
+      </w:r>
+      <w:r>
+        <w:rPr>
+          <w:rFonts w:ascii="TH Sarabun New" w:hAnsi="TH Sarabun New" w:cs="TH Sarabun New" w:eastAsia="TH Sarabun New"/>
+          <w:b w:val="0"/>
+          <w:i w:val="0"/>
+        </w:rPr>
+        <w:t>) · B เป็นตัวเลขเดียวกับที่ใช้ฝั่ง "หนาว" ในบรรทัดเดียวกัน</w:t>
+      </w:r>
+    </w:p>
+    <w:p>
+      <w:pPr>
+        <w:pStyle w:val="ListBullet"/>
+        <w:spacing w:after="60"/>
+      </w:pPr>
+      <w:r>
+        <w:rPr>
+          <w:rFonts w:ascii="TH Sarabun New" w:hAnsi="TH Sarabun New" w:cs="TH Sarabun New" w:eastAsia="TH Sarabun New"/>
+          <w:b/>
+          <w:i w:val="0"/>
+        </w:rPr>
+        <w:t>ขั้น 3 เกือบครบ:</w:t>
+      </w:r>
+      <w:r>
+        <w:rPr>
+          <w:rFonts w:ascii="TH Sarabun New" w:hAnsi="TH Sarabun New" w:cs="TH Sarabun New" w:eastAsia="TH Sarabun New"/>
+          <w:b w:val="0"/>
+          <w:i w:val="0"/>
+        </w:rPr>
+        <w:t xml:space="preserve"> A = </w:t>
+      </w:r>
+      <w:r>
+        <w:rPr>
+          <w:rFonts w:ascii="Consolas" w:hAnsi="Consolas" w:cs="Consolas" w:eastAsia="Consolas"/>
+          <w:b w:val="0"/>
+          <w:i w:val="0"/>
+          <w:sz w:val="21"/>
+        </w:rPr>
+        <w:t>t_hi</w:t>
+      </w:r>
+      <w:r>
+        <w:rPr>
+          <w:rFonts w:ascii="TH Sarabun New" w:hAnsi="TH Sarabun New" w:cs="TH Sarabun New" w:eastAsia="TH Sarabun New"/>
+          <w:b w:val="0"/>
+          <w:i w:val="0"/>
+        </w:rPr>
+        <w:t xml:space="preserve"> · B = ตัวเลขที่อยู่หลัง </w:t>
+      </w:r>
+      <w:r>
+        <w:rPr>
+          <w:rFonts w:ascii="Consolas" w:hAnsi="Consolas" w:cs="Consolas" w:eastAsia="Consolas"/>
+          <w:b w:val="0"/>
+          <w:i w:val="0"/>
+          <w:sz w:val="21"/>
+        </w:rPr>
+        <w:t>t_lo -</w:t>
+      </w:r>
+      <w:r>
+        <w:rPr>
+          <w:rFonts w:ascii="TH Sarabun New" w:hAnsi="TH Sarabun New" w:cs="TH Sarabun New" w:eastAsia="TH Sarabun New"/>
+          <w:b w:val="0"/>
+          <w:i w:val="0"/>
+        </w:rPr>
+        <w:t xml:space="preserve"> ในบรรทัด far · C = ระดับ "เริ่มเครียด"</w:t>
       </w:r>
     </w:p>
     <w:sectPr>

--- a/s2/sf-s2-th.docx
+++ b/s2/sf-s2-th.docx
@@ -2541,7 +2541,7 @@
           <w:b/>
           <w:i w:val="0"/>
         </w:rPr>
-        <w:t>ไฟร์วอลล์มหาวิทยาลัยสำหรับพอร์ต 1883 และ 8884 ยังไม่เคยทดสอบ</w:t>
+        <w:t>ไฟร์วอลล์ของสถานที่สำหรับพอร์ต 1883 และ 8884 ยังไม่เคยทดสอบ</w:t>
       </w:r>
       <w:r>
         <w:rPr>
@@ -2566,7 +2566,7 @@
           <w:b w:val="0"/>
           <w:i w:val="0"/>
         </w:rPr>
-        <w:t xml:space="preserve"> แล้วเปิดหน้ารวม MQTT &lt;https://advance-innovation-centre-aic.github.io/aiot-development-for-smart-farm/s2/app/mqtt_dashboard.html&gt; บนเน็ตมหาวิทยาลัย การ์ดขึ้น = ผ่าน · ไม่ขึ้น = ให้โน้ตบุ๊กเกาะ Hotspot เดียวกับบอร์ด</w:t>
+        <w:t xml:space="preserve"> แล้วเปิดหน้ารวม MQTT &lt;https://advance-innovation-centre-aic.github.io/aiot-development-for-smart-farm/s2/app/mqtt_dashboard.html&gt; บนเน็ตของสถานที่ การ์ดขึ้น = ผ่าน · ไม่ขึ้น = ให้โน้ตบุ๊กเกาะ Hotspot เดียวกับบอร์ด</w:t>
       </w:r>
     </w:p>
     <w:p>
@@ -2605,7 +2605,7 @@
           <w:b w:val="0"/>
           <w:i w:val="0"/>
         </w:rPr>
-        <w:t xml:space="preserve"> ถึง </w:t>
+        <w:t xml:space="preserve">, </w:t>
       </w:r>
       <w:r>
         <w:rPr>
@@ -2614,15 +2614,15 @@
           <w:i w:val="0"/>
           <w:sz w:val="21"/>
         </w:rPr>
-        <w:t>team20</w:t>
-      </w:r>
-      <w:r>
-        <w:rPr>
-          <w:rFonts w:ascii="TH Sarabun New" w:hAnsi="TH Sarabun New" w:cs="TH Sarabun New" w:eastAsia="TH Sarabun New"/>
-          <w:b w:val="0"/>
-          <w:i w:val="0"/>
-        </w:rPr>
-        <w:t xml:space="preserve"> ห้ามซ้ำ (บอร์ดผู้สอนใช้ </w:t>
+        <w:t>team02</w:t>
+      </w:r>
+      <w:r>
+        <w:rPr>
+          <w:rFonts w:ascii="TH Sarabun New" w:hAnsi="TH Sarabun New" w:cs="TH Sarabun New" w:eastAsia="TH Sarabun New"/>
+          <w:b w:val="0"/>
+          <w:i w:val="0"/>
+        </w:rPr>
+        <w:t xml:space="preserve">, … ห้ามซ้ำ (บอร์ดผู้สอนใช้ </w:t>
       </w:r>
       <w:r>
         <w:rPr>
@@ -2757,41 +2757,7 @@
           <w:b w:val="0"/>
           <w:i w:val="0"/>
         </w:rPr>
-        <w:t xml:space="preserve"> จะปนกัน ให้แจกเลข </w:t>
-      </w:r>
-      <w:r>
-        <w:rPr>
-          <w:rFonts w:ascii="Consolas" w:hAnsi="Consolas" w:cs="Consolas" w:eastAsia="Consolas"/>
-          <w:b w:val="0"/>
-          <w:i w:val="0"/>
-          <w:sz w:val="21"/>
-        </w:rPr>
-        <w:t>team21</w:t>
-      </w:r>
-      <w:r>
-        <w:rPr>
-          <w:rFonts w:ascii="TH Sarabun New" w:hAnsi="TH Sarabun New" w:cs="TH Sarabun New" w:eastAsia="TH Sarabun New"/>
-          <w:b w:val="0"/>
-          <w:i w:val="0"/>
-        </w:rPr>
-        <w:t>–</w:t>
-      </w:r>
-      <w:r>
-        <w:rPr>
-          <w:rFonts w:ascii="Consolas" w:hAnsi="Consolas" w:cs="Consolas" w:eastAsia="Consolas"/>
-          <w:b w:val="0"/>
-          <w:i w:val="0"/>
-          <w:sz w:val="21"/>
-        </w:rPr>
-        <w:t>team40</w:t>
-      </w:r>
-      <w:r>
-        <w:rPr>
-          <w:rFonts w:ascii="TH Sarabun New" w:hAnsi="TH Sarabun New" w:cs="TH Sarabun New" w:eastAsia="TH Sarabun New"/>
-          <w:b w:val="0"/>
-          <w:i w:val="0"/>
-        </w:rPr>
-        <w:t xml:space="preserve"> แทน</w:t>
+        <w:t xml:space="preserve"> จะปนกัน ให้แจกเลขกลุ่มชุดที่ไม่ชนกับคลาสนั้นแทน</w:t>
       </w:r>
     </w:p>
     <w:p>

--- a/s2/sf-s2-th.docx
+++ b/s2/sf-s2-th.docx
@@ -2847,7 +2847,7 @@
           <w:b/>
           <w:i w:val="0"/>
         </w:rPr>
-        <w:t xml:space="preserve"> ทดสอบกับ broker.hivemq.com จริงแล้วเมื่อ 28 ก.ย. 2569</w:t>
+        <w:t xml:space="preserve"> ทดสอบกับ broker.hivemq.com จริงแล้ว</w:t>
       </w:r>
       <w:r>
         <w:rPr>
@@ -2897,15 +2897,49 @@
           <w:b/>
           <w:i w:val="0"/>
         </w:rPr>
-        <w:t>ยังไม่เคยทดสอบกับบอร์ดจริง</w:t>
-      </w:r>
-      <w:r>
-        <w:rPr>
-          <w:rFonts w:ascii="TH Sarabun New" w:hAnsi="TH Sarabun New" w:cs="TH Sarabun New" w:eastAsia="TH Sarabun New"/>
-          <w:b w:val="0"/>
-          <w:i w:val="0"/>
-        </w:rPr>
-        <w:t xml:space="preserve"> ให้ผู้สอนลองหนึ่งรอบก่อนคาบ</w:t>
+        <w:t>บอร์ดจริง:</w:t>
+      </w:r>
+      <w:r>
+        <w:rPr>
+          <w:rFonts w:ascii="TH Sarabun New" w:hAnsi="TH Sarabun New" w:cs="TH Sarabun New" w:eastAsia="TH Sarabun New"/>
+          <w:b w:val="0"/>
+          <w:i w:val="0"/>
+        </w:rPr>
+        <w:t xml:space="preserve"> ไฟล์บอร์ดรันกับ Wi-Fi และ MQTT จริงบนบอร์ด TESAIoT Dev Kit แล้ว (broker.hivemq.com): ค่าจากบอร์ดถึง </w:t>
+      </w:r>
+      <w:r>
+        <w:rPr>
+          <w:rFonts w:ascii="Consolas" w:hAnsi="Consolas" w:cs="Consolas" w:eastAsia="Consolas"/>
+          <w:b w:val="0"/>
+          <w:i w:val="0"/>
+          <w:sz w:val="21"/>
+        </w:rPr>
+        <w:t>farm_monitor.py</w:t>
+      </w:r>
+      <w:r>
+        <w:rPr>
+          <w:rFonts w:ascii="TH Sarabun New" w:hAnsi="TH Sarabun New" w:cs="TH Sarabun New" w:eastAsia="TH Sarabun New"/>
+          <w:b w:val="0"/>
+          <w:i w:val="0"/>
+        </w:rPr>
+        <w:t xml:space="preserve"> และลง CSV · คำสั่งปั๊มถึงบอร์ด · Gateway สั่ง PLC รดน้ำเองเมื่อดินแห้ง · ยกเว้น </w:t>
+      </w:r>
+      <w:r>
+        <w:rPr>
+          <w:rFonts w:ascii="Consolas" w:hAnsi="Consolas" w:cs="Consolas" w:eastAsia="Consolas"/>
+          <w:b w:val="0"/>
+          <w:i w:val="0"/>
+          <w:sz w:val="21"/>
+        </w:rPr>
+        <w:t>sf2_05</w:t>
+      </w:r>
+      <w:r>
+        <w:rPr>
+          <w:rFonts w:ascii="TH Sarabun New" w:hAnsi="TH Sarabun New" w:cs="TH Sarabun New" w:eastAsia="TH Sarabun New"/>
+          <w:b w:val="0"/>
+          <w:i w:val="0"/>
+        </w:rPr>
+        <w:t xml:space="preserve"> ที่ต้องใช้รหัสอุปกรณ์จากผู้สอน · ในการทดสอบเดียวกัน broker สาธารณะรับการเชื่อมต่อช้าเกิน 10 วินาทีเป็นบางครั้ง ให้ผู้สอนลองหนึ่งรอบก่อนคาบ</w:t>
       </w:r>
     </w:p>
     <w:p>
@@ -4937,12 +4971,11 @@
             </w:r>
             <w:r>
               <w:rPr>
-                <w:rFonts w:ascii="Consolas" w:hAnsi="Consolas" w:cs="Consolas" w:eastAsia="Consolas"/>
+                <w:rFonts w:ascii="TH Sarabun New" w:hAnsi="TH Sarabun New" w:cs="TH Sarabun New" w:eastAsia="TH Sarabun New"/>
                 <w:b w:val="0"/>
                 <w:i w:val="0"/>
-                <w:sz w:val="21"/>
-              </w:rPr>
-              <w:t>MemoryError</w:t>
+              </w:rPr>
+              <w:t>จอขึ้น "broker ไม่ตอบ …"</w:t>
             </w:r>
           </w:p>
         </w:tc>
@@ -4972,7 +5005,7 @@
                 <w:b w:val="0"/>
                 <w:i w:val="0"/>
               </w:rPr>
-              <w:t>ไฟล์ยาวเกินหน่วยความจำของบอร์ด</w:t>
+              <w:t>broker สาธารณะตอบช้าชั่วคราว หรือเน็ตกันพอร์ต 1883</w:t>
             </w:r>
           </w:p>
         </w:tc>
@@ -4986,6 +5019,115 @@
               <w:end w:w="90" w:type="dxa"/>
             </w:tcMar>
             <w:shd w:val="clear" w:fill="F4F7FB"/>
+          </w:tcPr>
+          <w:p>
+            <w:pPr>
+              <w:spacing w:after="40" w:before="40" w:line="252" w:lineRule="auto"/>
+            </w:pPr>
+            <w:r>
+              <w:rPr>
+                <w:rFonts w:ascii="TH Sarabun New" w:hAnsi="TH Sarabun New" w:cs="TH Sarabun New" w:eastAsia="TH Sarabun New"/>
+              </w:rPr>
+            </w:r>
+            <w:r>
+              <w:rPr>
+                <w:rFonts w:ascii="TH Sarabun New" w:hAnsi="TH Sarabun New" w:cs="TH Sarabun New" w:eastAsia="TH Sarabun New"/>
+                <w:b w:val="0"/>
+                <w:i w:val="0"/>
+              </w:rPr>
+              <w:t xml:space="preserve">กด </w:t>
+            </w:r>
+            <w:r>
+              <w:rPr>
+                <w:rFonts w:ascii="TH Sarabun New" w:hAnsi="TH Sarabun New" w:cs="TH Sarabun New" w:eastAsia="TH Sarabun New"/>
+                <w:b/>
+                <w:i w:val="0"/>
+              </w:rPr>
+              <w:t>Program to Device</w:t>
+            </w:r>
+            <w:r>
+              <w:rPr>
+                <w:rFonts w:ascii="TH Sarabun New" w:hAnsi="TH Sarabun New" w:cs="TH Sarabun New" w:eastAsia="TH Sarabun New"/>
+                <w:b w:val="0"/>
+                <w:i w:val="0"/>
+              </w:rPr>
+              <w:t xml:space="preserve"> อีกครั้ง · ถ้ายังไม่ได้ ใช้ Hotspot มือถือของกลุ่ม</w:t>
+            </w:r>
+          </w:p>
+        </w:tc>
+      </w:tr>
+      <w:tr>
+        <w:trPr>
+          <w:cantSplit w:val="true"/>
+        </w:trPr>
+        <w:tc>
+          <w:tcPr>
+            <w:tcW w:type="dxa" w:w="3249"/>
+            <w:tcMar>
+              <w:top w:w="40" w:type="dxa"/>
+              <w:bottom w:w="40" w:type="dxa"/>
+              <w:start w:w="90" w:type="dxa"/>
+              <w:end w:w="90" w:type="dxa"/>
+            </w:tcMar>
+          </w:tcPr>
+          <w:p>
+            <w:pPr>
+              <w:spacing w:after="40" w:before="40" w:line="252" w:lineRule="auto"/>
+            </w:pPr>
+            <w:r>
+              <w:rPr>
+                <w:rFonts w:ascii="TH Sarabun New" w:hAnsi="TH Sarabun New" w:cs="TH Sarabun New" w:eastAsia="TH Sarabun New"/>
+              </w:rPr>
+            </w:r>
+            <w:r>
+              <w:rPr>
+                <w:rFonts w:ascii="Consolas" w:hAnsi="Consolas" w:cs="Consolas" w:eastAsia="Consolas"/>
+                <w:b w:val="0"/>
+                <w:i w:val="0"/>
+                <w:sz w:val="21"/>
+              </w:rPr>
+              <w:t>MemoryError</w:t>
+            </w:r>
+          </w:p>
+        </w:tc>
+        <w:tc>
+          <w:tcPr>
+            <w:tcW w:type="dxa" w:w="3249"/>
+            <w:tcMar>
+              <w:top w:w="40" w:type="dxa"/>
+              <w:bottom w:w="40" w:type="dxa"/>
+              <w:start w:w="90" w:type="dxa"/>
+              <w:end w:w="90" w:type="dxa"/>
+            </w:tcMar>
+          </w:tcPr>
+          <w:p>
+            <w:pPr>
+              <w:spacing w:after="40" w:before="40" w:line="252" w:lineRule="auto"/>
+            </w:pPr>
+            <w:r>
+              <w:rPr>
+                <w:rFonts w:ascii="TH Sarabun New" w:hAnsi="TH Sarabun New" w:cs="TH Sarabun New" w:eastAsia="TH Sarabun New"/>
+              </w:rPr>
+            </w:r>
+            <w:r>
+              <w:rPr>
+                <w:rFonts w:ascii="TH Sarabun New" w:hAnsi="TH Sarabun New" w:cs="TH Sarabun New" w:eastAsia="TH Sarabun New"/>
+                <w:b w:val="0"/>
+                <w:i w:val="0"/>
+              </w:rPr>
+              <w:t>ไฟล์ยาวเกินหน่วยความจำของบอร์ด</w:t>
+            </w:r>
+          </w:p>
+        </w:tc>
+        <w:tc>
+          <w:tcPr>
+            <w:tcW w:type="dxa" w:w="3249"/>
+            <w:tcMar>
+              <w:top w:w="40" w:type="dxa"/>
+              <w:bottom w:w="40" w:type="dxa"/>
+              <w:start w:w="90" w:type="dxa"/>
+              <w:end w:w="90" w:type="dxa"/>
+            </w:tcMar>
           </w:tcPr>
           <w:p>
             <w:pPr>

--- a/s2/sf-s2-th.docx
+++ b/s2/sf-s2-th.docx
@@ -103,7 +103,7 @@
           <w:b w:val="0"/>
           <w:i w:val="0"/>
         </w:rPr>
-        <w:t xml:space="preserve"> 2 คน · บอร์ด TESAIoT Dev Kit 1 ตัว (firmware 2.4.1) · โน้ตบุ๊กอย่างน้อย 1 เครื่อง</w:t>
+        <w:t xml:space="preserve"> 2 คน · บอร์ด TESAIoT Dev Kit 1 ตัว (firmware เวอร์ชันล่าสุด) · โน้ตบุ๊กอย่างน้อย 1 เครื่อง</w:t>
       </w:r>
     </w:p>
     <w:p>
@@ -552,7 +552,64 @@
           <w:i/>
           <w:color w:val="5B616B"/>
         </w:rPr>
-        <w:t xml:space="preserve"> บอกคนรับทุกครั้ง) · ปุ่ม SW5 / SW6 · ลำโพงดังเฉพาะตอนมีเหตุการณ์</w:t>
+        <w:t xml:space="preserve"> บอกคนรับทุกครั้ง) · ปุ่ม SW5 / SW6 · ลำโพงดังเฉพาะตอนมีเหตุการณ์ (ความดังตั้งในส่วน 1: </w:t>
+      </w:r>
+      <w:r>
+        <w:rPr>
+          <w:rFonts w:ascii="Consolas" w:hAnsi="Consolas" w:cs="Consolas" w:eastAsia="Consolas"/>
+          <w:b w:val="0"/>
+          <w:i/>
+          <w:color w:val="5B616B"/>
+          <w:sz w:val="21"/>
+        </w:rPr>
+        <w:t>SPEAKER</w:t>
+      </w:r>
+      <w:r>
+        <w:rPr>
+          <w:rFonts w:ascii="TH Sarabun New" w:hAnsi="TH Sarabun New" w:cs="TH Sarabun New" w:eastAsia="TH Sarabun New"/>
+          <w:b w:val="0"/>
+          <w:i/>
+          <w:color w:val="5B616B"/>
+        </w:rPr>
+        <w:t xml:space="preserve"> = ความดังลำโพงรวม 40 % บน firmware 2.4.2 ขึ้นไป · </w:t>
+      </w:r>
+      <w:r>
+        <w:rPr>
+          <w:rFonts w:ascii="Consolas" w:hAnsi="Consolas" w:cs="Consolas" w:eastAsia="Consolas"/>
+          <w:b w:val="0"/>
+          <w:i/>
+          <w:color w:val="5B616B"/>
+          <w:sz w:val="21"/>
+        </w:rPr>
+        <w:t>VOLUME</w:t>
+      </w:r>
+      <w:r>
+        <w:rPr>
+          <w:rFonts w:ascii="TH Sarabun New" w:hAnsi="TH Sarabun New" w:cs="TH Sarabun New" w:eastAsia="TH Sarabun New"/>
+          <w:b w:val="0"/>
+          <w:i/>
+          <w:color w:val="5B616B"/>
+        </w:rPr>
+        <w:t xml:space="preserve"> = ความดังของแต่ละเสียง </w:t>
+      </w:r>
+      <w:r>
+        <w:rPr>
+          <w:rFonts w:ascii="Consolas" w:hAnsi="Consolas" w:cs="Consolas" w:eastAsia="Consolas"/>
+          <w:b w:val="0"/>
+          <w:i/>
+          <w:color w:val="5B616B"/>
+          <w:sz w:val="21"/>
+        </w:rPr>
+        <w:t>beep()</w:t>
+      </w:r>
+      <w:r>
+        <w:rPr>
+          <w:rFonts w:ascii="TH Sarabun New" w:hAnsi="TH Sarabun New" w:cs="TH Sarabun New" w:eastAsia="TH Sarabun New"/>
+          <w:b w:val="0"/>
+          <w:i/>
+          <w:color w:val="5B616B"/>
+        </w:rPr>
+        <w:t>)</w:t>
       </w:r>
       <w:r>
         <w:rPr>

--- a/s2/sf-s2-th.docx
+++ b/s2/sf-s2-th.docx
@@ -87,23 +87,7 @@
           <w:b w:val="0"/>
           <w:i w:val="0"/>
         </w:rPr>
-        <w:t xml:space="preserve"> 3 ชม. · </w:t>
-      </w:r>
-      <w:r>
-        <w:rPr>
-          <w:rFonts w:ascii="TH Sarabun New" w:hAnsi="TH Sarabun New" w:cs="TH Sarabun New" w:eastAsia="TH Sarabun New"/>
-          <w:b/>
-          <w:i w:val="0"/>
-        </w:rPr>
-        <w:t>กลุ่ม:</w:t>
-      </w:r>
-      <w:r>
-        <w:rPr>
-          <w:rFonts w:ascii="TH Sarabun New" w:hAnsi="TH Sarabun New" w:cs="TH Sarabun New" w:eastAsia="TH Sarabun New"/>
-          <w:b w:val="0"/>
-          <w:i w:val="0"/>
-        </w:rPr>
-        <w:t xml:space="preserve"> 2 คน · บอร์ด TESAIoT Dev Kit 1 ตัว (firmware เวอร์ชันล่าสุด) · โน้ตบุ๊กอย่างน้อย 1 เครื่อง</w:t>
+        <w:t xml:space="preserve"> 3 ชม. · บอร์ด TESAIoT Dev Kit ทีมละ 1 ตัว (firmware เวอร์ชันล่าสุด) · โน้ตบุ๊กอย่างน้อย 1 เครื่อง</w:t>
       </w:r>
     </w:p>
     <w:p>
@@ -137,7 +121,7 @@
           <w:b w:val="0"/>
           <w:i w:val="0"/>
         </w:rPr>
-        <w:t xml:space="preserve"> ________________ / ________________ </w:t>
+        <w:t xml:space="preserve"> ________________________________________ </w:t>
       </w:r>
       <w:r>
         <w:rPr>
@@ -4185,23 +4169,15 @@
           <w:b/>
           <w:i w:val="0"/>
         </w:rPr>
-        <w:t>สลับคนขับกับคนนำทาง</w:t>
-      </w:r>
-      <w:r>
-        <w:rPr>
-          <w:rFonts w:ascii="TH Sarabun New" w:hAnsi="TH Sarabun New" w:cs="TH Sarabun New" w:eastAsia="TH Sarabun New"/>
-          <w:b w:val="0"/>
-          <w:i w:val="0"/>
-        </w:rPr>
-        <w:t xml:space="preserve"> แล้วลองใหม่ · </w:t>
-      </w:r>
-      <w:r>
-        <w:rPr>
-          <w:rFonts w:ascii="TH Sarabun New" w:hAnsi="TH Sarabun New" w:cs="TH Sarabun New" w:eastAsia="TH Sarabun New"/>
-          <w:b/>
-          <w:i w:val="0"/>
-        </w:rPr>
         <w:t>ถามเพื่อน 3 คนก่อนถามผู้สอน</w:t>
+      </w:r>
+      <w:r>
+        <w:rPr>
+          <w:rFonts w:ascii="TH Sarabun New" w:hAnsi="TH Sarabun New" w:cs="TH Sarabun New" w:eastAsia="TH Sarabun New"/>
+          <w:b w:val="0"/>
+          <w:i w:val="0"/>
+        </w:rPr>
+        <w:t xml:space="preserve"> (ในทีมหรือทีมข้าง ๆ)</w:t>
       </w:r>
     </w:p>
     <w:p>
@@ -7316,7 +7292,7 @@
           <w:i w:val="0"/>
           <w:color w:val="2E5496"/>
         </w:rPr>
-        <w:t>3. บทบาท — กลุ่ม 2 คน สลับทุกชั่วโมง</w:t>
+        <w:t>3. งานแต่ละชั่วโมง</w:t>
       </w:r>
     </w:p>
     <w:tbl>
@@ -7335,9 +7311,8 @@
         </w:tblBorders>
       </w:tblPr>
       <w:tblGrid>
-        <w:gridCol w:w="3249"/>
-        <w:gridCol w:w="3249"/>
-        <w:gridCol w:w="3249"/>
+        <w:gridCol w:w="4873"/>
+        <w:gridCol w:w="4873"/>
       </w:tblGrid>
       <w:tr>
         <w:trPr>
@@ -7345,7 +7320,7 @@
         </w:trPr>
         <w:tc>
           <w:tcPr>
-            <w:tcW w:type="dxa" w:w="3249"/>
+            <w:tcW w:type="dxa" w:w="4873"/>
             <w:tcMar>
               <w:top w:w="40" w:type="dxa"/>
               <w:bottom w:w="40" w:type="dxa"/>
@@ -7377,7 +7352,7 @@
         </w:tc>
         <w:tc>
           <w:tcPr>
-            <w:tcW w:type="dxa" w:w="3249"/>
+            <w:tcW w:type="dxa" w:w="4873"/>
             <w:tcMar>
               <w:top w:w="40" w:type="dxa"/>
               <w:bottom w:w="40" w:type="dxa"/>
@@ -7403,39 +7378,7 @@
                 <w:i w:val="0"/>
                 <w:color w:val="FFFFFF"/>
               </w:rPr>
-              <w:t>คนที่ 1</w:t>
-            </w:r>
-          </w:p>
-        </w:tc>
-        <w:tc>
-          <w:tcPr>
-            <w:tcW w:type="dxa" w:w="3249"/>
-            <w:tcMar>
-              <w:top w:w="40" w:type="dxa"/>
-              <w:bottom w:w="40" w:type="dxa"/>
-              <w:start w:w="90" w:type="dxa"/>
-              <w:end w:w="90" w:type="dxa"/>
-            </w:tcMar>
-            <w:shd w:val="clear" w:fill="1F3864"/>
-          </w:tcPr>
-          <w:p>
-            <w:pPr>
-              <w:spacing w:after="40" w:before="40" w:line="252" w:lineRule="auto"/>
-            </w:pPr>
-            <w:r>
-              <w:rPr>
-                <w:rFonts w:ascii="TH Sarabun New" w:hAnsi="TH Sarabun New" w:cs="TH Sarabun New" w:eastAsia="TH Sarabun New"/>
-                <w:b/>
-              </w:rPr>
-            </w:r>
-            <w:r>
-              <w:rPr>
-                <w:rFonts w:ascii="TH Sarabun New" w:hAnsi="TH Sarabun New" w:cs="TH Sarabun New" w:eastAsia="TH Sarabun New"/>
-                <w:b/>
-                <w:i w:val="0"/>
-                <w:color w:val="FFFFFF"/>
-              </w:rPr>
-              <w:t>คนที่ 2</w:t>
+              <w:t>ทำอะไร</w:t>
             </w:r>
           </w:p>
         </w:tc>
@@ -7446,7 +7389,7 @@
         </w:trPr>
         <w:tc>
           <w:tcPr>
-            <w:tcW w:type="dxa" w:w="3249"/>
+            <w:tcW w:type="dxa" w:w="4873"/>
             <w:tcMar>
               <w:top w:w="40" w:type="dxa"/>
               <w:bottom w:w="40" w:type="dxa"/>
@@ -7475,7 +7418,7 @@
         </w:tc>
         <w:tc>
           <w:tcPr>
-            <w:tcW w:type="dxa" w:w="3249"/>
+            <w:tcW w:type="dxa" w:w="4873"/>
             <w:tcMar>
               <w:top w:w="40" w:type="dxa"/>
               <w:bottom w:w="40" w:type="dxa"/>
@@ -7495,55 +7438,10 @@
             <w:r>
               <w:rPr>
                 <w:rFonts w:ascii="TH Sarabun New" w:hAnsi="TH Sarabun New" w:cs="TH Sarabun New" w:eastAsia="TH Sarabun New"/>
-                <w:b/>
-                <w:i w:val="0"/>
-              </w:rPr>
-              <w:t>Driver</w:t>
-            </w:r>
-            <w:r>
-              <w:rPr>
-                <w:rFonts w:ascii="TH Sarabun New" w:hAnsi="TH Sarabun New" w:cs="TH Sarabun New" w:eastAsia="TH Sarabun New"/>
                 <w:b w:val="0"/>
                 <w:i w:val="0"/>
               </w:rPr>
-              <w:t xml:space="preserve"> แก้ไฟล์ รันบนบอร์ด อ่านจอ</w:t>
-            </w:r>
-          </w:p>
-        </w:tc>
-        <w:tc>
-          <w:tcPr>
-            <w:tcW w:type="dxa" w:w="3249"/>
-            <w:tcMar>
-              <w:top w:w="40" w:type="dxa"/>
-              <w:bottom w:w="40" w:type="dxa"/>
-              <w:start w:w="90" w:type="dxa"/>
-              <w:end w:w="90" w:type="dxa"/>
-            </w:tcMar>
-          </w:tcPr>
-          <w:p>
-            <w:pPr>
-              <w:spacing w:after="40" w:before="40" w:line="252" w:lineRule="auto"/>
-            </w:pPr>
-            <w:r>
-              <w:rPr>
-                <w:rFonts w:ascii="TH Sarabun New" w:hAnsi="TH Sarabun New" w:cs="TH Sarabun New" w:eastAsia="TH Sarabun New"/>
-              </w:rPr>
-            </w:r>
-            <w:r>
-              <w:rPr>
-                <w:rFonts w:ascii="TH Sarabun New" w:hAnsi="TH Sarabun New" w:cs="TH Sarabun New" w:eastAsia="TH Sarabun New"/>
-                <w:b/>
-                <w:i w:val="0"/>
-              </w:rPr>
-              <w:t>Navigator</w:t>
-            </w:r>
-            <w:r>
-              <w:rPr>
-                <w:rFonts w:ascii="TH Sarabun New" w:hAnsi="TH Sarabun New" w:cs="TH Sarabun New" w:eastAsia="TH Sarabun New"/>
-                <w:b w:val="0"/>
-                <w:i w:val="0"/>
-              </w:rPr>
-              <w:t xml:space="preserve"> เปิดหน้าเว็บบนมือถือ จดตาราง</w:t>
+              <w:t>แก้ไฟล์ รันบนบอร์ด อ่านจอ · เปิดหน้าเว็บบนมือถือ จดตาราง</w:t>
             </w:r>
           </w:p>
         </w:tc>
@@ -7554,7 +7452,7 @@
         </w:trPr>
         <w:tc>
           <w:tcPr>
-            <w:tcW w:type="dxa" w:w="3249"/>
+            <w:tcW w:type="dxa" w:w="4873"/>
             <w:tcMar>
               <w:top w:w="40" w:type="dxa"/>
               <w:bottom w:w="40" w:type="dxa"/>
@@ -7584,7 +7482,7 @@
         </w:tc>
         <w:tc>
           <w:tcPr>
-            <w:tcW w:type="dxa" w:w="3249"/>
+            <w:tcW w:type="dxa" w:w="4873"/>
             <w:tcMar>
               <w:top w:w="40" w:type="dxa"/>
               <w:bottom w:w="40" w:type="dxa"/>
@@ -7605,56 +7503,10 @@
             <w:r>
               <w:rPr>
                 <w:rFonts w:ascii="TH Sarabun New" w:hAnsi="TH Sarabun New" w:cs="TH Sarabun New" w:eastAsia="TH Sarabun New"/>
-                <w:b/>
-                <w:i w:val="0"/>
-              </w:rPr>
-              <w:t>Navigator</w:t>
-            </w:r>
-            <w:r>
-              <w:rPr>
-                <w:rFonts w:ascii="TH Sarabun New" w:hAnsi="TH Sarabun New" w:cs="TH Sarabun New" w:eastAsia="TH Sarabun New"/>
                 <w:b w:val="0"/>
                 <w:i w:val="0"/>
               </w:rPr>
-              <w:t xml:space="preserve"> จดตาราง ตรวจ CSV</w:t>
-            </w:r>
-          </w:p>
-        </w:tc>
-        <w:tc>
-          <w:tcPr>
-            <w:tcW w:type="dxa" w:w="3249"/>
-            <w:tcMar>
-              <w:top w:w="40" w:type="dxa"/>
-              <w:bottom w:w="40" w:type="dxa"/>
-              <w:start w:w="90" w:type="dxa"/>
-              <w:end w:w="90" w:type="dxa"/>
-            </w:tcMar>
-            <w:shd w:val="clear" w:fill="F4F7FB"/>
-          </w:tcPr>
-          <w:p>
-            <w:pPr>
-              <w:spacing w:after="40" w:before="40" w:line="252" w:lineRule="auto"/>
-            </w:pPr>
-            <w:r>
-              <w:rPr>
-                <w:rFonts w:ascii="TH Sarabun New" w:hAnsi="TH Sarabun New" w:cs="TH Sarabun New" w:eastAsia="TH Sarabun New"/>
-              </w:rPr>
-            </w:r>
-            <w:r>
-              <w:rPr>
-                <w:rFonts w:ascii="TH Sarabun New" w:hAnsi="TH Sarabun New" w:cs="TH Sarabun New" w:eastAsia="TH Sarabun New"/>
-                <w:b/>
-                <w:i w:val="0"/>
-              </w:rPr>
-              <w:t>Driver</w:t>
-            </w:r>
-            <w:r>
-              <w:rPr>
-                <w:rFonts w:ascii="TH Sarabun New" w:hAnsi="TH Sarabun New" w:cs="TH Sarabun New" w:eastAsia="TH Sarabun New"/>
-                <w:b w:val="0"/>
-                <w:i w:val="0"/>
-              </w:rPr>
-              <w:t xml:space="preserve"> แก้ TODO ใน </w:t>
+              <w:t xml:space="preserve">แก้ TODO ใน </w:t>
             </w:r>
             <w:r>
               <w:rPr>
@@ -7664,6 +7516,14 @@
                 <w:sz w:val="21"/>
               </w:rPr>
               <w:t>farm_monitor.py</w:t>
+            </w:r>
+            <w:r>
+              <w:rPr>
+                <w:rFonts w:ascii="TH Sarabun New" w:hAnsi="TH Sarabun New" w:cs="TH Sarabun New" w:eastAsia="TH Sarabun New"/>
+                <w:b w:val="0"/>
+                <w:i w:val="0"/>
+              </w:rPr>
+              <w:t xml:space="preserve"> · จดตาราง ตรวจ CSV</w:t>
             </w:r>
           </w:p>
         </w:tc>
@@ -7674,7 +7534,7 @@
         </w:trPr>
         <w:tc>
           <w:tcPr>
-            <w:tcW w:type="dxa" w:w="3249"/>
+            <w:tcW w:type="dxa" w:w="4873"/>
             <w:tcMar>
               <w:top w:w="40" w:type="dxa"/>
               <w:bottom w:w="40" w:type="dxa"/>
@@ -7703,7 +7563,7 @@
         </w:tc>
         <w:tc>
           <w:tcPr>
-            <w:tcW w:type="dxa" w:w="3249"/>
+            <w:tcW w:type="dxa" w:w="4873"/>
             <w:tcMar>
               <w:top w:w="40" w:type="dxa"/>
               <w:bottom w:w="40" w:type="dxa"/>
@@ -7723,55 +7583,10 @@
             <w:r>
               <w:rPr>
                 <w:rFonts w:ascii="TH Sarabun New" w:hAnsi="TH Sarabun New" w:cs="TH Sarabun New" w:eastAsia="TH Sarabun New"/>
-                <w:b/>
-                <w:i w:val="0"/>
-              </w:rPr>
-              <w:t>Driver</w:t>
-            </w:r>
-            <w:r>
-              <w:rPr>
-                <w:rFonts w:ascii="TH Sarabun New" w:hAnsi="TH Sarabun New" w:cs="TH Sarabun New" w:eastAsia="TH Sarabun New"/>
                 <w:b w:val="0"/>
                 <w:i w:val="0"/>
               </w:rPr>
-              <w:t xml:space="preserve"> บอร์ด + ปุ่ม SW5</w:t>
-            </w:r>
-          </w:p>
-        </w:tc>
-        <w:tc>
-          <w:tcPr>
-            <w:tcW w:type="dxa" w:w="3249"/>
-            <w:tcMar>
-              <w:top w:w="40" w:type="dxa"/>
-              <w:bottom w:w="40" w:type="dxa"/>
-              <w:start w:w="90" w:type="dxa"/>
-              <w:end w:w="90" w:type="dxa"/>
-            </w:tcMar>
-          </w:tcPr>
-          <w:p>
-            <w:pPr>
-              <w:spacing w:after="40" w:before="40" w:line="252" w:lineRule="auto"/>
-            </w:pPr>
-            <w:r>
-              <w:rPr>
-                <w:rFonts w:ascii="TH Sarabun New" w:hAnsi="TH Sarabun New" w:cs="TH Sarabun New" w:eastAsia="TH Sarabun New"/>
-              </w:rPr>
-            </w:r>
-            <w:r>
-              <w:rPr>
-                <w:rFonts w:ascii="TH Sarabun New" w:hAnsi="TH Sarabun New" w:cs="TH Sarabun New" w:eastAsia="TH Sarabun New"/>
-                <w:b/>
-                <w:i w:val="0"/>
-              </w:rPr>
-              <w:t>Driver</w:t>
-            </w:r>
-            <w:r>
-              <w:rPr>
-                <w:rFonts w:ascii="TH Sarabun New" w:hAnsi="TH Sarabun New" w:cs="TH Sarabun New" w:eastAsia="TH Sarabun New"/>
-                <w:b w:val="0"/>
-                <w:i w:val="0"/>
-              </w:rPr>
-              <w:t xml:space="preserve"> แอป + กฎ แล้วสลับกันก่อนภารกิจ</w:t>
+              <w:t>บอร์ด + ปุ่ม SW5 · แอป + กฎ</w:t>
             </w:r>
           </w:p>
         </w:tc>
@@ -7781,6 +7596,26 @@
       <w:pPr>
         <w:spacing w:after="40"/>
       </w:pPr>
+    </w:p>
+    <w:p>
+      <w:pPr>
+        <w:keepLines/>
+        <w:pBdr>
+          <w:left w:val="single" w:sz="18" w:space="8" w:color="2E5496"/>
+        </w:pBdr>
+        <w:shd w:val="clear" w:fill="F1F5FB"/>
+        <w:spacing w:before="120" w:after="160" w:line="274" w:lineRule="auto"/>
+        <w:ind w:left="283" w:right="113"/>
+      </w:pPr>
+      <w:r>
+        <w:rPr>
+          <w:rFonts w:ascii="TH Sarabun New" w:hAnsi="TH Sarabun New" w:cs="TH Sarabun New" w:eastAsia="TH Sarabun New"/>
+          <w:b w:val="0"/>
+          <w:i/>
+          <w:color w:val="5B616B"/>
+        </w:rPr>
+        <w:t>💡 ถ้าใช้บอร์ดร่วมกันหลายคน ให้ผลัดกันคุมบอร์ดและแอปทุกกิจกรรม และอีกคนอ่านใบงาน/จดตาราง</w:t>
+      </w:r>
     </w:p>
     <w:p>
       <w:pPr>
@@ -14845,7 +14680,7 @@
           <w:i w:val="0"/>
           <w:color w:val="2E5496"/>
         </w:rPr>
-        <w:t>6. Exit ticket — คนละใบ ก่อนออกจากห้อง</w:t>
+        <w:t>6. Exit ticket — ทุกคนตอบ 1 ข้อ ก่อนออกจากห้อง</w:t>
       </w:r>
     </w:p>
     <w:p>
@@ -14871,15 +14706,25 @@
           <w:b/>
           <w:i w:val="0"/>
         </w:rPr>
-        <w:t>บทบาทที่ทำ:</w:t>
-      </w:r>
-      <w:r>
-        <w:rPr>
-          <w:rFonts w:ascii="TH Sarabun New" w:hAnsi="TH Sarabun New" w:cs="TH Sarabun New" w:eastAsia="TH Sarabun New"/>
-          <w:b w:val="0"/>
-          <w:i w:val="0"/>
-        </w:rPr>
-        <w:t xml:space="preserve"> ☐ Driver บอร์ด ☐ Driver แอป ☐ ทั้งสอง</w:t>
+        <w:t>ส่วนที่ได้ลงมือ:</w:t>
+      </w:r>
+      <w:r>
+        <w:rPr>
+          <w:rFonts w:ascii="TH Sarabun New" w:hAnsi="TH Sarabun New" w:cs="TH Sarabun New" w:eastAsia="TH Sarabun New"/>
+          <w:b w:val="0"/>
+          <w:i w:val="0"/>
+        </w:rPr>
+        <w:t xml:space="preserve"> ☐ บอร์ด ☐ แอป ☐ ทั้งสองส่วน</w:t>
+      </w:r>
+    </w:p>
+    <w:p>
+      <w:r>
+        <w:rPr>
+          <w:rFonts w:ascii="TH Sarabun New" w:hAnsi="TH Sarabun New" w:cs="TH Sarabun New" w:eastAsia="TH Sarabun New"/>
+          <w:b w:val="0"/>
+          <w:i w:val="0"/>
+        </w:rPr>
+        <w:t>เลือกตอบ 1 ข้อจากข้อ 1–3 (ข้อไหนก็ได้) แล้วทุกคนตอบข้อ 4</w:t>
       </w:r>
     </w:p>
     <w:p>
@@ -16051,7 +15896,7 @@
                 <w:b w:val="0"/>
                 <w:i w:val="0"/>
               </w:rPr>
-              <w:t>สลับบทบาทครบ ทั้งสองคนได้เป็น Driver ทั้งบอร์ดและแอป</w:t>
+              <w:t>ทุกคนในทีมได้ลงมือทั้งฝั่งบอร์ดและฝั่งแอป</w:t>
             </w:r>
           </w:p>
         </w:tc>

--- a/s2/sf-s2-th.docx
+++ b/s2/sf-s2-th.docx
@@ -536,7 +536,25 @@
           <w:i/>
           <w:color w:val="5B616B"/>
         </w:rPr>
-        <w:t xml:space="preserve"> บอกคนรับทุกครั้ง) · ปุ่ม SW5 / SW6 · ลำโพงดังเฉพาะตอนมีเหตุการณ์ (ความดังตั้งในส่วน 1: </w:t>
+        <w:t xml:space="preserve"> บอกคนรับทุกครั้ง) · ปุ่ม SW5 / SW6 · </w:t>
+      </w:r>
+      <w:r>
+        <w:rPr>
+          <w:rFonts w:ascii="TH Sarabun New" w:hAnsi="TH Sarabun New" w:cs="TH Sarabun New" w:eastAsia="TH Sarabun New"/>
+          <w:b/>
+          <w:i/>
+          <w:color w:val="5B616B"/>
+        </w:rPr>
+        <w:t>ไฟ MQTT มุมขวาบนของจอ</w:t>
+      </w:r>
+      <w:r>
+        <w:rPr>
+          <w:rFonts w:ascii="TH Sarabun New" w:hAnsi="TH Sarabun New" w:cs="TH Sarabun New" w:eastAsia="TH Sarabun New"/>
+          <w:b w:val="0"/>
+          <w:i/>
+          <w:color w:val="5B616B"/>
+        </w:rPr>
+        <w:t xml:space="preserve"> เขียว = เชื่อมต่อแล้ว · หรี่ = ออฟไลน์ · ลำโพงดังเฉพาะตอนมีเหตุการณ์ (ความดังตั้งในส่วน 1: </w:t>
       </w:r>
       <w:r>
         <w:rPr>
@@ -2723,15 +2741,15 @@
           <w:i w:val="0"/>
           <w:sz w:val="21"/>
         </w:rPr>
-        <w:t>bento-farm-&lt;TEAM&gt;</w:t>
-      </w:r>
-      <w:r>
-        <w:rPr>
-          <w:rFonts w:ascii="TH Sarabun New" w:hAnsi="TH Sarabun New" w:cs="TH Sarabun New" w:eastAsia="TH Sarabun New"/>
-          <w:b w:val="0"/>
-          <w:i w:val="0"/>
-        </w:rPr>
-        <w:t xml:space="preserve"> แอปใช้ </w:t>
+        <w:t>bento-farm-&lt;TEAM&gt;-&lt;สุ่ม&gt;</w:t>
+      </w:r>
+      <w:r>
+        <w:rPr>
+          <w:rFonts w:ascii="TH Sarabun New" w:hAnsi="TH Sarabun New" w:cs="TH Sarabun New" w:eastAsia="TH Sarabun New"/>
+          <w:b w:val="0"/>
+          <w:i w:val="0"/>
+        </w:rPr>
+        <w:t xml:space="preserve"> (สุ่มใหม่ทุกครั้งที่รัน) แอปใช้ </w:t>
       </w:r>
       <w:r>
         <w:rPr>
@@ -5114,12 +5132,11 @@
             </w:r>
             <w:r>
               <w:rPr>
-                <w:rFonts w:ascii="Consolas" w:hAnsi="Consolas" w:cs="Consolas" w:eastAsia="Consolas"/>
+                <w:rFonts w:ascii="TH Sarabun New" w:hAnsi="TH Sarabun New" w:cs="TH Sarabun New" w:eastAsia="TH Sarabun New"/>
                 <w:b w:val="0"/>
                 <w:i w:val="0"/>
-                <w:sz w:val="21"/>
-              </w:rPr>
-              <w:t>MemoryError</w:t>
+              </w:rPr>
+              <w:t>ต่อ broker ไม่ได้ทันทีหลังหยุดโปรแกรม</w:t>
             </w:r>
           </w:p>
         </w:tc>
@@ -5148,7 +5165,7 @@
                 <w:b w:val="0"/>
                 <w:i w:val="0"/>
               </w:rPr>
-              <w:t>ไฟล์ยาวเกินหน่วยความจำของบอร์ด</w:t>
+              <w:t>การเชื่อมต่อของรอบก่อนยังค้างอยู่ที่ broker</w:t>
             </w:r>
           </w:p>
         </w:tc>
@@ -5161,6 +5178,118 @@
               <w:start w:w="90" w:type="dxa"/>
               <w:end w:w="90" w:type="dxa"/>
             </w:tcMar>
+          </w:tcPr>
+          <w:p>
+            <w:pPr>
+              <w:spacing w:after="40" w:before="40" w:line="252" w:lineRule="auto"/>
+            </w:pPr>
+            <w:r>
+              <w:rPr>
+                <w:rFonts w:ascii="TH Sarabun New" w:hAnsi="TH Sarabun New" w:cs="TH Sarabun New" w:eastAsia="TH Sarabun New"/>
+              </w:rPr>
+            </w:r>
+            <w:r>
+              <w:rPr>
+                <w:rFonts w:ascii="TH Sarabun New" w:hAnsi="TH Sarabun New" w:cs="TH Sarabun New" w:eastAsia="TH Sarabun New"/>
+                <w:b w:val="0"/>
+                <w:i w:val="0"/>
+              </w:rPr>
+              <w:t xml:space="preserve">รอราว 1 นาที หรือกด </w:t>
+            </w:r>
+            <w:r>
+              <w:rPr>
+                <w:rFonts w:ascii="TH Sarabun New" w:hAnsi="TH Sarabun New" w:cs="TH Sarabun New" w:eastAsia="TH Sarabun New"/>
+                <w:b/>
+                <w:i w:val="0"/>
+              </w:rPr>
+              <w:t>RESET</w:t>
+            </w:r>
+            <w:r>
+              <w:rPr>
+                <w:rFonts w:ascii="TH Sarabun New" w:hAnsi="TH Sarabun New" w:cs="TH Sarabun New" w:eastAsia="TH Sarabun New"/>
+                <w:b w:val="0"/>
+                <w:i w:val="0"/>
+              </w:rPr>
+              <w:t xml:space="preserve"> แล้วรันใหม่</w:t>
+            </w:r>
+          </w:p>
+        </w:tc>
+      </w:tr>
+      <w:tr>
+        <w:trPr>
+          <w:cantSplit w:val="true"/>
+        </w:trPr>
+        <w:tc>
+          <w:tcPr>
+            <w:tcW w:type="dxa" w:w="3249"/>
+            <w:tcMar>
+              <w:top w:w="40" w:type="dxa"/>
+              <w:bottom w:w="40" w:type="dxa"/>
+              <w:start w:w="90" w:type="dxa"/>
+              <w:end w:w="90" w:type="dxa"/>
+            </w:tcMar>
+            <w:shd w:val="clear" w:fill="F4F7FB"/>
+          </w:tcPr>
+          <w:p>
+            <w:pPr>
+              <w:spacing w:after="40" w:before="40" w:line="252" w:lineRule="auto"/>
+            </w:pPr>
+            <w:r>
+              <w:rPr>
+                <w:rFonts w:ascii="TH Sarabun New" w:hAnsi="TH Sarabun New" w:cs="TH Sarabun New" w:eastAsia="TH Sarabun New"/>
+              </w:rPr>
+            </w:r>
+            <w:r>
+              <w:rPr>
+                <w:rFonts w:ascii="Consolas" w:hAnsi="Consolas" w:cs="Consolas" w:eastAsia="Consolas"/>
+                <w:b w:val="0"/>
+                <w:i w:val="0"/>
+                <w:sz w:val="21"/>
+              </w:rPr>
+              <w:t>MemoryError</w:t>
+            </w:r>
+          </w:p>
+        </w:tc>
+        <w:tc>
+          <w:tcPr>
+            <w:tcW w:type="dxa" w:w="3249"/>
+            <w:tcMar>
+              <w:top w:w="40" w:type="dxa"/>
+              <w:bottom w:w="40" w:type="dxa"/>
+              <w:start w:w="90" w:type="dxa"/>
+              <w:end w:w="90" w:type="dxa"/>
+            </w:tcMar>
+            <w:shd w:val="clear" w:fill="F4F7FB"/>
+          </w:tcPr>
+          <w:p>
+            <w:pPr>
+              <w:spacing w:after="40" w:before="40" w:line="252" w:lineRule="auto"/>
+            </w:pPr>
+            <w:r>
+              <w:rPr>
+                <w:rFonts w:ascii="TH Sarabun New" w:hAnsi="TH Sarabun New" w:cs="TH Sarabun New" w:eastAsia="TH Sarabun New"/>
+              </w:rPr>
+            </w:r>
+            <w:r>
+              <w:rPr>
+                <w:rFonts w:ascii="TH Sarabun New" w:hAnsi="TH Sarabun New" w:cs="TH Sarabun New" w:eastAsia="TH Sarabun New"/>
+                <w:b w:val="0"/>
+                <w:i w:val="0"/>
+              </w:rPr>
+              <w:t>ไฟล์ยาวเกินหน่วยความจำของบอร์ด</w:t>
+            </w:r>
+          </w:p>
+        </w:tc>
+        <w:tc>
+          <w:tcPr>
+            <w:tcW w:type="dxa" w:w="3249"/>
+            <w:tcMar>
+              <w:top w:w="40" w:type="dxa"/>
+              <w:bottom w:w="40" w:type="dxa"/>
+              <w:start w:w="90" w:type="dxa"/>
+              <w:end w:w="90" w:type="dxa"/>
+            </w:tcMar>
+            <w:shd w:val="clear" w:fill="F4F7FB"/>
           </w:tcPr>
           <w:p>
             <w:pPr>

--- a/s2/sf-s2-th.docx
+++ b/s2/sf-s2-th.docx
@@ -2749,7 +2749,7 @@
           <w:b w:val="0"/>
           <w:i w:val="0"/>
         </w:rPr>
-        <w:t xml:space="preserve"> (สุ่มใหม่ทุกครั้งที่รัน) แอปใช้ </w:t>
+        <w:t xml:space="preserve"> (สุ่มใหม่ทุกครั้งที่ต่อ) แอปใช้ </w:t>
       </w:r>
       <w:r>
         <w:rPr>
@@ -5086,7 +5086,7 @@
                 <w:b w:val="0"/>
                 <w:i w:val="0"/>
               </w:rPr>
-              <w:t xml:space="preserve">กด </w:t>
+              <w:t xml:space="preserve">บอร์ดลองให้เองแล้ว 3 ครั้ง (จอขึ้น "ลองต่อ broker ใหม่ 2/3") · รอ 1 นาทีแล้วกด </w:t>
             </w:r>
             <w:r>
               <w:rPr>

--- a/s2/sf-s2-th.docx
+++ b/s2/sf-s2-th.docx
@@ -3216,7 +3216,7 @@
           <w:rFonts w:ascii="TH Sarabun New" w:hAnsi="TH Sarabun New" w:eastAsia="TH Sarabun New"/>
           <w:sz w:val="30"/>
         </w:rPr>
-        <w:t xml:space="preserve">หมายเหตุ: BENTO Emulator ใช้ MQTT จำลองในเบราว์เซอร์ จึงไม่ใช่ตัวแทนสำหรับทดสอบว่า  หรือ </w:t>
+        <w:t xml:space="preserve">หมายเหตุ: BENTO Emulator ต่อ broker.hivemq.com จริงผ่าน WebSocket จึงใช้ทดสอบได้ว่า  หรือ </w:t>
       </w:r>
       <w:hyperlink r:id="rId14">
         <w:r>
@@ -3234,7 +3234,7 @@
           <w:rFonts w:ascii="TH Sarabun New" w:hAnsi="TH Sarabun New" w:eastAsia="TH Sarabun New"/>
           <w:sz w:val="30"/>
         </w:rPr>
-        <w:t xml:space="preserve"> รับข้อความจาก broker จริงได้</w:t>
+        <w:t xml:space="preserve"> รับข้อความจาก broker จริงได้ (ถ้า Emulator ต่อ broker ไม่ได้ใน 5 วิ จะใช้ broker จำลองแทนและบอกที่คอนโซล)</w:t>
       </w:r>
     </w:p>
     <w:p>

--- a/s2/sf-s2-th.docx
+++ b/s2/sf-s2-th.docx
@@ -635,7 +635,7 @@
                 <w:b w:val="0"/>
                 <w:sz w:val="26"/>
               </w:rPr>
-              <w:t>รัน Python หรือเว็บและตรวจ CSV</w:t>
+              <w:t>เปิดหน้าเว็บ farm_web และตรวจ CSV</w:t>
             </w:r>
           </w:p>
         </w:tc>
@@ -830,7 +830,7 @@
         <w:rPr>
           <w:sz w:val="30"/>
         </w:rPr>
-        <w:t>☐ ถ้าใช้ Python ให้ติดตั้ง paho-mqtt ด้วยคำสั่ง: pip install paho-mqtt</w:t>
+        <w:t>☐ โน้ตบุ๊กหรือมือถือเปิดหน้าเว็บของคอร์สได้ (เบราว์เซอร์ต่อเน็ต ไม่ต้องติดตั้งโปรแกรมเพิ่ม)</w:t>
       </w:r>
     </w:p>
     <w:p>
@@ -3200,23 +3200,12 @@
       <w:pPr>
         <w:pStyle w:val="SmallNote"/>
       </w:pPr>
-      <w:hyperlink r:id="rId15">
-        <w:r>
-          <w:rPr>
-            <w:color w:val="0563C1"/>
-            <w:u w:val="single"/>
-            <w:rFonts w:ascii="TH Sarabun New" w:hAnsi="TH Sarabun New" w:eastAsia="TH Sarabun New"/>
-            <w:sz w:val="30"/>
-          </w:rPr>
-          <w:t>farm_monitor.py</w:t>
-        </w:r>
-      </w:hyperlink>
       <w:r>
         <w:rPr>
           <w:rFonts w:ascii="TH Sarabun New" w:hAnsi="TH Sarabun New" w:eastAsia="TH Sarabun New"/>
           <w:sz w:val="30"/>
         </w:rPr>
-        <w:t xml:space="preserve">หมายเหตุ: BENTO Emulator ต่อ broker.hivemq.com จริงผ่าน WebSocket จึงใช้ทดสอบได้ว่า  หรือ </w:t>
+        <w:t xml:space="preserve">หมายเหตุ: BENTO Emulator ต่อ broker.hivemq.com จริงผ่าน WebSocket จึงใช้ทดสอบได้ว่า </w:t>
       </w:r>
       <w:hyperlink r:id="rId14">
         <w:r>
@@ -3251,7 +3240,14 @@
       </w:r>
     </w:p>
     <w:p>
-      <w:hyperlink r:id="rId15">
+      <w:r>
+        <w:rPr>
+          <w:rFonts w:ascii="TH Sarabun New" w:hAnsi="TH Sarabun New" w:eastAsia="TH Sarabun New"/>
+          <w:sz w:val="30"/>
+        </w:rPr>
+        <w:t xml:space="preserve">เปิดหน้าเว็บของกลุ่มในเบราว์เซอร์ (โน้ตบุ๊กหรือมือถือ ไม่ต้องติดตั้งอะไร): </w:t>
+      </w:r>
+      <w:hyperlink r:id="rId19">
         <w:r>
           <w:rPr>
             <w:color w:val="0563C1"/>
@@ -3259,25 +3255,7 @@
             <w:rFonts w:ascii="TH Sarabun New" w:hAnsi="TH Sarabun New" w:eastAsia="TH Sarabun New"/>
             <w:sz w:val="30"/>
           </w:rPr>
-          <w:t>farm_monitor.py</w:t>
-        </w:r>
-      </w:hyperlink>
-      <w:r>
-        <w:rPr>
-          <w:rFonts w:ascii="TH Sarabun New" w:hAnsi="TH Sarabun New" w:eastAsia="TH Sarabun New"/>
-          <w:sz w:val="30"/>
-        </w:rPr>
-        <w:t>เลือกทำอย่างใดอย่างหนึ่ง: app/ หรือ app/</w:t>
-      </w:r>
-      <w:hyperlink r:id="rId14">
-        <w:r>
-          <w:rPr>
-            <w:color w:val="0563C1"/>
-            <w:u w:val="single"/>
-            <w:rFonts w:ascii="TH Sarabun New" w:hAnsi="TH Sarabun New" w:eastAsia="TH Sarabun New"/>
-            <w:sz w:val="30"/>
-          </w:rPr>
-          <w:t>farm_web.html</w:t>
+          <w:t>farm_web.html?team=team__</w:t>
         </w:r>
       </w:hyperlink>
     </w:p>
@@ -3287,9 +3265,9 @@
           <w:rFonts w:ascii="TH Sarabun New" w:hAnsi="TH Sarabun New" w:eastAsia="TH Sarabun New"/>
           <w:sz w:val="30"/>
         </w:rPr>
-        <w:t xml:space="preserve">ถ้าใช้ Python: ติดตั้ง paho-mqtt แล้วรัน python </w:t>
+        <w:t xml:space="preserve">เปลี่ยน team__ ท้ายลิงก์เป็นเลขกลุ่ม แล้วกด ต่อ · ไม่มีบอร์ด เปิด </w:t>
       </w:r>
-      <w:hyperlink r:id="rId15">
+      <w:hyperlink r:id="rId20">
         <w:r>
           <w:rPr>
             <w:color w:val="0563C1"/>
@@ -3297,9 +3275,16 @@
             <w:rFonts w:ascii="TH Sarabun New" w:hAnsi="TH Sarabun New" w:eastAsia="TH Sarabun New"/>
             <w:sz w:val="30"/>
           </w:rPr>
-          <w:t>farm_monitor.py</w:t>
+          <w:t>fake_board.html?team=team99</w:t>
         </w:r>
       </w:hyperlink>
+      <w:r>
+        <w:rPr>
+          <w:rFonts w:ascii="TH Sarabun New" w:hAnsi="TH Sarabun New" w:eastAsia="TH Sarabun New"/>
+          <w:sz w:val="30"/>
+        </w:rPr>
+        <w:t xml:space="preserve"> แล้วกด เริ่ม และเปิด farm_web.html ด้วย team99 เหมือนกัน</w:t>
+      </w:r>
     </w:p>
     <w:p>
       <w:pPr>
@@ -3342,7 +3327,7 @@
         <w:rPr>
           <w:sz w:val="30"/>
         </w:rPr>
-        <w:t>☐ ตั้งค่า SOIL_MIN ของกลุ่ม</w:t>
+        <w:t>☐ เติมกฎดินแห้งของกลุ่มใน farm_web.html (TODO 3 ในสไลด์) แล้วตั้งค่า SOIL_MIN</w:t>
       </w:r>
     </w:p>
     <w:p>
@@ -3353,7 +3338,7 @@
         <w:rPr>
           <w:sz w:val="30"/>
         </w:rPr>
-        <w:t>☐ ให้แอปบันทึกข้อมูลเป็น farm_log_&lt;TEAM&gt;.csv</w:t>
+        <w:t>☐ ให้แอปเก็บข้อมูลไว้ แล้วดาวน์โหลดเป็น farm_log_&lt;TEAM&gt;.csv</w:t>
       </w:r>
     </w:p>
     <w:p>
@@ -3366,7 +3351,7 @@
     </w:p>
     <w:p>
       <w:r>
-        <w:t>กฎตัวอย่างในไฟล์: ถ้า soil ต่ำกว่า SOIL_MIN และปั๊มยังไม่เปิด ให้ส่งคำสั่งเปิดปั๊ม โดยรออย่างน้อย COOLDOWN_S ก่อนสั่งซ้ำ</w:t>
+        <w:t>กฎตัวอย่าง (เติมเองใน farm_web.html ตามสไลด์ หรือให้ AI ช่วยด้วยประโยค ข. ของสัญญาข้อ 7): ถ้า soil ต่ำกว่า SOIL_MIN และปั๊มยังไม่เปิด ให้ส่งคำสั่งเปิดปั๊ม โดยรออย่างน้อย COOLDOWN_S ก่อนสั่งซ้ำ</w:t>
       </w:r>
     </w:p>
     <w:tbl>
@@ -3590,7 +3575,7 @@
         <w:rPr>
           <w:sz w:val="30"/>
         </w:rPr>
-        <w:t>☐ กด Ctrl+C เพื่อหยุดแอป</w:t>
+        <w:t>☐ กด ดาวน์โหลด CSV บนหน้าเว็บ ก่อนปิดหรือรีเฟรชหน้า (ข้อมูลเก็บในเบราว์เซอร์)</w:t>
       </w:r>
     </w:p>
     <w:p>
@@ -5621,9 +5606,9 @@
           <w:rFonts w:ascii="TH Sarabun New" w:hAnsi="TH Sarabun New" w:eastAsia="TH Sarabun New"/>
           <w:sz w:val="30"/>
         </w:rPr>
-        <w:t xml:space="preserve">☐ แอปรัน </w:t>
+        <w:t xml:space="preserve">☐ แอป: </w:t>
       </w:r>
-      <w:hyperlink r:id="rId15">
+      <w:hyperlink r:id="rId19">
         <w:r>
           <w:rPr>
             <w:color w:val="0563C1"/>
@@ -5631,9 +5616,16 @@
             <w:rFonts w:ascii="TH Sarabun New" w:hAnsi="TH Sarabun New" w:eastAsia="TH Sarabun New"/>
             <w:sz w:val="30"/>
           </w:rPr>
-          <w:t>farm_monitor.py</w:t>
+          <w:t>farm_web.html</w:t>
         </w:r>
       </w:hyperlink>
+      <w:r>
+        <w:rPr>
+          <w:rFonts w:ascii="TH Sarabun New" w:hAnsi="TH Sarabun New" w:eastAsia="TH Sarabun New"/>
+          <w:sz w:val="30"/>
+        </w:rPr>
+        <w:t xml:space="preserve"> ที่เติมกฎดินแห้งแล้ว เปิดค้างไว้</w:t>
+      </w:r>
     </w:p>
     <w:p>
       <w:pPr>
@@ -6185,6 +6177,13 @@
       <w:pPr>
         <w:spacing w:after="40"/>
       </w:pPr>
+      <w:r>
+        <w:rPr>
+          <w:rFonts w:ascii="TH Sarabun New" w:hAnsi="TH Sarabun New" w:eastAsia="TH Sarabun New"/>
+          <w:sz w:val="30"/>
+        </w:rPr>
+        <w:t xml:space="preserve">☐ ทดลอง </w:t>
+      </w:r>
       <w:hyperlink r:id="rId17">
         <w:r>
           <w:rPr>
@@ -6201,9 +6200,9 @@
           <w:rFonts w:ascii="TH Sarabun New" w:hAnsi="TH Sarabun New" w:eastAsia="TH Sarabun New"/>
           <w:sz w:val="30"/>
         </w:rPr>
-        <w:t>☐ ทดลอง  ร่วมกับ app/</w:t>
+        <w:t xml:space="preserve"> ร่วมกับ PLC Simulator ใน </w:t>
       </w:r>
-      <w:hyperlink r:id="rId18">
+      <w:hyperlink r:id="rId19">
         <w:r>
           <w:rPr>
             <w:color w:val="0563C1"/>
@@ -6211,7 +6210,7 @@
             <w:rFonts w:ascii="TH Sarabun New" w:hAnsi="TH Sarabun New" w:eastAsia="TH Sarabun New"/>
             <w:sz w:val="30"/>
           </w:rPr>
-          <w:t>field_sim.py</w:t>
+          <w:t>farm_web.html</w:t>
         </w:r>
       </w:hyperlink>
     </w:p>
@@ -6544,9 +6543,9 @@
           <w:rFonts w:ascii="TH Sarabun New" w:hAnsi="TH Sarabun New" w:eastAsia="TH Sarabun New"/>
           <w:sz w:val="30"/>
         </w:rPr>
-        <w:t>☐ รัน app/</w:t>
+        <w:t xml:space="preserve">☐ เปิด PLC Simulator ใน </w:t>
       </w:r>
-      <w:hyperlink r:id="rId18">
+      <w:hyperlink r:id="rId19">
         <w:r>
           <w:rPr>
             <w:color w:val="0563C1"/>
@@ -6554,7 +6553,7 @@
             <w:rFonts w:ascii="TH Sarabun New" w:hAnsi="TH Sarabun New" w:eastAsia="TH Sarabun New"/>
             <w:sz w:val="30"/>
           </w:rPr>
-          <w:t>field_sim.py</w:t>
+          <w:t>farm_web.html</w:t>
         </w:r>
       </w:hyperlink>
       <w:r>
@@ -6562,7 +6561,7 @@
           <w:rFonts w:ascii="TH Sarabun New" w:hAnsi="TH Sarabun New" w:eastAsia="TH Sarabun New"/>
           <w:sz w:val="30"/>
         </w:rPr>
-        <w:t xml:space="preserve"> หรือใช้บอร์ดอีกกลุ่มเป็น field station</w:t>
+        <w:t xml:space="preserve"> (กด เริ่ม PLC Simulator) หรือใช้บอร์ดอีกกลุ่มเป็น field station</w:t>
       </w:r>
     </w:p>
     <w:p>
@@ -6596,25 +6595,7 @@
           <w:rFonts w:ascii="TH Sarabun New" w:hAnsi="TH Sarabun New" w:eastAsia="TH Sarabun New"/>
           <w:sz w:val="30"/>
         </w:rPr>
-        <w:t xml:space="preserve">☐ หยุด </w:t>
-      </w:r>
-      <w:hyperlink r:id="rId18">
-        <w:r>
-          <w:rPr>
-            <w:color w:val="0563C1"/>
-            <w:u w:val="single"/>
-            <w:rFonts w:ascii="TH Sarabun New" w:hAnsi="TH Sarabun New" w:eastAsia="TH Sarabun New"/>
-            <w:sz w:val="30"/>
-          </w:rPr>
-          <w:t>field_sim.py</w:t>
-        </w:r>
-      </w:hyperlink>
-      <w:r>
-        <w:rPr>
-          <w:rFonts w:ascii="TH Sarabun New" w:hAnsi="TH Sarabun New" w:eastAsia="TH Sarabun New"/>
-          <w:sz w:val="30"/>
-        </w:rPr>
-        <w:t xml:space="preserve"> แล้วดูว่า Gateway แจ้ง PLC หลุดหรือไม่</w:t>
+        <w:t>☐ กด จำลอง PLC หลุด ใน farm_web.html แล้วดูว่า Gateway แจ้ง PLC หลุดหรือไม่</w:t>
       </w:r>
     </w:p>
     <w:tbl>
@@ -6820,7 +6801,7 @@
                 <w:b w:val="0"/>
                 <w:sz w:val="26"/>
               </w:rPr>
-              <w:t>หยุด field_sim แล้วระบบรู้ว่า PLC/แหล่งข้อมูลหาย</w:t>
+              <w:t>จำลอง PLC หลุด แล้วระบบรู้ว่า PLC/แหล่งข้อมูลหาย</w:t>
             </w:r>
           </w:p>
         </w:tc>
